--- a/04-week/02-session/02-activity/Articulos.docx
+++ b/04-week/02-session/02-activity/Articulos.docx
@@ -500,6 +500,270 @@
           <w:szCs w:val="24"/>
         </w:rPr>
         <w:lastRenderedPageBreak/>
+        <w:t>PRESENTACIÓN</w:t>
+      </w:r>
+    </w:p>
+    <w:p>
+      <w:pPr>
+        <w:spacing w:line="480" w:lineRule="auto"/>
+        <w:jc w:val="center"/>
+        <w:rPr>
+          <w:rFonts w:ascii="Times New Roman" w:hAnsi="Times New Roman" w:cs="Times New Roman"/>
+          <w:b/>
+          <w:bCs/>
+          <w:sz w:val="24"/>
+          <w:szCs w:val="24"/>
+        </w:rPr>
+      </w:pPr>
+      <w:r>
+        <w:rPr>
+          <w:noProof/>
+        </w:rPr>
+        <w:drawing>
+          <wp:inline distT="0" distB="0" distL="0" distR="0" wp14:anchorId="7240A37C" wp14:editId="5614D7CF">
+            <wp:extent cx="1447800" cy="2433853"/>
+            <wp:effectExtent l="0" t="0" r="0" b="5080"/>
+            <wp:docPr id="1895166191" name="Imagen 2"/>
+            <wp:cNvGraphicFramePr>
+              <a:graphicFrameLocks xmlns:a="http://schemas.openxmlformats.org/drawingml/2006/main" noChangeAspect="1"/>
+            </wp:cNvGraphicFramePr>
+            <a:graphic xmlns:a="http://schemas.openxmlformats.org/drawingml/2006/main">
+              <a:graphicData uri="http://schemas.openxmlformats.org/drawingml/2006/picture">
+                <pic:pic xmlns:pic="http://schemas.openxmlformats.org/drawingml/2006/picture">
+                  <pic:nvPicPr>
+                    <pic:cNvPr id="0" name="Picture 3"/>
+                    <pic:cNvPicPr>
+                      <a:picLocks noChangeAspect="1" noChangeArrowheads="1"/>
+                    </pic:cNvPicPr>
+                  </pic:nvPicPr>
+                  <pic:blipFill rotWithShape="1">
+                    <a:blip r:embed="rId5" cstate="print">
+                      <a:extLst>
+                        <a:ext uri="{28A0092B-C50C-407E-A947-70E740481C1C}">
+                          <a14:useLocalDpi xmlns:a14="http://schemas.microsoft.com/office/drawing/2010/main" val="0"/>
+                        </a:ext>
+                      </a:extLst>
+                    </a:blip>
+                    <a:srcRect t="5093" b="19260"/>
+                    <a:stretch>
+                      <a:fillRect/>
+                    </a:stretch>
+                  </pic:blipFill>
+                  <pic:spPr bwMode="auto">
+                    <a:xfrm>
+                      <a:off x="0" y="0"/>
+                      <a:ext cx="1451865" cy="2440686"/>
+                    </a:xfrm>
+                    <a:prstGeom prst="rect">
+                      <a:avLst/>
+                    </a:prstGeom>
+                    <a:noFill/>
+                    <a:ln>
+                      <a:noFill/>
+                    </a:ln>
+                    <a:extLst>
+                      <a:ext uri="{53640926-AAD7-44D8-BBD7-CCE9431645EC}">
+                        <a14:shadowObscured xmlns:a14="http://schemas.microsoft.com/office/drawing/2010/main"/>
+                      </a:ext>
+                    </a:extLst>
+                  </pic:spPr>
+                </pic:pic>
+              </a:graphicData>
+            </a:graphic>
+          </wp:inline>
+        </w:drawing>
+      </w:r>
+    </w:p>
+    <w:p>
+      <w:pPr>
+        <w:spacing w:line="480" w:lineRule="auto"/>
+        <w:rPr>
+          <w:rFonts w:ascii="Times New Roman" w:hAnsi="Times New Roman" w:cs="Times New Roman"/>
+          <w:sz w:val="24"/>
+          <w:szCs w:val="24"/>
+        </w:rPr>
+      </w:pPr>
+      <w:r>
+        <w:rPr>
+          <w:rFonts w:ascii="Times New Roman" w:hAnsi="Times New Roman" w:cs="Times New Roman"/>
+          <w:sz w:val="24"/>
+          <w:szCs w:val="24"/>
+        </w:rPr>
+        <w:t>S</w:t>
+      </w:r>
+      <w:r>
+        <w:rPr>
+          <w:rFonts w:ascii="Times New Roman" w:hAnsi="Times New Roman" w:cs="Times New Roman"/>
+          <w:sz w:val="24"/>
+          <w:szCs w:val="24"/>
+        </w:rPr>
+        <w:t>oy Ma</w:t>
+      </w:r>
+      <w:r>
+        <w:rPr>
+          <w:rFonts w:ascii="Times New Roman" w:hAnsi="Times New Roman" w:cs="Times New Roman"/>
+          <w:sz w:val="24"/>
+          <w:szCs w:val="24"/>
+        </w:rPr>
+        <w:t>ria Fernanda</w:t>
+      </w:r>
+      <w:r>
+        <w:rPr>
+          <w:rFonts w:ascii="Times New Roman" w:hAnsi="Times New Roman" w:cs="Times New Roman"/>
+          <w:sz w:val="24"/>
+          <w:szCs w:val="24"/>
+        </w:rPr>
+        <w:t xml:space="preserve"> Losada</w:t>
+      </w:r>
+      <w:r>
+        <w:rPr>
+          <w:rFonts w:ascii="Times New Roman" w:hAnsi="Times New Roman" w:cs="Times New Roman"/>
+          <w:sz w:val="24"/>
+          <w:szCs w:val="24"/>
+        </w:rPr>
+        <w:t xml:space="preserve"> Silva</w:t>
+      </w:r>
+      <w:r>
+        <w:rPr>
+          <w:rFonts w:ascii="Times New Roman" w:hAnsi="Times New Roman" w:cs="Times New Roman"/>
+          <w:sz w:val="24"/>
+          <w:szCs w:val="24"/>
+        </w:rPr>
+        <w:t xml:space="preserve">, tengo 18 años y actualmente soy </w:t>
+      </w:r>
+      <w:r>
+        <w:rPr>
+          <w:rFonts w:ascii="Times New Roman" w:hAnsi="Times New Roman" w:cs="Times New Roman"/>
+          <w:sz w:val="24"/>
+          <w:szCs w:val="24"/>
+        </w:rPr>
+        <w:t>aprendiz</w:t>
+      </w:r>
+      <w:r>
+        <w:rPr>
+          <w:rFonts w:ascii="Times New Roman" w:hAnsi="Times New Roman" w:cs="Times New Roman"/>
+          <w:sz w:val="24"/>
+          <w:szCs w:val="24"/>
+        </w:rPr>
+        <w:t xml:space="preserve"> del programa Tecnólogo en Análisis y Desarrollo de Software en el SENA. Desde hace cuatro años me he vinculado al área de software, fortaleciendo mis conocimientos e interés por el desarrollo de aplicaciones y la creación de soluciones tecnológicas que apoyen diferentes procesos.</w:t>
+      </w:r>
+    </w:p>
+    <w:p>
+      <w:pPr>
+        <w:spacing w:line="480" w:lineRule="auto"/>
+        <w:rPr>
+          <w:rFonts w:ascii="Times New Roman" w:hAnsi="Times New Roman" w:cs="Times New Roman"/>
+          <w:sz w:val="24"/>
+          <w:szCs w:val="24"/>
+        </w:rPr>
+      </w:pPr>
+      <w:r>
+        <w:rPr>
+          <w:rFonts w:ascii="Times New Roman" w:hAnsi="Times New Roman" w:cs="Times New Roman"/>
+          <w:sz w:val="24"/>
+          <w:szCs w:val="24"/>
+        </w:rPr>
+        <w:t xml:space="preserve">Durante mi formación y experiencia práctica, he trabajado con distintos lenguajes y herramientas como HTML, CSS, </w:t>
+      </w:r>
+      <w:r>
+        <w:rPr>
+          <w:rFonts w:ascii="Times New Roman" w:hAnsi="Times New Roman" w:cs="Times New Roman"/>
+          <w:sz w:val="24"/>
+          <w:szCs w:val="24"/>
+        </w:rPr>
+        <w:t xml:space="preserve">PHP, </w:t>
+      </w:r>
+      <w:r>
+        <w:rPr>
+          <w:rFonts w:ascii="Times New Roman" w:hAnsi="Times New Roman" w:cs="Times New Roman"/>
+          <w:sz w:val="24"/>
+          <w:szCs w:val="24"/>
+        </w:rPr>
+        <w:t xml:space="preserve">JavaScript, Java, </w:t>
+      </w:r>
+      <w:proofErr w:type="spellStart"/>
+      <w:r>
+        <w:rPr>
+          <w:rFonts w:ascii="Times New Roman" w:hAnsi="Times New Roman" w:cs="Times New Roman"/>
+          <w:sz w:val="24"/>
+          <w:szCs w:val="24"/>
+        </w:rPr>
+        <w:t>React</w:t>
+      </w:r>
+      <w:proofErr w:type="spellEnd"/>
+      <w:r>
+        <w:rPr>
+          <w:rFonts w:ascii="Times New Roman" w:hAnsi="Times New Roman" w:cs="Times New Roman"/>
+          <w:sz w:val="24"/>
+          <w:szCs w:val="24"/>
+        </w:rPr>
+        <w:t xml:space="preserve"> y </w:t>
+      </w:r>
+      <w:r>
+        <w:rPr>
+          <w:rFonts w:ascii="Times New Roman" w:hAnsi="Times New Roman" w:cs="Times New Roman"/>
+          <w:sz w:val="24"/>
+          <w:szCs w:val="24"/>
+        </w:rPr>
+        <w:t>Angular</w:t>
+      </w:r>
+      <w:r>
+        <w:rPr>
+          <w:rFonts w:ascii="Times New Roman" w:hAnsi="Times New Roman" w:cs="Times New Roman"/>
+          <w:sz w:val="24"/>
+          <w:szCs w:val="24"/>
+        </w:rPr>
+        <w:t>, lo que me ha permitido desarrollar proyectos académicos y personales enfocados en programación, diseño de interfaces y aplicaciones web.</w:t>
+      </w:r>
+    </w:p>
+    <w:p>
+      <w:pPr>
+        <w:spacing w:line="480" w:lineRule="auto"/>
+        <w:rPr>
+          <w:rFonts w:ascii="Times New Roman" w:hAnsi="Times New Roman" w:cs="Times New Roman"/>
+          <w:sz w:val="24"/>
+          <w:szCs w:val="24"/>
+        </w:rPr>
+      </w:pPr>
+      <w:r>
+        <w:rPr>
+          <w:rFonts w:ascii="Times New Roman" w:hAnsi="Times New Roman" w:cs="Times New Roman"/>
+          <w:sz w:val="24"/>
+          <w:szCs w:val="24"/>
+        </w:rPr>
+        <w:t>Mi motivación principal es seguir aprendiendo y consolidar una trayectoria en el desarrollo de software, buscando crecer tanto en lo académico como en lo profesional, y aportando soluciones innovadoras que generen impacto en diferentes contextos.</w:t>
+      </w:r>
+    </w:p>
+    <w:p>
+      <w:pPr>
+        <w:spacing w:line="480" w:lineRule="auto"/>
+        <w:rPr>
+          <w:rFonts w:ascii="Times New Roman" w:hAnsi="Times New Roman" w:cs="Times New Roman"/>
+          <w:sz w:val="24"/>
+          <w:szCs w:val="24"/>
+        </w:rPr>
+      </w:pPr>
+    </w:p>
+    <w:p>
+      <w:pPr>
+        <w:spacing w:line="480" w:lineRule="auto"/>
+        <w:jc w:val="center"/>
+        <w:rPr>
+          <w:rFonts w:ascii="Times New Roman" w:hAnsi="Times New Roman" w:cs="Times New Roman"/>
+          <w:b/>
+          <w:bCs/>
+          <w:sz w:val="24"/>
+          <w:szCs w:val="24"/>
+        </w:rPr>
+      </w:pPr>
+      <w:r>
+        <w:rPr>
+          <w:rFonts w:ascii="Times New Roman" w:hAnsi="Times New Roman" w:cs="Times New Roman"/>
+          <w:b/>
+          <w:bCs/>
+          <w:sz w:val="24"/>
+          <w:szCs w:val="24"/>
+        </w:rPr>
         <w:t>ARTÍCULO 1</w:t>
       </w:r>
     </w:p>
@@ -563,7 +827,26 @@
           <w:sz w:val="24"/>
           <w:szCs w:val="24"/>
         </w:rPr>
-        <w:t>El artículo aborda la evolución y el estado actual de las metodologías de desarrollo de aplicaciones móviles, un campo que ha crecido de manera acelerada desde finales de los años 90 con la masificación de los celulares. Con la llegada de las tiendas de aplicaciones en 2007-2008, la demanda de apps se disparó y obligó a los desarrolladores a buscar formas más organizadas y efectivas de trabajo para asegurar calidad, rapidez y satisfacción del usuario.</w:t>
+        <w:lastRenderedPageBreak/>
+        <w:t xml:space="preserve">El artículo aborda la evolución y el estado actual de las metodologías de desarrollo de aplicaciones móviles, un campo que ha crecido de manera acelerada desde finales de los años 90 con la masificación de los celulares. Con la llegada de las tiendas de aplicaciones en 2007-2008, la demanda de </w:t>
+      </w:r>
+      <w:proofErr w:type="gramStart"/>
+      <w:r>
+        <w:rPr>
+          <w:rFonts w:ascii="Times New Roman" w:hAnsi="Times New Roman" w:cs="Times New Roman"/>
+          <w:sz w:val="24"/>
+          <w:szCs w:val="24"/>
+        </w:rPr>
+        <w:t>apps</w:t>
+      </w:r>
+      <w:proofErr w:type="gramEnd"/>
+      <w:r>
+        <w:rPr>
+          <w:rFonts w:ascii="Times New Roman" w:hAnsi="Times New Roman" w:cs="Times New Roman"/>
+          <w:sz w:val="24"/>
+          <w:szCs w:val="24"/>
+        </w:rPr>
+        <w:t xml:space="preserve"> se disparó y obligó a los desarrolladores a buscar formas más organizadas y efectivas de trabajo para asegurar calidad, rapidez y satisfacción del usuario.</w:t>
       </w:r>
       <w:r>
         <w:rPr>
@@ -691,7 +974,7 @@
                     </pic:cNvPicPr>
                   </pic:nvPicPr>
                   <pic:blipFill rotWithShape="1">
-                    <a:blip r:embed="rId5">
+                    <a:blip r:embed="rId6">
                       <a:extLst>
                         <a:ext uri="{28A0092B-C50C-407E-A947-70E740481C1C}">
                           <a14:useLocalDpi xmlns:a14="http://schemas.microsoft.com/office/drawing/2010/main" val="0"/>
@@ -851,7 +1134,7 @@
         </w:rPr>
         <w:t xml:space="preserve"> Coruña. </w:t>
       </w:r>
-      <w:hyperlink r:id="rId6" w:history="1">
+      <w:hyperlink r:id="rId7" w:history="1">
         <w:r>
           <w:rPr>
             <w:rStyle w:val="Hipervnculo"/>
@@ -1389,7 +1672,7 @@
                     </pic:cNvPicPr>
                   </pic:nvPicPr>
                   <pic:blipFill rotWithShape="1">
-                    <a:blip r:embed="rId7" cstate="print">
+                    <a:blip r:embed="rId8" cstate="print">
                       <a:extLst>
                         <a:ext uri="{28A0092B-C50C-407E-A947-70E740481C1C}">
                           <a14:useLocalDpi xmlns:a14="http://schemas.microsoft.com/office/drawing/2010/main" val="0"/>
@@ -1551,7 +1834,7 @@
           <w:szCs w:val="24"/>
         </w:rPr>
       </w:pPr>
-      <w:hyperlink r:id="rId8" w:history="1">
+      <w:hyperlink r:id="rId9" w:history="1">
         <w:r>
           <w:rPr>
             <w:rStyle w:val="Hipervnculo"/>
@@ -1559,7 +1842,47 @@
             <w:sz w:val="24"/>
             <w:szCs w:val="24"/>
           </w:rPr>
-          <w:t>Técnica de elicitación de requisitos: mapeo sistemático de la literatura | Revista Cientifica de la Universidad Nacional de Villarrica del Espiritu Santo</w:t>
+          <w:t xml:space="preserve">Técnica de elicitación de requisitos: mapeo sistemático de la literatura | Revista </w:t>
+        </w:r>
+        <w:proofErr w:type="spellStart"/>
+        <w:r>
+          <w:rPr>
+            <w:rStyle w:val="Hipervnculo"/>
+            <w:rFonts w:ascii="Times New Roman" w:hAnsi="Times New Roman" w:cs="Times New Roman"/>
+            <w:sz w:val="24"/>
+            <w:szCs w:val="24"/>
+          </w:rPr>
+          <w:t>Cientifica</w:t>
+        </w:r>
+        <w:proofErr w:type="spellEnd"/>
+        <w:r>
+          <w:rPr>
+            <w:rStyle w:val="Hipervnculo"/>
+            <w:rFonts w:ascii="Times New Roman" w:hAnsi="Times New Roman" w:cs="Times New Roman"/>
+            <w:sz w:val="24"/>
+            <w:szCs w:val="24"/>
+          </w:rPr>
+          <w:t xml:space="preserve"> de la Universidad Nacional de Villarrica del </w:t>
+        </w:r>
+        <w:proofErr w:type="spellStart"/>
+        <w:r>
+          <w:rPr>
+            <w:rStyle w:val="Hipervnculo"/>
+            <w:rFonts w:ascii="Times New Roman" w:hAnsi="Times New Roman" w:cs="Times New Roman"/>
+            <w:sz w:val="24"/>
+            <w:szCs w:val="24"/>
+          </w:rPr>
+          <w:t>Espiritu</w:t>
+        </w:r>
+        <w:proofErr w:type="spellEnd"/>
+        <w:r>
+          <w:rPr>
+            <w:rStyle w:val="Hipervnculo"/>
+            <w:rFonts w:ascii="Times New Roman" w:hAnsi="Times New Roman" w:cs="Times New Roman"/>
+            <w:sz w:val="24"/>
+            <w:szCs w:val="24"/>
+          </w:rPr>
+          <w:t xml:space="preserve"> Santo</w:t>
         </w:r>
       </w:hyperlink>
     </w:p>
@@ -1880,7 +2203,7 @@
                     </pic:cNvPicPr>
                   </pic:nvPicPr>
                   <pic:blipFill rotWithShape="1">
-                    <a:blip r:embed="rId9">
+                    <a:blip r:embed="rId10">
                       <a:extLst>
                         <a:ext uri="{28A0092B-C50C-407E-A947-70E740481C1C}">
                           <a14:useLocalDpi xmlns:a14="http://schemas.microsoft.com/office/drawing/2010/main" val="0"/>
@@ -2070,7 +2393,7 @@
           <w:szCs w:val="24"/>
         </w:rPr>
       </w:pPr>
-      <w:hyperlink r:id="rId10" w:history="1">
+      <w:hyperlink r:id="rId11" w:history="1">
         <w:r>
           <w:rPr>
             <w:rStyle w:val="Hipervnculo"/>
@@ -2146,7 +2469,51 @@
           <w:sz w:val="24"/>
           <w:szCs w:val="24"/>
         </w:rPr>
-        <w:t>Análisis de Frameworks Frontend para Aplicar UX/UI en el desarrollo Web.</w:t>
+        <w:t xml:space="preserve">Análisis de </w:t>
+      </w:r>
+      <w:proofErr w:type="spellStart"/>
+      <w:r>
+        <w:rPr>
+          <w:rFonts w:ascii="Times New Roman" w:hAnsi="Times New Roman" w:cs="Times New Roman"/>
+          <w:b/>
+          <w:bCs/>
+          <w:sz w:val="24"/>
+          <w:szCs w:val="24"/>
+        </w:rPr>
+        <w:t>Frameworks</w:t>
+      </w:r>
+      <w:proofErr w:type="spellEnd"/>
+      <w:r>
+        <w:rPr>
+          <w:rFonts w:ascii="Times New Roman" w:hAnsi="Times New Roman" w:cs="Times New Roman"/>
+          <w:b/>
+          <w:bCs/>
+          <w:sz w:val="24"/>
+          <w:szCs w:val="24"/>
+        </w:rPr>
+        <w:t xml:space="preserve"> </w:t>
+      </w:r>
+      <w:proofErr w:type="spellStart"/>
+      <w:r>
+        <w:rPr>
+          <w:rFonts w:ascii="Times New Roman" w:hAnsi="Times New Roman" w:cs="Times New Roman"/>
+          <w:b/>
+          <w:bCs/>
+          <w:sz w:val="24"/>
+          <w:szCs w:val="24"/>
+        </w:rPr>
+        <w:t>Frontend</w:t>
+      </w:r>
+      <w:proofErr w:type="spellEnd"/>
+      <w:r>
+        <w:rPr>
+          <w:rFonts w:ascii="Times New Roman" w:hAnsi="Times New Roman" w:cs="Times New Roman"/>
+          <w:b/>
+          <w:bCs/>
+          <w:sz w:val="24"/>
+          <w:szCs w:val="24"/>
+        </w:rPr>
+        <w:t xml:space="preserve"> para Aplicar UX/UI en el desarrollo Web.</w:t>
       </w:r>
     </w:p>
     <w:p>
@@ -2188,14 +2555,45 @@
         </w:rPr>
         <w:t xml:space="preserve">El artículo se centra en la importancia de elegir adecuadamente un </w:t>
       </w:r>
-      <w:r>
-        <w:rPr>
-          <w:rFonts w:ascii="Times New Roman" w:hAnsi="Times New Roman" w:cs="Times New Roman"/>
-          <w:bCs/>
-          <w:sz w:val="24"/>
-          <w:szCs w:val="24"/>
-        </w:rPr>
-        <w:t xml:space="preserve">framework frontend </w:t>
+      <w:proofErr w:type="spellStart"/>
+      <w:r>
+        <w:rPr>
+          <w:rFonts w:ascii="Times New Roman" w:hAnsi="Times New Roman" w:cs="Times New Roman"/>
+          <w:bCs/>
+          <w:sz w:val="24"/>
+          <w:szCs w:val="24"/>
+        </w:rPr>
+        <w:t>framework</w:t>
+      </w:r>
+      <w:proofErr w:type="spellEnd"/>
+      <w:r>
+        <w:rPr>
+          <w:rFonts w:ascii="Times New Roman" w:hAnsi="Times New Roman" w:cs="Times New Roman"/>
+          <w:bCs/>
+          <w:sz w:val="24"/>
+          <w:szCs w:val="24"/>
+        </w:rPr>
+        <w:t xml:space="preserve"> </w:t>
+      </w:r>
+      <w:proofErr w:type="spellStart"/>
+      <w:r>
+        <w:rPr>
+          <w:rFonts w:ascii="Times New Roman" w:hAnsi="Times New Roman" w:cs="Times New Roman"/>
+          <w:bCs/>
+          <w:sz w:val="24"/>
+          <w:szCs w:val="24"/>
+        </w:rPr>
+        <w:t>frontend</w:t>
+      </w:r>
+      <w:proofErr w:type="spellEnd"/>
+      <w:r>
+        <w:rPr>
+          <w:rFonts w:ascii="Times New Roman" w:hAnsi="Times New Roman" w:cs="Times New Roman"/>
+          <w:bCs/>
+          <w:sz w:val="24"/>
+          <w:szCs w:val="24"/>
+        </w:rPr>
+        <w:t xml:space="preserve"> </w:t>
       </w:r>
       <w:r>
         <w:rPr>
@@ -2236,24 +2634,116 @@
           <w:sz w:val="24"/>
           <w:szCs w:val="24"/>
         </w:rPr>
-        <w:t xml:space="preserve">El estudio analiza y compara distintos frameworks de frontend, como </w:t>
-      </w:r>
-      <w:r>
-        <w:rPr>
-          <w:rFonts w:ascii="Times New Roman" w:hAnsi="Times New Roman" w:cs="Times New Roman"/>
-          <w:bCs/>
-          <w:sz w:val="24"/>
-          <w:szCs w:val="24"/>
-        </w:rPr>
-        <w:t>Angular, React y Vue.js</w:t>
-      </w:r>
-      <w:r>
-        <w:rPr>
-          <w:rFonts w:ascii="Times New Roman" w:hAnsi="Times New Roman" w:cs="Times New Roman"/>
-          <w:sz w:val="24"/>
-          <w:szCs w:val="24"/>
-        </w:rPr>
-        <w:t xml:space="preserve">, que son los más utilizados en la industria. El artículo también destaca cómo estos frameworks permiten aplicar de manera más eficiente los principios de UX/UI, ya que brindan herramientas para manejar la interacción, la navegación, la organización visual de los elementos y la adaptabilidad a diferentes dispositivos. Uno de los hallazgos importantes es que no existe un framework “perfecto” o universal, sino que la </w:t>
+        <w:t xml:space="preserve">El estudio analiza y compara distintos </w:t>
+      </w:r>
+      <w:proofErr w:type="spellStart"/>
+      <w:r>
+        <w:rPr>
+          <w:rFonts w:ascii="Times New Roman" w:hAnsi="Times New Roman" w:cs="Times New Roman"/>
+          <w:sz w:val="24"/>
+          <w:szCs w:val="24"/>
+        </w:rPr>
+        <w:t>frameworks</w:t>
+      </w:r>
+      <w:proofErr w:type="spellEnd"/>
+      <w:r>
+        <w:rPr>
+          <w:rFonts w:ascii="Times New Roman" w:hAnsi="Times New Roman" w:cs="Times New Roman"/>
+          <w:sz w:val="24"/>
+          <w:szCs w:val="24"/>
+        </w:rPr>
+        <w:t xml:space="preserve"> de </w:t>
+      </w:r>
+      <w:proofErr w:type="spellStart"/>
+      <w:r>
+        <w:rPr>
+          <w:rFonts w:ascii="Times New Roman" w:hAnsi="Times New Roman" w:cs="Times New Roman"/>
+          <w:sz w:val="24"/>
+          <w:szCs w:val="24"/>
+        </w:rPr>
+        <w:t>frontend</w:t>
+      </w:r>
+      <w:proofErr w:type="spellEnd"/>
+      <w:r>
+        <w:rPr>
+          <w:rFonts w:ascii="Times New Roman" w:hAnsi="Times New Roman" w:cs="Times New Roman"/>
+          <w:sz w:val="24"/>
+          <w:szCs w:val="24"/>
+        </w:rPr>
+        <w:t xml:space="preserve">, como </w:t>
+      </w:r>
+      <w:r>
+        <w:rPr>
+          <w:rFonts w:ascii="Times New Roman" w:hAnsi="Times New Roman" w:cs="Times New Roman"/>
+          <w:bCs/>
+          <w:sz w:val="24"/>
+          <w:szCs w:val="24"/>
+        </w:rPr>
+        <w:t xml:space="preserve">Angular, </w:t>
+      </w:r>
+      <w:proofErr w:type="spellStart"/>
+      <w:r>
+        <w:rPr>
+          <w:rFonts w:ascii="Times New Roman" w:hAnsi="Times New Roman" w:cs="Times New Roman"/>
+          <w:bCs/>
+          <w:sz w:val="24"/>
+          <w:szCs w:val="24"/>
+        </w:rPr>
+        <w:t>React</w:t>
+      </w:r>
+      <w:proofErr w:type="spellEnd"/>
+      <w:r>
+        <w:rPr>
+          <w:rFonts w:ascii="Times New Roman" w:hAnsi="Times New Roman" w:cs="Times New Roman"/>
+          <w:bCs/>
+          <w:sz w:val="24"/>
+          <w:szCs w:val="24"/>
+        </w:rPr>
+        <w:t xml:space="preserve"> y Vue.js</w:t>
+      </w:r>
+      <w:r>
+        <w:rPr>
+          <w:rFonts w:ascii="Times New Roman" w:hAnsi="Times New Roman" w:cs="Times New Roman"/>
+          <w:sz w:val="24"/>
+          <w:szCs w:val="24"/>
+        </w:rPr>
+        <w:t xml:space="preserve">, que son los más utilizados en la industria. El artículo también destaca cómo estos </w:t>
+      </w:r>
+      <w:proofErr w:type="spellStart"/>
+      <w:r>
+        <w:rPr>
+          <w:rFonts w:ascii="Times New Roman" w:hAnsi="Times New Roman" w:cs="Times New Roman"/>
+          <w:sz w:val="24"/>
+          <w:szCs w:val="24"/>
+        </w:rPr>
+        <w:t>frameworks</w:t>
+      </w:r>
+      <w:proofErr w:type="spellEnd"/>
+      <w:r>
+        <w:rPr>
+          <w:rFonts w:ascii="Times New Roman" w:hAnsi="Times New Roman" w:cs="Times New Roman"/>
+          <w:sz w:val="24"/>
+          <w:szCs w:val="24"/>
+        </w:rPr>
+        <w:t xml:space="preserve"> permiten aplicar de manera más eficiente los principios de UX/UI, ya que brindan herramientas para manejar la interacción, la navegación, la organización visual de los elementos y la adaptabilidad a diferentes dispositivos. Uno de los hallazgos importantes es que no existe un </w:t>
+      </w:r>
+      <w:proofErr w:type="spellStart"/>
+      <w:r>
+        <w:rPr>
+          <w:rFonts w:ascii="Times New Roman" w:hAnsi="Times New Roman" w:cs="Times New Roman"/>
+          <w:sz w:val="24"/>
+          <w:szCs w:val="24"/>
+        </w:rPr>
+        <w:t>framework</w:t>
+      </w:r>
+      <w:proofErr w:type="spellEnd"/>
+      <w:r>
+        <w:rPr>
+          <w:rFonts w:ascii="Times New Roman" w:hAnsi="Times New Roman" w:cs="Times New Roman"/>
+          <w:sz w:val="24"/>
+          <w:szCs w:val="24"/>
+        </w:rPr>
+        <w:t xml:space="preserve"> “perfecto” o universal, sino que la </w:t>
       </w:r>
       <w:r>
         <w:rPr>
@@ -2288,16 +2778,72 @@
           <w:sz w:val="24"/>
           <w:szCs w:val="24"/>
         </w:rPr>
-        <w:t xml:space="preserve">En conclusión, el artículo subraya que los frameworks frontend no solo son herramientas técnicas, sino que influyen directamente en la calidad de la experiencia que recibe el usuario. Por eso, </w:t>
-      </w:r>
-      <w:r>
-        <w:rPr>
-          <w:rFonts w:ascii="Times New Roman" w:hAnsi="Times New Roman" w:cs="Times New Roman"/>
-          <w:bCs/>
-          <w:sz w:val="24"/>
-          <w:szCs w:val="24"/>
-        </w:rPr>
-        <w:t>escoger el framework adecuado es una decisión estratégica</w:t>
+        <w:t xml:space="preserve">En conclusión, el artículo subraya que los </w:t>
+      </w:r>
+      <w:proofErr w:type="spellStart"/>
+      <w:r>
+        <w:rPr>
+          <w:rFonts w:ascii="Times New Roman" w:hAnsi="Times New Roman" w:cs="Times New Roman"/>
+          <w:sz w:val="24"/>
+          <w:szCs w:val="24"/>
+        </w:rPr>
+        <w:t>frameworks</w:t>
+      </w:r>
+      <w:proofErr w:type="spellEnd"/>
+      <w:r>
+        <w:rPr>
+          <w:rFonts w:ascii="Times New Roman" w:hAnsi="Times New Roman" w:cs="Times New Roman"/>
+          <w:sz w:val="24"/>
+          <w:szCs w:val="24"/>
+        </w:rPr>
+        <w:t xml:space="preserve"> </w:t>
+      </w:r>
+      <w:proofErr w:type="spellStart"/>
+      <w:r>
+        <w:rPr>
+          <w:rFonts w:ascii="Times New Roman" w:hAnsi="Times New Roman" w:cs="Times New Roman"/>
+          <w:sz w:val="24"/>
+          <w:szCs w:val="24"/>
+        </w:rPr>
+        <w:t>frontend</w:t>
+      </w:r>
+      <w:proofErr w:type="spellEnd"/>
+      <w:r>
+        <w:rPr>
+          <w:rFonts w:ascii="Times New Roman" w:hAnsi="Times New Roman" w:cs="Times New Roman"/>
+          <w:sz w:val="24"/>
+          <w:szCs w:val="24"/>
+        </w:rPr>
+        <w:t xml:space="preserve"> no solo son herramientas técnicas, sino que influyen directamente en la calidad de la experiencia que recibe el usuario. Por eso, </w:t>
+      </w:r>
+      <w:r>
+        <w:rPr>
+          <w:rFonts w:ascii="Times New Roman" w:hAnsi="Times New Roman" w:cs="Times New Roman"/>
+          <w:bCs/>
+          <w:sz w:val="24"/>
+          <w:szCs w:val="24"/>
+        </w:rPr>
+        <w:t xml:space="preserve">escoger el </w:t>
+      </w:r>
+      <w:proofErr w:type="spellStart"/>
+      <w:r>
+        <w:rPr>
+          <w:rFonts w:ascii="Times New Roman" w:hAnsi="Times New Roman" w:cs="Times New Roman"/>
+          <w:bCs/>
+          <w:sz w:val="24"/>
+          <w:szCs w:val="24"/>
+        </w:rPr>
+        <w:t>framework</w:t>
+      </w:r>
+      <w:proofErr w:type="spellEnd"/>
+      <w:r>
+        <w:rPr>
+          <w:rFonts w:ascii="Times New Roman" w:hAnsi="Times New Roman" w:cs="Times New Roman"/>
+          <w:bCs/>
+          <w:sz w:val="24"/>
+          <w:szCs w:val="24"/>
+        </w:rPr>
+        <w:t xml:space="preserve"> adecuado es una decisión estratégica</w:t>
       </w:r>
       <w:r>
         <w:rPr>
@@ -2350,7 +2896,7 @@
         </w:rPr>
         <w:lastRenderedPageBreak/>
         <w:drawing>
-          <wp:inline distT="0" distB="0" distL="0" distR="0" wp14:anchorId="1312B0D9" wp14:editId="2A3E88B7">
+          <wp:inline distT="0" distB="0" distL="0" distR="0" wp14:anchorId="1312B0D9" wp14:editId="5A88C574">
             <wp:extent cx="4008120" cy="2369820"/>
             <wp:effectExtent l="0" t="0" r="0" b="0"/>
             <wp:docPr id="1262494030" name="Imagen 4" descr="Escala de tiempo&#10;&#10;El contenido generado por IA puede ser incorrecto."/>
@@ -2367,7 +2913,7 @@
                     </pic:cNvPicPr>
                   </pic:nvPicPr>
                   <pic:blipFill rotWithShape="1">
-                    <a:blip r:embed="rId11" cstate="print">
+                    <a:blip r:embed="rId12" cstate="print">
                       <a:extLst>
                         <a:ext uri="{28A0092B-C50C-407E-A947-70E740481C1C}">
                           <a14:useLocalDpi xmlns:a14="http://schemas.microsoft.com/office/drawing/2010/main" val="0"/>
@@ -2441,7 +2987,61 @@
           <w:sz w:val="24"/>
           <w:szCs w:val="24"/>
         </w:rPr>
-        <w:t>El artículo subraya que la elección de un framework frontend no es solo una decisión técnica, sino estratégica, ya que influye directamente en experiencia de usuario y en la eficiencia del desarrollo. La reflexión clave es que no existe un framework universal; el éxito depende de alinear las características del proyecto con las fortalezas de cada herramienta.</w:t>
+        <w:t xml:space="preserve">El artículo subraya que la elección de un </w:t>
+      </w:r>
+      <w:proofErr w:type="spellStart"/>
+      <w:r>
+        <w:rPr>
+          <w:rFonts w:ascii="Times New Roman" w:hAnsi="Times New Roman" w:cs="Times New Roman"/>
+          <w:sz w:val="24"/>
+          <w:szCs w:val="24"/>
+        </w:rPr>
+        <w:t>framework</w:t>
+      </w:r>
+      <w:proofErr w:type="spellEnd"/>
+      <w:r>
+        <w:rPr>
+          <w:rFonts w:ascii="Times New Roman" w:hAnsi="Times New Roman" w:cs="Times New Roman"/>
+          <w:sz w:val="24"/>
+          <w:szCs w:val="24"/>
+        </w:rPr>
+        <w:t xml:space="preserve"> </w:t>
+      </w:r>
+      <w:proofErr w:type="spellStart"/>
+      <w:r>
+        <w:rPr>
+          <w:rFonts w:ascii="Times New Roman" w:hAnsi="Times New Roman" w:cs="Times New Roman"/>
+          <w:sz w:val="24"/>
+          <w:szCs w:val="24"/>
+        </w:rPr>
+        <w:t>frontend</w:t>
+      </w:r>
+      <w:proofErr w:type="spellEnd"/>
+      <w:r>
+        <w:rPr>
+          <w:rFonts w:ascii="Times New Roman" w:hAnsi="Times New Roman" w:cs="Times New Roman"/>
+          <w:sz w:val="24"/>
+          <w:szCs w:val="24"/>
+        </w:rPr>
+        <w:t xml:space="preserve"> no es solo una decisión técnica, sino estratégica, ya que influye directamente en experiencia de usuario y en la eficiencia del desarrollo. La reflexión clave es que no existe un </w:t>
+      </w:r>
+      <w:proofErr w:type="spellStart"/>
+      <w:r>
+        <w:rPr>
+          <w:rFonts w:ascii="Times New Roman" w:hAnsi="Times New Roman" w:cs="Times New Roman"/>
+          <w:sz w:val="24"/>
+          <w:szCs w:val="24"/>
+        </w:rPr>
+        <w:t>framework</w:t>
+      </w:r>
+      <w:proofErr w:type="spellEnd"/>
+      <w:r>
+        <w:rPr>
+          <w:rFonts w:ascii="Times New Roman" w:hAnsi="Times New Roman" w:cs="Times New Roman"/>
+          <w:sz w:val="24"/>
+          <w:szCs w:val="24"/>
+        </w:rPr>
+        <w:t xml:space="preserve"> universal; el éxito depende de alinear las características del proyecto con las fortalezas de cada herramienta.</w:t>
       </w:r>
     </w:p>
     <w:p>
@@ -2485,7 +3085,29 @@
           <w:sz w:val="24"/>
           <w:szCs w:val="24"/>
         </w:rPr>
-        <w:t xml:space="preserve">Tituaña Sangucho, J. P., Ojeda Carrasco, J. L., Girón Rodríguez, J. P., Bonilla Granja, D. S., &amp; Jara Moya, S. (2024). </w:t>
+        <w:t xml:space="preserve">Tituaña </w:t>
+      </w:r>
+      <w:proofErr w:type="spellStart"/>
+      <w:r>
+        <w:rPr>
+          <w:rFonts w:ascii="Times New Roman" w:hAnsi="Times New Roman" w:cs="Times New Roman"/>
+          <w:b/>
+          <w:bCs/>
+          <w:sz w:val="24"/>
+          <w:szCs w:val="24"/>
+        </w:rPr>
+        <w:t>Sangucho</w:t>
+      </w:r>
+      <w:proofErr w:type="spellEnd"/>
+      <w:r>
+        <w:rPr>
+          <w:rFonts w:ascii="Times New Roman" w:hAnsi="Times New Roman" w:cs="Times New Roman"/>
+          <w:b/>
+          <w:bCs/>
+          <w:sz w:val="24"/>
+          <w:szCs w:val="24"/>
+        </w:rPr>
+        <w:t xml:space="preserve">, J. P., Ojeda Carrasco, J. L., Girón Rodríguez, J. P., Bonilla Granja, D. S., &amp; Jara Moya, S. (2024). </w:t>
       </w:r>
       <w:r>
         <w:rPr>
@@ -2497,18 +3119,9 @@
           <w:sz w:val="24"/>
           <w:szCs w:val="24"/>
         </w:rPr>
-        <w:t>Análisis de frameworks frontend para aplicar UX/IU en el desarrollo web: Una revisión sistemática</w:t>
-      </w:r>
-      <w:r>
-        <w:rPr>
-          <w:rFonts w:ascii="Times New Roman" w:hAnsi="Times New Roman" w:cs="Times New Roman"/>
-          <w:b/>
-          <w:bCs/>
-          <w:sz w:val="24"/>
-          <w:szCs w:val="24"/>
-        </w:rPr>
-        <w:t xml:space="preserve">. </w:t>
-      </w:r>
+        <w:t xml:space="preserve">Análisis de </w:t>
+      </w:r>
+      <w:proofErr w:type="spellStart"/>
       <w:r>
         <w:rPr>
           <w:rFonts w:ascii="Times New Roman" w:hAnsi="Times New Roman" w:cs="Times New Roman"/>
@@ -2519,6 +3132,67 @@
           <w:sz w:val="24"/>
           <w:szCs w:val="24"/>
         </w:rPr>
+        <w:t>frameworks</w:t>
+      </w:r>
+      <w:proofErr w:type="spellEnd"/>
+      <w:r>
+        <w:rPr>
+          <w:rFonts w:ascii="Times New Roman" w:hAnsi="Times New Roman" w:cs="Times New Roman"/>
+          <w:b/>
+          <w:bCs/>
+          <w:i/>
+          <w:iCs/>
+          <w:sz w:val="24"/>
+          <w:szCs w:val="24"/>
+        </w:rPr>
+        <w:t xml:space="preserve"> </w:t>
+      </w:r>
+      <w:proofErr w:type="spellStart"/>
+      <w:r>
+        <w:rPr>
+          <w:rFonts w:ascii="Times New Roman" w:hAnsi="Times New Roman" w:cs="Times New Roman"/>
+          <w:b/>
+          <w:bCs/>
+          <w:i/>
+          <w:iCs/>
+          <w:sz w:val="24"/>
+          <w:szCs w:val="24"/>
+        </w:rPr>
+        <w:t>frontend</w:t>
+      </w:r>
+      <w:proofErr w:type="spellEnd"/>
+      <w:r>
+        <w:rPr>
+          <w:rFonts w:ascii="Times New Roman" w:hAnsi="Times New Roman" w:cs="Times New Roman"/>
+          <w:b/>
+          <w:bCs/>
+          <w:i/>
+          <w:iCs/>
+          <w:sz w:val="24"/>
+          <w:szCs w:val="24"/>
+        </w:rPr>
+        <w:t xml:space="preserve"> para aplicar UX/IU en el desarrollo web: Una revisión sistemática</w:t>
+      </w:r>
+      <w:r>
+        <w:rPr>
+          <w:rFonts w:ascii="Times New Roman" w:hAnsi="Times New Roman" w:cs="Times New Roman"/>
+          <w:b/>
+          <w:bCs/>
+          <w:sz w:val="24"/>
+          <w:szCs w:val="24"/>
+        </w:rPr>
+        <w:t xml:space="preserve">. </w:t>
+      </w:r>
+      <w:r>
+        <w:rPr>
+          <w:rFonts w:ascii="Times New Roman" w:hAnsi="Times New Roman" w:cs="Times New Roman"/>
+          <w:b/>
+          <w:bCs/>
+          <w:i/>
+          <w:iCs/>
+          <w:sz w:val="24"/>
+          <w:szCs w:val="24"/>
+        </w:rPr>
         <w:t>Ciencia Latina: Revista Científica Multidisciplinar</w:t>
       </w:r>
       <w:r>
@@ -2543,7 +3217,7 @@
           <w:szCs w:val="24"/>
         </w:rPr>
       </w:pPr>
-      <w:hyperlink r:id="rId12" w:history="1">
+      <w:hyperlink r:id="rId13" w:history="1">
         <w:r>
           <w:rPr>
             <w:rStyle w:val="Hipervnculo"/>
@@ -2553,7 +3227,55 @@
             <w:sz w:val="24"/>
             <w:szCs w:val="24"/>
           </w:rPr>
-          <w:t>Análisis de Frameworks Frontend para Aplicar UX/IU en el Desarrollo Web: Una Revisión Sistemática - Dialnet</w:t>
+          <w:t xml:space="preserve">Análisis de </w:t>
+        </w:r>
+        <w:proofErr w:type="spellStart"/>
+        <w:r>
+          <w:rPr>
+            <w:rStyle w:val="Hipervnculo"/>
+            <w:rFonts w:ascii="Times New Roman" w:hAnsi="Times New Roman" w:cs="Times New Roman"/>
+            <w:b/>
+            <w:bCs/>
+            <w:sz w:val="24"/>
+            <w:szCs w:val="24"/>
+          </w:rPr>
+          <w:t>Frameworks</w:t>
+        </w:r>
+        <w:proofErr w:type="spellEnd"/>
+        <w:r>
+          <w:rPr>
+            <w:rStyle w:val="Hipervnculo"/>
+            <w:rFonts w:ascii="Times New Roman" w:hAnsi="Times New Roman" w:cs="Times New Roman"/>
+            <w:b/>
+            <w:bCs/>
+            <w:sz w:val="24"/>
+            <w:szCs w:val="24"/>
+          </w:rPr>
+          <w:t xml:space="preserve"> </w:t>
+        </w:r>
+        <w:proofErr w:type="spellStart"/>
+        <w:r>
+          <w:rPr>
+            <w:rStyle w:val="Hipervnculo"/>
+            <w:rFonts w:ascii="Times New Roman" w:hAnsi="Times New Roman" w:cs="Times New Roman"/>
+            <w:b/>
+            <w:bCs/>
+            <w:sz w:val="24"/>
+            <w:szCs w:val="24"/>
+          </w:rPr>
+          <w:t>Frontend</w:t>
+        </w:r>
+        <w:proofErr w:type="spellEnd"/>
+        <w:r>
+          <w:rPr>
+            <w:rStyle w:val="Hipervnculo"/>
+            <w:rFonts w:ascii="Times New Roman" w:hAnsi="Times New Roman" w:cs="Times New Roman"/>
+            <w:b/>
+            <w:bCs/>
+            <w:sz w:val="24"/>
+            <w:szCs w:val="24"/>
+          </w:rPr>
+          <w:t xml:space="preserve"> para Aplicar UX/IU en el Desarrollo Web: Una Revisión Sistemática - Dialnet</w:t>
         </w:r>
       </w:hyperlink>
     </w:p>
@@ -2700,14 +3422,25 @@
         </w:rPr>
         <w:t xml:space="preserve">, específicamente enfocándose en una variante modular llamada </w:t>
       </w:r>
-      <w:r>
-        <w:rPr>
-          <w:rFonts w:ascii="Times New Roman" w:hAnsi="Times New Roman" w:cs="Times New Roman"/>
-          <w:bCs/>
-          <w:sz w:val="24"/>
-          <w:szCs w:val="24"/>
-        </w:rPr>
-        <w:t>Join Point Interfaces</w:t>
+      <w:proofErr w:type="spellStart"/>
+      <w:r>
+        <w:rPr>
+          <w:rFonts w:ascii="Times New Roman" w:hAnsi="Times New Roman" w:cs="Times New Roman"/>
+          <w:bCs/>
+          <w:sz w:val="24"/>
+          <w:szCs w:val="24"/>
+        </w:rPr>
+        <w:t>Join</w:t>
+      </w:r>
+      <w:proofErr w:type="spellEnd"/>
+      <w:r>
+        <w:rPr>
+          <w:rFonts w:ascii="Times New Roman" w:hAnsi="Times New Roman" w:cs="Times New Roman"/>
+          <w:bCs/>
+          <w:sz w:val="24"/>
+          <w:szCs w:val="24"/>
+        </w:rPr>
+        <w:t xml:space="preserve"> Point Interfaces</w:t>
       </w:r>
       <w:r>
         <w:rPr>
@@ -2792,7 +3525,7 @@
         </w:rPr>
         <w:t>. Esto facilita que las clases Java no sean "ingenuas", es decir, ya no reciben comportamientos adicionales sin declararlos, lo que refuerza el principio de responsabilidad única y mejora la estructura del código</w:t>
       </w:r>
-      <w:hyperlink r:id="rId13">
+      <w:hyperlink r:id="rId14">
         <w:r>
           <w:rPr>
             <w:rFonts w:ascii="Times New Roman" w:hAnsi="Times New Roman" w:cs="Times New Roman"/>
@@ -2828,7 +3561,7 @@
         </w:rPr>
         <w:t>Incorporar JPI en el diseño con UML permite que las clases definan explícitamente los puntos donde pueden ser "aconsejadas". Esto elimina dependencias ocultas presentes en la POA tradicional, haciendo el diseño más limpio, modular y escalable</w:t>
       </w:r>
-      <w:hyperlink r:id="rId14">
+      <w:hyperlink r:id="rId15">
         <w:r>
           <w:rPr>
             <w:rFonts w:ascii="Times New Roman" w:hAnsi="Times New Roman" w:cs="Times New Roman"/>
@@ -2916,7 +3649,7 @@
                     </pic:cNvPicPr>
                   </pic:nvPicPr>
                   <pic:blipFill rotWithShape="1">
-                    <a:blip r:embed="rId15">
+                    <a:blip r:embed="rId16">
                       <a:extLst>
                         <a:ext uri="{28A0092B-C50C-407E-A947-70E740481C1C}">
                           <a14:useLocalDpi xmlns:a14="http://schemas.microsoft.com/office/drawing/2010/main" val="0"/>
@@ -3032,7 +3765,29 @@
           <w:sz w:val="24"/>
           <w:szCs w:val="24"/>
         </w:rPr>
-        <w:t>Vidal, C. L., Rivero, S. E., Schmal, R. F., &amp; Morales, J. D. (2014).</w:t>
+        <w:t xml:space="preserve">Vidal, C. L., Rivero, S. E., </w:t>
+      </w:r>
+      <w:proofErr w:type="spellStart"/>
+      <w:r>
+        <w:rPr>
+          <w:rFonts w:ascii="Times New Roman" w:hAnsi="Times New Roman" w:cs="Times New Roman"/>
+          <w:b/>
+          <w:bCs/>
+          <w:sz w:val="24"/>
+          <w:szCs w:val="24"/>
+        </w:rPr>
+        <w:t>Schmal</w:t>
+      </w:r>
+      <w:proofErr w:type="spellEnd"/>
+      <w:r>
+        <w:rPr>
+          <w:rFonts w:ascii="Times New Roman" w:hAnsi="Times New Roman" w:cs="Times New Roman"/>
+          <w:b/>
+          <w:bCs/>
+          <w:sz w:val="24"/>
+          <w:szCs w:val="24"/>
+        </w:rPr>
+        <w:t>, R. F., &amp; Morales, J. D. (2014).</w:t>
       </w:r>
       <w:r>
         <w:rPr>
@@ -3050,16 +3805,9 @@
           <w:sz w:val="24"/>
           <w:szCs w:val="24"/>
         </w:rPr>
-        <w:t>Revisión de un enfoque modular de programación orientada a aspectos = A review of a modular approach of aspect-oriented programming</w:t>
-      </w:r>
-      <w:r>
-        <w:rPr>
-          <w:rFonts w:ascii="Times New Roman" w:hAnsi="Times New Roman" w:cs="Times New Roman"/>
-          <w:sz w:val="24"/>
-          <w:szCs w:val="24"/>
-        </w:rPr>
-        <w:t xml:space="preserve">. </w:t>
-      </w:r>
+        <w:t xml:space="preserve">Revisión de un enfoque modular de programación orientada a aspectos = A </w:t>
+      </w:r>
+      <w:proofErr w:type="spellStart"/>
       <w:r>
         <w:rPr>
           <w:rFonts w:ascii="Times New Roman" w:hAnsi="Times New Roman" w:cs="Times New Roman"/>
@@ -3068,6 +3816,135 @@
           <w:sz w:val="24"/>
           <w:szCs w:val="24"/>
         </w:rPr>
+        <w:t>review</w:t>
+      </w:r>
+      <w:proofErr w:type="spellEnd"/>
+      <w:r>
+        <w:rPr>
+          <w:rFonts w:ascii="Times New Roman" w:hAnsi="Times New Roman" w:cs="Times New Roman"/>
+          <w:i/>
+          <w:iCs/>
+          <w:sz w:val="24"/>
+          <w:szCs w:val="24"/>
+        </w:rPr>
+        <w:t xml:space="preserve"> </w:t>
+      </w:r>
+      <w:proofErr w:type="spellStart"/>
+      <w:r>
+        <w:rPr>
+          <w:rFonts w:ascii="Times New Roman" w:hAnsi="Times New Roman" w:cs="Times New Roman"/>
+          <w:i/>
+          <w:iCs/>
+          <w:sz w:val="24"/>
+          <w:szCs w:val="24"/>
+        </w:rPr>
+        <w:t>of</w:t>
+      </w:r>
+      <w:proofErr w:type="spellEnd"/>
+      <w:r>
+        <w:rPr>
+          <w:rFonts w:ascii="Times New Roman" w:hAnsi="Times New Roman" w:cs="Times New Roman"/>
+          <w:i/>
+          <w:iCs/>
+          <w:sz w:val="24"/>
+          <w:szCs w:val="24"/>
+        </w:rPr>
+        <w:t xml:space="preserve"> a modular </w:t>
+      </w:r>
+      <w:proofErr w:type="spellStart"/>
+      <w:r>
+        <w:rPr>
+          <w:rFonts w:ascii="Times New Roman" w:hAnsi="Times New Roman" w:cs="Times New Roman"/>
+          <w:i/>
+          <w:iCs/>
+          <w:sz w:val="24"/>
+          <w:szCs w:val="24"/>
+        </w:rPr>
+        <w:t>approach</w:t>
+      </w:r>
+      <w:proofErr w:type="spellEnd"/>
+      <w:r>
+        <w:rPr>
+          <w:rFonts w:ascii="Times New Roman" w:hAnsi="Times New Roman" w:cs="Times New Roman"/>
+          <w:i/>
+          <w:iCs/>
+          <w:sz w:val="24"/>
+          <w:szCs w:val="24"/>
+        </w:rPr>
+        <w:t xml:space="preserve"> </w:t>
+      </w:r>
+      <w:proofErr w:type="spellStart"/>
+      <w:r>
+        <w:rPr>
+          <w:rFonts w:ascii="Times New Roman" w:hAnsi="Times New Roman" w:cs="Times New Roman"/>
+          <w:i/>
+          <w:iCs/>
+          <w:sz w:val="24"/>
+          <w:szCs w:val="24"/>
+        </w:rPr>
+        <w:t>of</w:t>
+      </w:r>
+      <w:proofErr w:type="spellEnd"/>
+      <w:r>
+        <w:rPr>
+          <w:rFonts w:ascii="Times New Roman" w:hAnsi="Times New Roman" w:cs="Times New Roman"/>
+          <w:i/>
+          <w:iCs/>
+          <w:sz w:val="24"/>
+          <w:szCs w:val="24"/>
+        </w:rPr>
+        <w:t xml:space="preserve"> </w:t>
+      </w:r>
+      <w:proofErr w:type="spellStart"/>
+      <w:r>
+        <w:rPr>
+          <w:rFonts w:ascii="Times New Roman" w:hAnsi="Times New Roman" w:cs="Times New Roman"/>
+          <w:i/>
+          <w:iCs/>
+          <w:sz w:val="24"/>
+          <w:szCs w:val="24"/>
+        </w:rPr>
+        <w:t>aspect-oriented</w:t>
+      </w:r>
+      <w:proofErr w:type="spellEnd"/>
+      <w:r>
+        <w:rPr>
+          <w:rFonts w:ascii="Times New Roman" w:hAnsi="Times New Roman" w:cs="Times New Roman"/>
+          <w:i/>
+          <w:iCs/>
+          <w:sz w:val="24"/>
+          <w:szCs w:val="24"/>
+        </w:rPr>
+        <w:t xml:space="preserve"> </w:t>
+      </w:r>
+      <w:proofErr w:type="spellStart"/>
+      <w:r>
+        <w:rPr>
+          <w:rFonts w:ascii="Times New Roman" w:hAnsi="Times New Roman" w:cs="Times New Roman"/>
+          <w:i/>
+          <w:iCs/>
+          <w:sz w:val="24"/>
+          <w:szCs w:val="24"/>
+        </w:rPr>
+        <w:t>programming</w:t>
+      </w:r>
+      <w:proofErr w:type="spellEnd"/>
+      <w:r>
+        <w:rPr>
+          <w:rFonts w:ascii="Times New Roman" w:hAnsi="Times New Roman" w:cs="Times New Roman"/>
+          <w:sz w:val="24"/>
+          <w:szCs w:val="24"/>
+        </w:rPr>
+        <w:t xml:space="preserve">. </w:t>
+      </w:r>
+      <w:r>
+        <w:rPr>
+          <w:rFonts w:ascii="Times New Roman" w:hAnsi="Times New Roman" w:cs="Times New Roman"/>
+          <w:i/>
+          <w:iCs/>
+          <w:sz w:val="24"/>
+          <w:szCs w:val="24"/>
+        </w:rPr>
         <w:t>Información Tecnológica, 25</w:t>
       </w:r>
       <w:r>
@@ -3088,7 +3965,7 @@
           <w:szCs w:val="24"/>
         </w:rPr>
       </w:pPr>
-      <w:hyperlink r:id="rId16" w:history="1">
+      <w:hyperlink r:id="rId17" w:history="1">
         <w:r>
           <w:rPr>
             <w:rStyle w:val="Hipervnculo"/>
@@ -3269,7 +4146,27 @@
           <w:sz w:val="24"/>
           <w:szCs w:val="24"/>
         </w:rPr>
-        <w:t>fuente objetiva de datos la metadata de GitHub</w:t>
+        <w:t xml:space="preserve">fuente objetiva de datos la </w:t>
+      </w:r>
+      <w:proofErr w:type="spellStart"/>
+      <w:r>
+        <w:rPr>
+          <w:rFonts w:ascii="Times New Roman" w:hAnsi="Times New Roman" w:cs="Times New Roman"/>
+          <w:bCs/>
+          <w:sz w:val="24"/>
+          <w:szCs w:val="24"/>
+        </w:rPr>
+        <w:t>metadata</w:t>
+      </w:r>
+      <w:proofErr w:type="spellEnd"/>
+      <w:r>
+        <w:rPr>
+          <w:rFonts w:ascii="Times New Roman" w:hAnsi="Times New Roman" w:cs="Times New Roman"/>
+          <w:bCs/>
+          <w:sz w:val="24"/>
+          <w:szCs w:val="24"/>
+        </w:rPr>
+        <w:t xml:space="preserve"> de GitHub</w:t>
       </w:r>
       <w:r>
         <w:rPr>
@@ -3559,7 +4456,7 @@
                     </pic:cNvPicPr>
                   </pic:nvPicPr>
                   <pic:blipFill rotWithShape="1">
-                    <a:blip r:embed="rId17">
+                    <a:blip r:embed="rId18">
                       <a:extLst>
                         <a:ext uri="{28A0092B-C50C-407E-A947-70E740481C1C}">
                           <a14:useLocalDpi xmlns:a14="http://schemas.microsoft.com/office/drawing/2010/main" val="0"/>
@@ -3691,7 +4588,29 @@
           <w:sz w:val="24"/>
           <w:szCs w:val="24"/>
         </w:rPr>
-        <w:t>Alonso, E. J., &amp; Robiolo, G. (2022, octubre).</w:t>
+        <w:t xml:space="preserve">Alonso, E. J., &amp; </w:t>
+      </w:r>
+      <w:proofErr w:type="spellStart"/>
+      <w:r>
+        <w:rPr>
+          <w:rFonts w:ascii="Times New Roman" w:hAnsi="Times New Roman" w:cs="Times New Roman"/>
+          <w:b/>
+          <w:bCs/>
+          <w:sz w:val="24"/>
+          <w:szCs w:val="24"/>
+        </w:rPr>
+        <w:t>Robiolo</w:t>
+      </w:r>
+      <w:proofErr w:type="spellEnd"/>
+      <w:r>
+        <w:rPr>
+          <w:rFonts w:ascii="Times New Roman" w:hAnsi="Times New Roman" w:cs="Times New Roman"/>
+          <w:b/>
+          <w:bCs/>
+          <w:sz w:val="24"/>
+          <w:szCs w:val="24"/>
+        </w:rPr>
+        <w:t>, G. (2022, octubre).</w:t>
       </w:r>
       <w:r>
         <w:rPr>
@@ -3729,7 +4648,7 @@
           <w:szCs w:val="24"/>
         </w:rPr>
       </w:pPr>
-      <w:hyperlink r:id="rId18" w:history="1">
+      <w:hyperlink r:id="rId19" w:history="1">
         <w:r>
           <w:rPr>
             <w:rStyle w:val="Hipervnculo"/>
@@ -3785,7 +4704,29 @@
           <w:sz w:val="24"/>
           <w:szCs w:val="24"/>
         </w:rPr>
-        <w:t>Sistema de información móvil usando frameworks de desarrollo multiplataforma</w:t>
+        <w:t xml:space="preserve">Sistema de información móvil usando </w:t>
+      </w:r>
+      <w:proofErr w:type="spellStart"/>
+      <w:r>
+        <w:rPr>
+          <w:rFonts w:ascii="Times New Roman" w:hAnsi="Times New Roman" w:cs="Times New Roman"/>
+          <w:b/>
+          <w:bCs/>
+          <w:sz w:val="24"/>
+          <w:szCs w:val="24"/>
+        </w:rPr>
+        <w:t>frameworks</w:t>
+      </w:r>
+      <w:proofErr w:type="spellEnd"/>
+      <w:r>
+        <w:rPr>
+          <w:rFonts w:ascii="Times New Roman" w:hAnsi="Times New Roman" w:cs="Times New Roman"/>
+          <w:b/>
+          <w:bCs/>
+          <w:sz w:val="24"/>
+          <w:szCs w:val="24"/>
+        </w:rPr>
+        <w:t xml:space="preserve"> de desarrollo multiplataforma</w:t>
       </w:r>
     </w:p>
     <w:p>
@@ -3859,7 +4800,25 @@
           <w:sz w:val="24"/>
           <w:szCs w:val="24"/>
         </w:rPr>
-        <w:t xml:space="preserve"> de aplicaciones móviles y qué frameworks lideran su uso y crecimiento. Para ello, los autores consultan siete bases de datos</w:t>
+        <w:t xml:space="preserve"> de aplicaciones móviles y qué </w:t>
+      </w:r>
+      <w:proofErr w:type="spellStart"/>
+      <w:r>
+        <w:rPr>
+          <w:rFonts w:ascii="Times New Roman" w:hAnsi="Times New Roman" w:cs="Times New Roman"/>
+          <w:sz w:val="24"/>
+          <w:szCs w:val="24"/>
+        </w:rPr>
+        <w:t>frameworks</w:t>
+      </w:r>
+      <w:proofErr w:type="spellEnd"/>
+      <w:r>
+        <w:rPr>
+          <w:rFonts w:ascii="Times New Roman" w:hAnsi="Times New Roman" w:cs="Times New Roman"/>
+          <w:sz w:val="24"/>
+          <w:szCs w:val="24"/>
+        </w:rPr>
+        <w:t xml:space="preserve"> lideran su uso y crecimiento. Para ello, los autores consultan siete bases de datos</w:t>
       </w:r>
       <w:r>
         <w:rPr>
@@ -3977,6 +4936,7 @@
         </w:rPr>
         <w:t xml:space="preserve"> y se guía por tres preguntas: </w:t>
       </w:r>
+      <w:proofErr w:type="spellStart"/>
       <w:r>
         <w:rPr>
           <w:rFonts w:ascii="Times New Roman" w:hAnsi="Times New Roman" w:cs="Times New Roman"/>
@@ -3991,8 +4951,18 @@
           <w:sz w:val="24"/>
           <w:szCs w:val="24"/>
         </w:rPr>
-        <w:t xml:space="preserve">rameworks más usados en los últimos cinco años; </w:t>
-      </w:r>
+        <w:t>rameworks</w:t>
+      </w:r>
+      <w:proofErr w:type="spellEnd"/>
+      <w:r>
+        <w:rPr>
+          <w:rFonts w:ascii="Times New Roman" w:hAnsi="Times New Roman" w:cs="Times New Roman"/>
+          <w:sz w:val="24"/>
+          <w:szCs w:val="24"/>
+        </w:rPr>
+        <w:t xml:space="preserve"> más usados en los últimos cinco años; </w:t>
+      </w:r>
+      <w:proofErr w:type="spellStart"/>
       <w:r>
         <w:rPr>
           <w:rFonts w:ascii="Times New Roman" w:hAnsi="Times New Roman" w:cs="Times New Roman"/>
@@ -4007,7 +4977,16 @@
           <w:sz w:val="24"/>
           <w:szCs w:val="24"/>
         </w:rPr>
-        <w:t xml:space="preserve">rameworks con mayor </w:t>
+        <w:t>rameworks</w:t>
+      </w:r>
+      <w:proofErr w:type="spellEnd"/>
+      <w:r>
+        <w:rPr>
+          <w:rFonts w:ascii="Times New Roman" w:hAnsi="Times New Roman" w:cs="Times New Roman"/>
+          <w:sz w:val="24"/>
+          <w:szCs w:val="24"/>
+        </w:rPr>
+        <w:t xml:space="preserve"> con mayor </w:t>
       </w:r>
       <w:r>
         <w:rPr>
@@ -4070,6 +5049,7 @@
         </w:rPr>
         <w:t xml:space="preserve">En conclusión, en los últimos cinco años, </w:t>
       </w:r>
+      <w:proofErr w:type="spellStart"/>
       <w:r>
         <w:rPr>
           <w:rFonts w:ascii="Times New Roman" w:hAnsi="Times New Roman" w:cs="Times New Roman"/>
@@ -4079,6 +5059,7 @@
         </w:rPr>
         <w:t>Flutter</w:t>
       </w:r>
+      <w:proofErr w:type="spellEnd"/>
       <w:r>
         <w:rPr>
           <w:rFonts w:ascii="Times New Roman" w:hAnsi="Times New Roman" w:cs="Times New Roman"/>
@@ -4087,14 +5068,25 @@
         </w:rPr>
         <w:t xml:space="preserve"> se ha posicionado como el </w:t>
       </w:r>
-      <w:r>
-        <w:rPr>
-          <w:rFonts w:ascii="Times New Roman" w:hAnsi="Times New Roman" w:cs="Times New Roman"/>
-          <w:bCs/>
-          <w:sz w:val="24"/>
-          <w:szCs w:val="24"/>
-        </w:rPr>
-        <w:t>framework multiplataforma dominante</w:t>
+      <w:proofErr w:type="spellStart"/>
+      <w:r>
+        <w:rPr>
+          <w:rFonts w:ascii="Times New Roman" w:hAnsi="Times New Roman" w:cs="Times New Roman"/>
+          <w:bCs/>
+          <w:sz w:val="24"/>
+          <w:szCs w:val="24"/>
+        </w:rPr>
+        <w:t>framework</w:t>
+      </w:r>
+      <w:proofErr w:type="spellEnd"/>
+      <w:r>
+        <w:rPr>
+          <w:rFonts w:ascii="Times New Roman" w:hAnsi="Times New Roman" w:cs="Times New Roman"/>
+          <w:bCs/>
+          <w:sz w:val="24"/>
+          <w:szCs w:val="24"/>
+        </w:rPr>
+        <w:t xml:space="preserve"> multiplataforma dominante</w:t>
       </w:r>
       <w:r>
         <w:rPr>
@@ -4121,14 +5113,25 @@
         </w:rPr>
         <w:t xml:space="preserve">, mientras que </w:t>
       </w:r>
-      <w:r>
-        <w:rPr>
-          <w:rFonts w:ascii="Times New Roman" w:hAnsi="Times New Roman" w:cs="Times New Roman"/>
-          <w:bCs/>
-          <w:sz w:val="24"/>
-          <w:szCs w:val="24"/>
-        </w:rPr>
-        <w:t>React Native</w:t>
+      <w:proofErr w:type="spellStart"/>
+      <w:r>
+        <w:rPr>
+          <w:rFonts w:ascii="Times New Roman" w:hAnsi="Times New Roman" w:cs="Times New Roman"/>
+          <w:bCs/>
+          <w:sz w:val="24"/>
+          <w:szCs w:val="24"/>
+        </w:rPr>
+        <w:t>React</w:t>
+      </w:r>
+      <w:proofErr w:type="spellEnd"/>
+      <w:r>
+        <w:rPr>
+          <w:rFonts w:ascii="Times New Roman" w:hAnsi="Times New Roman" w:cs="Times New Roman"/>
+          <w:bCs/>
+          <w:sz w:val="24"/>
+          <w:szCs w:val="24"/>
+        </w:rPr>
+        <w:t xml:space="preserve"> Native</w:t>
       </w:r>
       <w:r>
         <w:rPr>
@@ -4138,6 +5141,7 @@
         </w:rPr>
         <w:t xml:space="preserve"> mantiene una trayectoria firme; </w:t>
       </w:r>
+      <w:proofErr w:type="spellStart"/>
       <w:r>
         <w:rPr>
           <w:rFonts w:ascii="Times New Roman" w:hAnsi="Times New Roman" w:cs="Times New Roman"/>
@@ -4147,6 +5151,7 @@
         </w:rPr>
         <w:t>Ionic</w:t>
       </w:r>
+      <w:proofErr w:type="spellEnd"/>
       <w:r>
         <w:rPr>
           <w:rFonts w:ascii="Times New Roman" w:hAnsi="Times New Roman" w:cs="Times New Roman"/>
@@ -4197,7 +5202,7 @@
           <w:szCs w:val="24"/>
         </w:rPr>
         <w:drawing>
-          <wp:inline distT="0" distB="0" distL="0" distR="0" wp14:anchorId="024E7AF1" wp14:editId="68CD623C">
+          <wp:inline distT="0" distB="0" distL="0" distR="0" wp14:anchorId="024E7AF1" wp14:editId="15B84DAE">
             <wp:extent cx="2865120" cy="2545080"/>
             <wp:effectExtent l="0" t="0" r="0" b="7620"/>
             <wp:docPr id="221637239" name="Imagen 7" descr="Imagen que contiene Gráfico&#10;&#10;El contenido generado por IA puede ser incorrecto."/>
@@ -4214,7 +5219,7 @@
                     </pic:cNvPicPr>
                   </pic:nvPicPr>
                   <pic:blipFill rotWithShape="1">
-                    <a:blip r:embed="rId19" cstate="print">
+                    <a:blip r:embed="rId20" cstate="print">
                       <a:extLst>
                         <a:ext uri="{28A0092B-C50C-407E-A947-70E740481C1C}">
                           <a14:useLocalDpi xmlns:a14="http://schemas.microsoft.com/office/drawing/2010/main" val="0"/>
@@ -4297,7 +5302,79 @@
           <w:sz w:val="24"/>
           <w:szCs w:val="24"/>
         </w:rPr>
-        <w:t xml:space="preserve">. Flutter emerge como el líder indiscutible tanto en uso como en crecimiento, mientras que frameworks como React Native y Ionic mantienen relevancia en la industria. Esto refleja la importancia de seleccionar herramientas que no solo sean populares, sino que también evolucionan con rapidez para adaptarse a las necesidades de distintos sectores. </w:t>
+        <w:t xml:space="preserve">. </w:t>
+      </w:r>
+      <w:proofErr w:type="spellStart"/>
+      <w:r>
+        <w:rPr>
+          <w:rFonts w:ascii="Times New Roman" w:hAnsi="Times New Roman" w:cs="Times New Roman"/>
+          <w:sz w:val="24"/>
+          <w:szCs w:val="24"/>
+        </w:rPr>
+        <w:t>Flutter</w:t>
+      </w:r>
+      <w:proofErr w:type="spellEnd"/>
+      <w:r>
+        <w:rPr>
+          <w:rFonts w:ascii="Times New Roman" w:hAnsi="Times New Roman" w:cs="Times New Roman"/>
+          <w:sz w:val="24"/>
+          <w:szCs w:val="24"/>
+        </w:rPr>
+        <w:t xml:space="preserve"> emerge como el líder indiscutible tanto en uso como en crecimiento, mientras que </w:t>
+      </w:r>
+      <w:proofErr w:type="spellStart"/>
+      <w:r>
+        <w:rPr>
+          <w:rFonts w:ascii="Times New Roman" w:hAnsi="Times New Roman" w:cs="Times New Roman"/>
+          <w:sz w:val="24"/>
+          <w:szCs w:val="24"/>
+        </w:rPr>
+        <w:t>frameworks</w:t>
+      </w:r>
+      <w:proofErr w:type="spellEnd"/>
+      <w:r>
+        <w:rPr>
+          <w:rFonts w:ascii="Times New Roman" w:hAnsi="Times New Roman" w:cs="Times New Roman"/>
+          <w:sz w:val="24"/>
+          <w:szCs w:val="24"/>
+        </w:rPr>
+        <w:t xml:space="preserve"> como </w:t>
+      </w:r>
+      <w:proofErr w:type="spellStart"/>
+      <w:r>
+        <w:rPr>
+          <w:rFonts w:ascii="Times New Roman" w:hAnsi="Times New Roman" w:cs="Times New Roman"/>
+          <w:sz w:val="24"/>
+          <w:szCs w:val="24"/>
+        </w:rPr>
+        <w:t>React</w:t>
+      </w:r>
+      <w:proofErr w:type="spellEnd"/>
+      <w:r>
+        <w:rPr>
+          <w:rFonts w:ascii="Times New Roman" w:hAnsi="Times New Roman" w:cs="Times New Roman"/>
+          <w:sz w:val="24"/>
+          <w:szCs w:val="24"/>
+        </w:rPr>
+        <w:t xml:space="preserve"> Native y </w:t>
+      </w:r>
+      <w:proofErr w:type="spellStart"/>
+      <w:r>
+        <w:rPr>
+          <w:rFonts w:ascii="Times New Roman" w:hAnsi="Times New Roman" w:cs="Times New Roman"/>
+          <w:sz w:val="24"/>
+          <w:szCs w:val="24"/>
+        </w:rPr>
+        <w:t>Ionic</w:t>
+      </w:r>
+      <w:proofErr w:type="spellEnd"/>
+      <w:r>
+        <w:rPr>
+          <w:rFonts w:ascii="Times New Roman" w:hAnsi="Times New Roman" w:cs="Times New Roman"/>
+          <w:sz w:val="24"/>
+          <w:szCs w:val="24"/>
+        </w:rPr>
+        <w:t xml:space="preserve"> mantienen relevancia en la industria. Esto refleja la importancia de seleccionar herramientas que no solo sean populares, sino que también evolucionan con rapidez para adaptarse a las necesidades de distintos sectores. </w:t>
       </w:r>
     </w:p>
     <w:p>
@@ -4339,7 +5416,29 @@
           <w:sz w:val="24"/>
           <w:szCs w:val="24"/>
         </w:rPr>
-        <w:t>Torres-Villanueva, M., Alcántara-Moreno, O. R., Sánchez-Ticona, R. J., Gómez-Avila, J. A., Huertas-Franco, M. A., &amp; Santos-Fernández, J. P. (2023).</w:t>
+        <w:t>Torres-Villanueva, M., Alcántara-Moreno, O. R., Sánchez-Ticona, R. J., Gómez-</w:t>
+      </w:r>
+      <w:proofErr w:type="spellStart"/>
+      <w:r>
+        <w:rPr>
+          <w:rFonts w:ascii="Times New Roman" w:hAnsi="Times New Roman" w:cs="Times New Roman"/>
+          <w:b/>
+          <w:bCs/>
+          <w:sz w:val="24"/>
+          <w:szCs w:val="24"/>
+        </w:rPr>
+        <w:t>Avila</w:t>
+      </w:r>
+      <w:proofErr w:type="spellEnd"/>
+      <w:r>
+        <w:rPr>
+          <w:rFonts w:ascii="Times New Roman" w:hAnsi="Times New Roman" w:cs="Times New Roman"/>
+          <w:b/>
+          <w:bCs/>
+          <w:sz w:val="24"/>
+          <w:szCs w:val="24"/>
+        </w:rPr>
+        <w:t>, J. A., Huertas-Franco, M. A., &amp; Santos-Fernández, J. P. (2023).</w:t>
       </w:r>
       <w:r>
         <w:rPr>
@@ -4357,16 +5456,9 @@
           <w:sz w:val="24"/>
           <w:szCs w:val="24"/>
         </w:rPr>
-        <w:t>Sistema de información móvil usando frameworks de desarrollo multiplataforma: Una revisión sistemática</w:t>
-      </w:r>
-      <w:r>
-        <w:rPr>
-          <w:rFonts w:ascii="Times New Roman" w:hAnsi="Times New Roman" w:cs="Times New Roman"/>
-          <w:sz w:val="24"/>
-          <w:szCs w:val="24"/>
-        </w:rPr>
-        <w:t xml:space="preserve">. En </w:t>
-      </w:r>
+        <w:t xml:space="preserve">Sistema de información móvil usando </w:t>
+      </w:r>
+      <w:proofErr w:type="spellStart"/>
       <w:r>
         <w:rPr>
           <w:rFonts w:ascii="Times New Roman" w:hAnsi="Times New Roman" w:cs="Times New Roman"/>
@@ -4375,6 +5467,35 @@
           <w:sz w:val="24"/>
           <w:szCs w:val="24"/>
         </w:rPr>
+        <w:t>frameworks</w:t>
+      </w:r>
+      <w:proofErr w:type="spellEnd"/>
+      <w:r>
+        <w:rPr>
+          <w:rFonts w:ascii="Times New Roman" w:hAnsi="Times New Roman" w:cs="Times New Roman"/>
+          <w:i/>
+          <w:iCs/>
+          <w:sz w:val="24"/>
+          <w:szCs w:val="24"/>
+        </w:rPr>
+        <w:t xml:space="preserve"> de desarrollo multiplataforma: Una revisión sistemática</w:t>
+      </w:r>
+      <w:r>
+        <w:rPr>
+          <w:rFonts w:ascii="Times New Roman" w:hAnsi="Times New Roman" w:cs="Times New Roman"/>
+          <w:sz w:val="24"/>
+          <w:szCs w:val="24"/>
+        </w:rPr>
+        <w:t xml:space="preserve">. En </w:t>
+      </w:r>
+      <w:r>
+        <w:rPr>
+          <w:rFonts w:ascii="Times New Roman" w:hAnsi="Times New Roman" w:cs="Times New Roman"/>
+          <w:i/>
+          <w:iCs/>
+          <w:sz w:val="24"/>
+          <w:szCs w:val="24"/>
+        </w:rPr>
         <w:t>Memorias de la Vigésima Segunda Conferencia Iberoamericana en Sistemas, Cibernética e Informática (CISCI 2023)</w:t>
       </w:r>
       <w:r>
@@ -4383,19 +5504,91 @@
           <w:sz w:val="24"/>
           <w:szCs w:val="24"/>
         </w:rPr>
-        <w:t xml:space="preserve"> (p. 59). International Institute of Informatics and Systemics.</w:t>
-      </w:r>
-    </w:p>
-    <w:p>
-      <w:pPr>
-        <w:spacing w:line="480" w:lineRule="auto"/>
-        <w:rPr>
-          <w:rFonts w:ascii="Times New Roman" w:hAnsi="Times New Roman" w:cs="Times New Roman"/>
-          <w:sz w:val="24"/>
-          <w:szCs w:val="24"/>
-        </w:rPr>
-      </w:pPr>
-      <w:hyperlink r:id="rId20" w:history="1">
+        <w:t xml:space="preserve"> (p. 59). International </w:t>
+      </w:r>
+      <w:proofErr w:type="spellStart"/>
+      <w:r>
+        <w:rPr>
+          <w:rFonts w:ascii="Times New Roman" w:hAnsi="Times New Roman" w:cs="Times New Roman"/>
+          <w:sz w:val="24"/>
+          <w:szCs w:val="24"/>
+        </w:rPr>
+        <w:t>Institute</w:t>
+      </w:r>
+      <w:proofErr w:type="spellEnd"/>
+      <w:r>
+        <w:rPr>
+          <w:rFonts w:ascii="Times New Roman" w:hAnsi="Times New Roman" w:cs="Times New Roman"/>
+          <w:sz w:val="24"/>
+          <w:szCs w:val="24"/>
+        </w:rPr>
+        <w:t xml:space="preserve"> </w:t>
+      </w:r>
+      <w:proofErr w:type="spellStart"/>
+      <w:r>
+        <w:rPr>
+          <w:rFonts w:ascii="Times New Roman" w:hAnsi="Times New Roman" w:cs="Times New Roman"/>
+          <w:sz w:val="24"/>
+          <w:szCs w:val="24"/>
+        </w:rPr>
+        <w:t>of</w:t>
+      </w:r>
+      <w:proofErr w:type="spellEnd"/>
+      <w:r>
+        <w:rPr>
+          <w:rFonts w:ascii="Times New Roman" w:hAnsi="Times New Roman" w:cs="Times New Roman"/>
+          <w:sz w:val="24"/>
+          <w:szCs w:val="24"/>
+        </w:rPr>
+        <w:t xml:space="preserve"> </w:t>
+      </w:r>
+      <w:proofErr w:type="spellStart"/>
+      <w:r>
+        <w:rPr>
+          <w:rFonts w:ascii="Times New Roman" w:hAnsi="Times New Roman" w:cs="Times New Roman"/>
+          <w:sz w:val="24"/>
+          <w:szCs w:val="24"/>
+        </w:rPr>
+        <w:t>Informatics</w:t>
+      </w:r>
+      <w:proofErr w:type="spellEnd"/>
+      <w:r>
+        <w:rPr>
+          <w:rFonts w:ascii="Times New Roman" w:hAnsi="Times New Roman" w:cs="Times New Roman"/>
+          <w:sz w:val="24"/>
+          <w:szCs w:val="24"/>
+        </w:rPr>
+        <w:t xml:space="preserve"> and </w:t>
+      </w:r>
+      <w:proofErr w:type="spellStart"/>
+      <w:r>
+        <w:rPr>
+          <w:rFonts w:ascii="Times New Roman" w:hAnsi="Times New Roman" w:cs="Times New Roman"/>
+          <w:sz w:val="24"/>
+          <w:szCs w:val="24"/>
+        </w:rPr>
+        <w:t>Systemics</w:t>
+      </w:r>
+      <w:proofErr w:type="spellEnd"/>
+      <w:r>
+        <w:rPr>
+          <w:rFonts w:ascii="Times New Roman" w:hAnsi="Times New Roman" w:cs="Times New Roman"/>
+          <w:sz w:val="24"/>
+          <w:szCs w:val="24"/>
+        </w:rPr>
+        <w:t>.</w:t>
+      </w:r>
+    </w:p>
+    <w:p>
+      <w:pPr>
+        <w:spacing w:line="480" w:lineRule="auto"/>
+        <w:rPr>
+          <w:rFonts w:ascii="Times New Roman" w:hAnsi="Times New Roman" w:cs="Times New Roman"/>
+          <w:sz w:val="24"/>
+          <w:szCs w:val="24"/>
+        </w:rPr>
+      </w:pPr>
+      <w:hyperlink r:id="rId21" w:history="1">
         <w:r>
           <w:rPr>
             <w:rStyle w:val="Hipervnculo"/>
@@ -4403,7 +5596,27 @@
             <w:sz w:val="24"/>
             <w:szCs w:val="24"/>
           </w:rPr>
-          <w:t>Sistema de información móvil usando frameworks de desarrollo multiplataforma: Una Revisión Sistemática</w:t>
+          <w:t xml:space="preserve">Sistema de información móvil usando </w:t>
+        </w:r>
+        <w:proofErr w:type="spellStart"/>
+        <w:r>
+          <w:rPr>
+            <w:rStyle w:val="Hipervnculo"/>
+            <w:rFonts w:ascii="Times New Roman" w:hAnsi="Times New Roman" w:cs="Times New Roman"/>
+            <w:sz w:val="24"/>
+            <w:szCs w:val="24"/>
+          </w:rPr>
+          <w:t>frameworks</w:t>
+        </w:r>
+        <w:proofErr w:type="spellEnd"/>
+        <w:r>
+          <w:rPr>
+            <w:rStyle w:val="Hipervnculo"/>
+            <w:rFonts w:ascii="Times New Roman" w:hAnsi="Times New Roman" w:cs="Times New Roman"/>
+            <w:sz w:val="24"/>
+            <w:szCs w:val="24"/>
+          </w:rPr>
+          <w:t xml:space="preserve"> de desarrollo multiplataforma: Una Revisión Sistemática</w:t>
         </w:r>
       </w:hyperlink>
     </w:p>
@@ -4805,7 +6018,7 @@
         </w:rPr>
         <w:lastRenderedPageBreak/>
         <w:drawing>
-          <wp:inline distT="0" distB="0" distL="0" distR="0" wp14:anchorId="379BB90C" wp14:editId="06182EF0">
+          <wp:inline distT="0" distB="0" distL="0" distR="0" wp14:anchorId="379BB90C" wp14:editId="26A4A770">
             <wp:extent cx="3040380" cy="2308860"/>
             <wp:effectExtent l="0" t="0" r="7620" b="0"/>
             <wp:docPr id="644831285" name="Imagen 8" descr="Diagrama, Esquemático&#10;&#10;El contenido generado por IA puede ser incorrecto."/>
@@ -4822,7 +6035,7 @@
                     </pic:cNvPicPr>
                   </pic:nvPicPr>
                   <pic:blipFill rotWithShape="1">
-                    <a:blip r:embed="rId21" cstate="print">
+                    <a:blip r:embed="rId22" cstate="print">
                       <a:extLst>
                         <a:ext uri="{28A0092B-C50C-407E-A947-70E740481C1C}">
                           <a14:useLocalDpi xmlns:a14="http://schemas.microsoft.com/office/drawing/2010/main" val="0"/>
@@ -4938,7 +6151,51 @@
           <w:sz w:val="24"/>
           <w:szCs w:val="24"/>
         </w:rPr>
-        <w:t>Quevedo-Tumailli, V. F., Arias Calderón, S. E., Ortega Manjarrez, V. A., &amp; Ortega-Ténezaca, B. (2025).</w:t>
+        <w:t>Quevedo-</w:t>
+      </w:r>
+      <w:proofErr w:type="spellStart"/>
+      <w:r>
+        <w:rPr>
+          <w:rFonts w:ascii="Times New Roman" w:hAnsi="Times New Roman" w:cs="Times New Roman"/>
+          <w:b/>
+          <w:bCs/>
+          <w:sz w:val="24"/>
+          <w:szCs w:val="24"/>
+        </w:rPr>
+        <w:t>Tumailli</w:t>
+      </w:r>
+      <w:proofErr w:type="spellEnd"/>
+      <w:r>
+        <w:rPr>
+          <w:rFonts w:ascii="Times New Roman" w:hAnsi="Times New Roman" w:cs="Times New Roman"/>
+          <w:b/>
+          <w:bCs/>
+          <w:sz w:val="24"/>
+          <w:szCs w:val="24"/>
+        </w:rPr>
+        <w:t>, V. F., Arias Calderón, S. E., Ortega Manjarrez, V. A., &amp; Ortega-</w:t>
+      </w:r>
+      <w:proofErr w:type="spellStart"/>
+      <w:r>
+        <w:rPr>
+          <w:rFonts w:ascii="Times New Roman" w:hAnsi="Times New Roman" w:cs="Times New Roman"/>
+          <w:b/>
+          <w:bCs/>
+          <w:sz w:val="24"/>
+          <w:szCs w:val="24"/>
+        </w:rPr>
+        <w:t>Ténezaca</w:t>
+      </w:r>
+      <w:proofErr w:type="spellEnd"/>
+      <w:r>
+        <w:rPr>
+          <w:rFonts w:ascii="Times New Roman" w:hAnsi="Times New Roman" w:cs="Times New Roman"/>
+          <w:b/>
+          <w:bCs/>
+          <w:sz w:val="24"/>
+          <w:szCs w:val="24"/>
+        </w:rPr>
+        <w:t>, B. (2025).</w:t>
       </w:r>
       <w:r>
         <w:rPr>
@@ -4966,6 +6223,7 @@
         </w:rPr>
         <w:t xml:space="preserve">. </w:t>
       </w:r>
+      <w:proofErr w:type="spellStart"/>
       <w:r>
         <w:rPr>
           <w:rFonts w:ascii="Times New Roman" w:hAnsi="Times New Roman" w:cs="Times New Roman"/>
@@ -4976,6 +6234,7 @@
         </w:rPr>
         <w:t>Novasinergia</w:t>
       </w:r>
+      <w:proofErr w:type="spellEnd"/>
       <w:r>
         <w:rPr>
           <w:rFonts w:ascii="Times New Roman" w:hAnsi="Times New Roman" w:cs="Times New Roman"/>
@@ -4994,7 +6253,7 @@
           <w:szCs w:val="24"/>
         </w:rPr>
       </w:pPr>
-      <w:hyperlink r:id="rId22" w:history="1">
+      <w:hyperlink r:id="rId23" w:history="1">
         <w:r>
           <w:rPr>
             <w:rStyle w:val="Hipervnculo"/>
@@ -5414,7 +6673,7 @@
                     </pic:cNvPicPr>
                   </pic:nvPicPr>
                   <pic:blipFill rotWithShape="1">
-                    <a:blip r:embed="rId23">
+                    <a:blip r:embed="rId24">
                       <a:extLst>
                         <a:ext uri="{28A0092B-C50C-407E-A947-70E740481C1C}">
                           <a14:useLocalDpi xmlns:a14="http://schemas.microsoft.com/office/drawing/2010/main" val="0"/>
@@ -5522,7 +6781,7 @@
           <w:szCs w:val="24"/>
         </w:rPr>
       </w:pPr>
-      <w:hyperlink r:id="rId24" w:tgtFrame="_blank" w:history="1">
+      <w:hyperlink r:id="rId25" w:tgtFrame="_blank" w:history="1">
         <w:r>
           <w:rPr>
             <w:rStyle w:val="Hipervnculo"/>
@@ -5628,9 +6887,53 @@
           <w:sz w:val="24"/>
           <w:szCs w:val="24"/>
         </w:rPr>
-        <w:t xml:space="preserve">Desarrollo backend para aplicaciones web, servicios Web Restful: </w:t>
-      </w:r>
-      <w:hyperlink r:id="rId25">
+        <w:t xml:space="preserve">Desarrollo </w:t>
+      </w:r>
+      <w:proofErr w:type="spellStart"/>
+      <w:r>
+        <w:rPr>
+          <w:rFonts w:ascii="Times New Roman" w:hAnsi="Times New Roman" w:cs="Times New Roman"/>
+          <w:b/>
+          <w:bCs/>
+          <w:sz w:val="24"/>
+          <w:szCs w:val="24"/>
+        </w:rPr>
+        <w:t>backend</w:t>
+      </w:r>
+      <w:proofErr w:type="spellEnd"/>
+      <w:r>
+        <w:rPr>
+          <w:rFonts w:ascii="Times New Roman" w:hAnsi="Times New Roman" w:cs="Times New Roman"/>
+          <w:b/>
+          <w:bCs/>
+          <w:sz w:val="24"/>
+          <w:szCs w:val="24"/>
+        </w:rPr>
+        <w:t xml:space="preserve"> para aplicaciones web, servicios Web </w:t>
+      </w:r>
+      <w:proofErr w:type="spellStart"/>
+      <w:r>
+        <w:rPr>
+          <w:rFonts w:ascii="Times New Roman" w:hAnsi="Times New Roman" w:cs="Times New Roman"/>
+          <w:b/>
+          <w:bCs/>
+          <w:sz w:val="24"/>
+          <w:szCs w:val="24"/>
+        </w:rPr>
+        <w:t>Restful</w:t>
+      </w:r>
+      <w:proofErr w:type="spellEnd"/>
+      <w:r>
+        <w:rPr>
+          <w:rFonts w:ascii="Times New Roman" w:hAnsi="Times New Roman" w:cs="Times New Roman"/>
+          <w:b/>
+          <w:bCs/>
+          <w:sz w:val="24"/>
+          <w:szCs w:val="24"/>
+        </w:rPr>
+        <w:t xml:space="preserve">: </w:t>
+      </w:r>
+      <w:hyperlink r:id="rId26">
         <w:r>
           <w:rPr>
             <w:rFonts w:ascii="Times New Roman" w:hAnsi="Times New Roman" w:cs="Times New Roman"/>
@@ -5652,7 +6955,29 @@
           <w:sz w:val="24"/>
           <w:szCs w:val="24"/>
         </w:rPr>
-        <w:t xml:space="preserve"> vs Spring Boot.</w:t>
+        <w:t xml:space="preserve"> vs Spring </w:t>
+      </w:r>
+      <w:proofErr w:type="spellStart"/>
+      <w:r>
+        <w:rPr>
+          <w:rFonts w:ascii="Times New Roman" w:hAnsi="Times New Roman" w:cs="Times New Roman"/>
+          <w:b/>
+          <w:bCs/>
+          <w:sz w:val="24"/>
+          <w:szCs w:val="24"/>
+        </w:rPr>
+        <w:t>Boot</w:t>
+      </w:r>
+      <w:proofErr w:type="spellEnd"/>
+      <w:r>
+        <w:rPr>
+          <w:rFonts w:ascii="Times New Roman" w:hAnsi="Times New Roman" w:cs="Times New Roman"/>
+          <w:b/>
+          <w:bCs/>
+          <w:sz w:val="24"/>
+          <w:szCs w:val="24"/>
+        </w:rPr>
+        <w:t>.</w:t>
       </w:r>
     </w:p>
     <w:p>
@@ -5701,7 +7026,27 @@
           <w:sz w:val="24"/>
           <w:szCs w:val="24"/>
         </w:rPr>
-        <w:t>desarrollo de backends para aplicaciones web</w:t>
+        <w:t xml:space="preserve">desarrollo de </w:t>
+      </w:r>
+      <w:proofErr w:type="spellStart"/>
+      <w:r>
+        <w:rPr>
+          <w:rFonts w:ascii="Times New Roman" w:hAnsi="Times New Roman" w:cs="Times New Roman"/>
+          <w:bCs/>
+          <w:sz w:val="24"/>
+          <w:szCs w:val="24"/>
+        </w:rPr>
+        <w:t>backends</w:t>
+      </w:r>
+      <w:proofErr w:type="spellEnd"/>
+      <w:r>
+        <w:rPr>
+          <w:rFonts w:ascii="Times New Roman" w:hAnsi="Times New Roman" w:cs="Times New Roman"/>
+          <w:bCs/>
+          <w:sz w:val="24"/>
+          <w:szCs w:val="24"/>
+        </w:rPr>
+        <w:t xml:space="preserve"> para aplicaciones web</w:t>
       </w:r>
       <w:r>
         <w:rPr>
@@ -5718,8 +7063,19 @@
           <w:sz w:val="24"/>
           <w:szCs w:val="24"/>
         </w:rPr>
-        <w:t>servicios web RESTful</w:t>
-      </w:r>
+        <w:t xml:space="preserve">servicios web </w:t>
+      </w:r>
+      <w:proofErr w:type="spellStart"/>
+      <w:r>
+        <w:rPr>
+          <w:rFonts w:ascii="Times New Roman" w:hAnsi="Times New Roman" w:cs="Times New Roman"/>
+          <w:bCs/>
+          <w:sz w:val="24"/>
+          <w:szCs w:val="24"/>
+        </w:rPr>
+        <w:t>RESTful</w:t>
+      </w:r>
+      <w:proofErr w:type="spellEnd"/>
       <w:r>
         <w:rPr>
           <w:rFonts w:ascii="Times New Roman" w:hAnsi="Times New Roman" w:cs="Times New Roman"/>
@@ -5751,8 +7107,19 @@
           <w:sz w:val="24"/>
           <w:szCs w:val="24"/>
         </w:rPr>
-        <w:t>análisis comparativo entre dos tecnologías muy usadas para este propósito: Node.js y Spring Boot</w:t>
-      </w:r>
+        <w:t xml:space="preserve">análisis comparativo entre dos tecnologías muy usadas para este propósito: Node.js y Spring </w:t>
+      </w:r>
+      <w:proofErr w:type="spellStart"/>
+      <w:r>
+        <w:rPr>
+          <w:rFonts w:ascii="Times New Roman" w:hAnsi="Times New Roman" w:cs="Times New Roman"/>
+          <w:bCs/>
+          <w:sz w:val="24"/>
+          <w:szCs w:val="24"/>
+        </w:rPr>
+        <w:t>Boot</w:t>
+      </w:r>
+      <w:proofErr w:type="spellEnd"/>
       <w:r>
         <w:rPr>
           <w:rFonts w:ascii="Times New Roman" w:hAnsi="Times New Roman" w:cs="Times New Roman"/>
@@ -5821,7 +7188,25 @@
           <w:sz w:val="24"/>
           <w:szCs w:val="24"/>
         </w:rPr>
-        <w:t>ambas tecnologías son viables para construir servicios RESTful de forma rápida y confiable, pero la elección depende del tipo de proyecto y del contexto</w:t>
+        <w:t xml:space="preserve">ambas tecnologías son viables para construir servicios </w:t>
+      </w:r>
+      <w:proofErr w:type="spellStart"/>
+      <w:r>
+        <w:rPr>
+          <w:rFonts w:ascii="Times New Roman" w:hAnsi="Times New Roman" w:cs="Times New Roman"/>
+          <w:sz w:val="24"/>
+          <w:szCs w:val="24"/>
+        </w:rPr>
+        <w:t>RESTful</w:t>
+      </w:r>
+      <w:proofErr w:type="spellEnd"/>
+      <w:r>
+        <w:rPr>
+          <w:rFonts w:ascii="Times New Roman" w:hAnsi="Times New Roman" w:cs="Times New Roman"/>
+          <w:sz w:val="24"/>
+          <w:szCs w:val="24"/>
+        </w:rPr>
+        <w:t xml:space="preserve"> de forma rápida y confiable, pero la elección depende del tipo de proyecto y del contexto</w:t>
       </w:r>
       <w:r>
         <w:rPr>
@@ -5881,7 +7266,43 @@
           <w:sz w:val="24"/>
           <w:szCs w:val="24"/>
         </w:rPr>
-        <w:t>, de manera que la elección de framework backend realmente contribuya a la calidad del sistema final.</w:t>
+        <w:t xml:space="preserve">, de manera que la elección de </w:t>
+      </w:r>
+      <w:proofErr w:type="spellStart"/>
+      <w:r>
+        <w:rPr>
+          <w:rFonts w:ascii="Times New Roman" w:hAnsi="Times New Roman" w:cs="Times New Roman"/>
+          <w:sz w:val="24"/>
+          <w:szCs w:val="24"/>
+        </w:rPr>
+        <w:t>framework</w:t>
+      </w:r>
+      <w:proofErr w:type="spellEnd"/>
+      <w:r>
+        <w:rPr>
+          <w:rFonts w:ascii="Times New Roman" w:hAnsi="Times New Roman" w:cs="Times New Roman"/>
+          <w:sz w:val="24"/>
+          <w:szCs w:val="24"/>
+        </w:rPr>
+        <w:t xml:space="preserve"> </w:t>
+      </w:r>
+      <w:proofErr w:type="spellStart"/>
+      <w:r>
+        <w:rPr>
+          <w:rFonts w:ascii="Times New Roman" w:hAnsi="Times New Roman" w:cs="Times New Roman"/>
+          <w:sz w:val="24"/>
+          <w:szCs w:val="24"/>
+        </w:rPr>
+        <w:t>backend</w:t>
+      </w:r>
+      <w:proofErr w:type="spellEnd"/>
+      <w:r>
+        <w:rPr>
+          <w:rFonts w:ascii="Times New Roman" w:hAnsi="Times New Roman" w:cs="Times New Roman"/>
+          <w:sz w:val="24"/>
+          <w:szCs w:val="24"/>
+        </w:rPr>
+        <w:t xml:space="preserve"> realmente contribuya a la calidad del sistema final.</w:t>
       </w:r>
     </w:p>
     <w:p>
@@ -5926,7 +7347,7 @@
         </w:rPr>
         <w:lastRenderedPageBreak/>
         <w:drawing>
-          <wp:inline distT="0" distB="0" distL="0" distR="0" wp14:anchorId="716378F8" wp14:editId="27B28154">
+          <wp:inline distT="0" distB="0" distL="0" distR="0" wp14:anchorId="716378F8" wp14:editId="326D500C">
             <wp:extent cx="3665220" cy="2232660"/>
             <wp:effectExtent l="0" t="0" r="0" b="0"/>
             <wp:docPr id="250045930" name="Imagen 10" descr="Gráfico&#10;&#10;El contenido generado por IA puede ser incorrecto."/>
@@ -5943,7 +7364,7 @@
                     </pic:cNvPicPr>
                   </pic:nvPicPr>
                   <pic:blipFill rotWithShape="1">
-                    <a:blip r:embed="rId26" cstate="print">
+                    <a:blip r:embed="rId27" cstate="print">
                       <a:extLst>
                         <a:ext uri="{28A0092B-C50C-407E-A947-70E740481C1C}">
                           <a14:useLocalDpi xmlns:a14="http://schemas.microsoft.com/office/drawing/2010/main" val="0"/>
@@ -6017,7 +7438,43 @@
           <w:sz w:val="24"/>
           <w:szCs w:val="24"/>
         </w:rPr>
-        <w:t xml:space="preserve">El éxito del desarrollo backend no radica únicamente en la tecnología elegida, sino en alinear sus fortalezas con las necesidades del proyecto. Es importante comprender estas características porque permite a los equipos tomar decisiones informadas, asegurando que el backend soporte la calidad, rendimiento y confiabilidad esperadas en el sistema final. </w:t>
+        <w:t xml:space="preserve">El éxito del desarrollo </w:t>
+      </w:r>
+      <w:proofErr w:type="spellStart"/>
+      <w:r>
+        <w:rPr>
+          <w:rFonts w:ascii="Times New Roman" w:hAnsi="Times New Roman" w:cs="Times New Roman"/>
+          <w:sz w:val="24"/>
+          <w:szCs w:val="24"/>
+        </w:rPr>
+        <w:t>backend</w:t>
+      </w:r>
+      <w:proofErr w:type="spellEnd"/>
+      <w:r>
+        <w:rPr>
+          <w:rFonts w:ascii="Times New Roman" w:hAnsi="Times New Roman" w:cs="Times New Roman"/>
+          <w:sz w:val="24"/>
+          <w:szCs w:val="24"/>
+        </w:rPr>
+        <w:t xml:space="preserve"> no radica únicamente en la tecnología elegida, sino en alinear sus fortalezas con las necesidades del proyecto. Es importante comprender estas características porque permite a los equipos tomar decisiones informadas, asegurando que el </w:t>
+      </w:r>
+      <w:proofErr w:type="spellStart"/>
+      <w:r>
+        <w:rPr>
+          <w:rFonts w:ascii="Times New Roman" w:hAnsi="Times New Roman" w:cs="Times New Roman"/>
+          <w:sz w:val="24"/>
+          <w:szCs w:val="24"/>
+        </w:rPr>
+        <w:t>backend</w:t>
+      </w:r>
+      <w:proofErr w:type="spellEnd"/>
+      <w:r>
+        <w:rPr>
+          <w:rFonts w:ascii="Times New Roman" w:hAnsi="Times New Roman" w:cs="Times New Roman"/>
+          <w:sz w:val="24"/>
+          <w:szCs w:val="24"/>
+        </w:rPr>
+        <w:t xml:space="preserve"> soporte la calidad, rendimiento y confiabilidad esperadas en el sistema final. </w:t>
       </w:r>
     </w:p>
     <w:p>
@@ -6077,16 +7534,9 @@
           <w:sz w:val="24"/>
           <w:szCs w:val="24"/>
         </w:rPr>
-        <w:t>Desarrollo backend para aplicaciones web, servicios web RESTful: Node.js vs Spring Boot</w:t>
-      </w:r>
-      <w:r>
-        <w:rPr>
-          <w:rFonts w:ascii="Times New Roman" w:hAnsi="Times New Roman" w:cs="Times New Roman"/>
-          <w:sz w:val="24"/>
-          <w:szCs w:val="24"/>
-        </w:rPr>
-        <w:t xml:space="preserve">. </w:t>
-      </w:r>
+        <w:t xml:space="preserve">Desarrollo </w:t>
+      </w:r>
+      <w:proofErr w:type="spellStart"/>
       <w:r>
         <w:rPr>
           <w:rFonts w:ascii="Times New Roman" w:hAnsi="Times New Roman" w:cs="Times New Roman"/>
@@ -6095,6 +7545,69 @@
           <w:sz w:val="24"/>
           <w:szCs w:val="24"/>
         </w:rPr>
+        <w:t>backend</w:t>
+      </w:r>
+      <w:proofErr w:type="spellEnd"/>
+      <w:r>
+        <w:rPr>
+          <w:rFonts w:ascii="Times New Roman" w:hAnsi="Times New Roman" w:cs="Times New Roman"/>
+          <w:i/>
+          <w:iCs/>
+          <w:sz w:val="24"/>
+          <w:szCs w:val="24"/>
+        </w:rPr>
+        <w:t xml:space="preserve"> para aplicaciones web, servicios web </w:t>
+      </w:r>
+      <w:proofErr w:type="spellStart"/>
+      <w:r>
+        <w:rPr>
+          <w:rFonts w:ascii="Times New Roman" w:hAnsi="Times New Roman" w:cs="Times New Roman"/>
+          <w:i/>
+          <w:iCs/>
+          <w:sz w:val="24"/>
+          <w:szCs w:val="24"/>
+        </w:rPr>
+        <w:t>RESTful</w:t>
+      </w:r>
+      <w:proofErr w:type="spellEnd"/>
+      <w:r>
+        <w:rPr>
+          <w:rFonts w:ascii="Times New Roman" w:hAnsi="Times New Roman" w:cs="Times New Roman"/>
+          <w:i/>
+          <w:iCs/>
+          <w:sz w:val="24"/>
+          <w:szCs w:val="24"/>
+        </w:rPr>
+        <w:t xml:space="preserve">: Node.js vs Spring </w:t>
+      </w:r>
+      <w:proofErr w:type="spellStart"/>
+      <w:r>
+        <w:rPr>
+          <w:rFonts w:ascii="Times New Roman" w:hAnsi="Times New Roman" w:cs="Times New Roman"/>
+          <w:i/>
+          <w:iCs/>
+          <w:sz w:val="24"/>
+          <w:szCs w:val="24"/>
+        </w:rPr>
+        <w:t>Boot</w:t>
+      </w:r>
+      <w:proofErr w:type="spellEnd"/>
+      <w:r>
+        <w:rPr>
+          <w:rFonts w:ascii="Times New Roman" w:hAnsi="Times New Roman" w:cs="Times New Roman"/>
+          <w:sz w:val="24"/>
+          <w:szCs w:val="24"/>
+        </w:rPr>
+        <w:t xml:space="preserve">. </w:t>
+      </w:r>
+      <w:r>
+        <w:rPr>
+          <w:rFonts w:ascii="Times New Roman" w:hAnsi="Times New Roman" w:cs="Times New Roman"/>
+          <w:i/>
+          <w:iCs/>
+          <w:sz w:val="24"/>
+          <w:szCs w:val="24"/>
+        </w:rPr>
         <w:t>Revista Ibérica de Sistemas e Tecnologías de Información</w:t>
       </w:r>
       <w:r>
@@ -6115,7 +7628,7 @@
           <w:szCs w:val="24"/>
         </w:rPr>
       </w:pPr>
-      <w:hyperlink r:id="rId27" w:history="1">
+      <w:hyperlink r:id="rId28" w:history="1">
         <w:r>
           <w:rPr>
             <w:rStyle w:val="Hipervnculo"/>
@@ -6123,7 +7636,67 @@
             <w:sz w:val="24"/>
             <w:szCs w:val="24"/>
           </w:rPr>
-          <w:t>Desarrollo backend para aplicaciones web, Servicios Web Restful: Node.js vs Spring Boot - ProQuest</w:t>
+          <w:t xml:space="preserve">Desarrollo </w:t>
+        </w:r>
+        <w:proofErr w:type="spellStart"/>
+        <w:r>
+          <w:rPr>
+            <w:rStyle w:val="Hipervnculo"/>
+            <w:rFonts w:ascii="Times New Roman" w:hAnsi="Times New Roman" w:cs="Times New Roman"/>
+            <w:sz w:val="24"/>
+            <w:szCs w:val="24"/>
+          </w:rPr>
+          <w:t>backend</w:t>
+        </w:r>
+        <w:proofErr w:type="spellEnd"/>
+        <w:r>
+          <w:rPr>
+            <w:rStyle w:val="Hipervnculo"/>
+            <w:rFonts w:ascii="Times New Roman" w:hAnsi="Times New Roman" w:cs="Times New Roman"/>
+            <w:sz w:val="24"/>
+            <w:szCs w:val="24"/>
+          </w:rPr>
+          <w:t xml:space="preserve"> para aplicaciones web, Servicios Web </w:t>
+        </w:r>
+        <w:proofErr w:type="spellStart"/>
+        <w:r>
+          <w:rPr>
+            <w:rStyle w:val="Hipervnculo"/>
+            <w:rFonts w:ascii="Times New Roman" w:hAnsi="Times New Roman" w:cs="Times New Roman"/>
+            <w:sz w:val="24"/>
+            <w:szCs w:val="24"/>
+          </w:rPr>
+          <w:t>Restful</w:t>
+        </w:r>
+        <w:proofErr w:type="spellEnd"/>
+        <w:r>
+          <w:rPr>
+            <w:rStyle w:val="Hipervnculo"/>
+            <w:rFonts w:ascii="Times New Roman" w:hAnsi="Times New Roman" w:cs="Times New Roman"/>
+            <w:sz w:val="24"/>
+            <w:szCs w:val="24"/>
+          </w:rPr>
+          <w:t xml:space="preserve">: Node.js vs Spring </w:t>
+        </w:r>
+        <w:proofErr w:type="spellStart"/>
+        <w:r>
+          <w:rPr>
+            <w:rStyle w:val="Hipervnculo"/>
+            <w:rFonts w:ascii="Times New Roman" w:hAnsi="Times New Roman" w:cs="Times New Roman"/>
+            <w:sz w:val="24"/>
+            <w:szCs w:val="24"/>
+          </w:rPr>
+          <w:t>Boot</w:t>
+        </w:r>
+        <w:proofErr w:type="spellEnd"/>
+        <w:r>
+          <w:rPr>
+            <w:rStyle w:val="Hipervnculo"/>
+            <w:rFonts w:ascii="Times New Roman" w:hAnsi="Times New Roman" w:cs="Times New Roman"/>
+            <w:sz w:val="24"/>
+            <w:szCs w:val="24"/>
+          </w:rPr>
+          <w:t xml:space="preserve"> - ProQuest</w:t>
         </w:r>
       </w:hyperlink>
     </w:p>
@@ -6231,9 +7804,31 @@
           <w:sz w:val="24"/>
           <w:szCs w:val="24"/>
         </w:rPr>
-        <w:t xml:space="preserve">Laboratorio basado en web de estadísticas y probabilidad multimedia con Spring Boot y </w:t>
-      </w:r>
-      <w:hyperlink r:id="rId28">
+        <w:t xml:space="preserve">Laboratorio basado en web de estadísticas y probabilidad multimedia con Spring </w:t>
+      </w:r>
+      <w:proofErr w:type="spellStart"/>
+      <w:r>
+        <w:rPr>
+          <w:rFonts w:ascii="Times New Roman" w:hAnsi="Times New Roman" w:cs="Times New Roman"/>
+          <w:b/>
+          <w:bCs/>
+          <w:sz w:val="24"/>
+          <w:szCs w:val="24"/>
+        </w:rPr>
+        <w:t>Boot</w:t>
+      </w:r>
+      <w:proofErr w:type="spellEnd"/>
+      <w:r>
+        <w:rPr>
+          <w:rFonts w:ascii="Times New Roman" w:hAnsi="Times New Roman" w:cs="Times New Roman"/>
+          <w:b/>
+          <w:bCs/>
+          <w:sz w:val="24"/>
+          <w:szCs w:val="24"/>
+        </w:rPr>
+        <w:t xml:space="preserve"> y </w:t>
+      </w:r>
+      <w:hyperlink r:id="rId29">
         <w:r>
           <w:rPr>
             <w:rFonts w:ascii="Times New Roman" w:hAnsi="Times New Roman" w:cs="Times New Roman"/>
@@ -6312,24 +7907,71 @@
           <w:sz w:val="24"/>
           <w:szCs w:val="24"/>
         </w:rPr>
-        <w:t xml:space="preserve">, desarrollado con tecnologías modernas: React.js en el front-end y </w:t>
-      </w:r>
-      <w:r>
-        <w:rPr>
-          <w:rFonts w:ascii="Times New Roman" w:hAnsi="Times New Roman" w:cs="Times New Roman"/>
-          <w:bCs/>
-          <w:sz w:val="24"/>
-          <w:szCs w:val="24"/>
-        </w:rPr>
-        <w:t>Spring Boot</w:t>
-      </w:r>
-      <w:r>
-        <w:rPr>
-          <w:rFonts w:ascii="Times New Roman" w:hAnsi="Times New Roman" w:cs="Times New Roman"/>
-          <w:sz w:val="24"/>
-          <w:szCs w:val="24"/>
-        </w:rPr>
-        <w:t xml:space="preserve"> en el back-end. Su objetivo principal es facilitar el aprendizaje a través de </w:t>
+        <w:t xml:space="preserve">, desarrollado con tecnologías modernas: React.js en el </w:t>
+      </w:r>
+      <w:proofErr w:type="spellStart"/>
+      <w:r>
+        <w:rPr>
+          <w:rFonts w:ascii="Times New Roman" w:hAnsi="Times New Roman" w:cs="Times New Roman"/>
+          <w:sz w:val="24"/>
+          <w:szCs w:val="24"/>
+        </w:rPr>
+        <w:t>front-end</w:t>
+      </w:r>
+      <w:proofErr w:type="spellEnd"/>
+      <w:r>
+        <w:rPr>
+          <w:rFonts w:ascii="Times New Roman" w:hAnsi="Times New Roman" w:cs="Times New Roman"/>
+          <w:sz w:val="24"/>
+          <w:szCs w:val="24"/>
+        </w:rPr>
+        <w:t xml:space="preserve"> y </w:t>
+      </w:r>
+      <w:r>
+        <w:rPr>
+          <w:rFonts w:ascii="Times New Roman" w:hAnsi="Times New Roman" w:cs="Times New Roman"/>
+          <w:bCs/>
+          <w:sz w:val="24"/>
+          <w:szCs w:val="24"/>
+        </w:rPr>
+        <w:t xml:space="preserve">Spring </w:t>
+      </w:r>
+      <w:proofErr w:type="spellStart"/>
+      <w:r>
+        <w:rPr>
+          <w:rFonts w:ascii="Times New Roman" w:hAnsi="Times New Roman" w:cs="Times New Roman"/>
+          <w:bCs/>
+          <w:sz w:val="24"/>
+          <w:szCs w:val="24"/>
+        </w:rPr>
+        <w:t>Boot</w:t>
+      </w:r>
+      <w:proofErr w:type="spellEnd"/>
+      <w:r>
+        <w:rPr>
+          <w:rFonts w:ascii="Times New Roman" w:hAnsi="Times New Roman" w:cs="Times New Roman"/>
+          <w:sz w:val="24"/>
+          <w:szCs w:val="24"/>
+        </w:rPr>
+        <w:t xml:space="preserve"> en el back-</w:t>
+      </w:r>
+      <w:proofErr w:type="spellStart"/>
+      <w:r>
+        <w:rPr>
+          <w:rFonts w:ascii="Times New Roman" w:hAnsi="Times New Roman" w:cs="Times New Roman"/>
+          <w:sz w:val="24"/>
+          <w:szCs w:val="24"/>
+        </w:rPr>
+        <w:t>end</w:t>
+      </w:r>
+      <w:proofErr w:type="spellEnd"/>
+      <w:r>
+        <w:rPr>
+          <w:rFonts w:ascii="Times New Roman" w:hAnsi="Times New Roman" w:cs="Times New Roman"/>
+          <w:sz w:val="24"/>
+          <w:szCs w:val="24"/>
+        </w:rPr>
+        <w:t xml:space="preserve">. Su objetivo principal es facilitar el aprendizaje a través de </w:t>
       </w:r>
       <w:r>
         <w:rPr>
@@ -6445,6 +8087,7 @@
         </w:rPr>
         <w:t xml:space="preserve">isualización gráfica de datos mediante </w:t>
       </w:r>
+      <w:proofErr w:type="spellStart"/>
       <w:r>
         <w:rPr>
           <w:rFonts w:ascii="Times New Roman" w:hAnsi="Times New Roman" w:cs="Times New Roman"/>
@@ -6454,6 +8097,7 @@
         </w:rPr>
         <w:t>ChartJS</w:t>
       </w:r>
+      <w:proofErr w:type="spellEnd"/>
       <w:r>
         <w:rPr>
           <w:rFonts w:ascii="Times New Roman" w:hAnsi="Times New Roman" w:cs="Times New Roman"/>
@@ -6598,7 +8242,7 @@
         </w:rPr>
         <w:lastRenderedPageBreak/>
         <w:drawing>
-          <wp:inline distT="0" distB="0" distL="0" distR="0" wp14:anchorId="30C6A117" wp14:editId="0C54AE61">
+          <wp:inline distT="0" distB="0" distL="0" distR="0" wp14:anchorId="30C6A117" wp14:editId="22870F93">
             <wp:extent cx="3505200" cy="2606040"/>
             <wp:effectExtent l="0" t="0" r="0" b="3810"/>
             <wp:docPr id="260291270" name="Imagen 11" descr="Gráfico&#10;&#10;El contenido generado por IA puede ser incorrecto."/>
@@ -6615,7 +8259,7 @@
                     </pic:cNvPicPr>
                   </pic:nvPicPr>
                   <pic:blipFill rotWithShape="1">
-                    <a:blip r:embed="rId29" cstate="print">
+                    <a:blip r:embed="rId30" cstate="print">
                       <a:extLst>
                         <a:ext uri="{28A0092B-C50C-407E-A947-70E740481C1C}">
                           <a14:useLocalDpi xmlns:a14="http://schemas.microsoft.com/office/drawing/2010/main" val="0"/>
@@ -6713,7 +8357,43 @@
           <w:sz w:val="24"/>
           <w:szCs w:val="24"/>
         </w:rPr>
-        <w:t xml:space="preserve">ombinando interactividad, accesibilidad y automatización. La integración de tecnologías modernas como React.js, Spring Boot, ChartJS y MySQL, junto con patrones de diseño como MVC y DAO, permite un sistema escalable mantenible, que beneficia a todas las partes interesadas. </w:t>
+        <w:t xml:space="preserve">ombinando interactividad, accesibilidad y automatización. La integración de tecnologías modernas como React.js, Spring </w:t>
+      </w:r>
+      <w:proofErr w:type="spellStart"/>
+      <w:r>
+        <w:rPr>
+          <w:rFonts w:ascii="Times New Roman" w:hAnsi="Times New Roman" w:cs="Times New Roman"/>
+          <w:sz w:val="24"/>
+          <w:szCs w:val="24"/>
+        </w:rPr>
+        <w:t>Boot</w:t>
+      </w:r>
+      <w:proofErr w:type="spellEnd"/>
+      <w:r>
+        <w:rPr>
+          <w:rFonts w:ascii="Times New Roman" w:hAnsi="Times New Roman" w:cs="Times New Roman"/>
+          <w:sz w:val="24"/>
+          <w:szCs w:val="24"/>
+        </w:rPr>
+        <w:t xml:space="preserve">, </w:t>
+      </w:r>
+      <w:proofErr w:type="spellStart"/>
+      <w:r>
+        <w:rPr>
+          <w:rFonts w:ascii="Times New Roman" w:hAnsi="Times New Roman" w:cs="Times New Roman"/>
+          <w:sz w:val="24"/>
+          <w:szCs w:val="24"/>
+        </w:rPr>
+        <w:t>ChartJS</w:t>
+      </w:r>
+      <w:proofErr w:type="spellEnd"/>
+      <w:r>
+        <w:rPr>
+          <w:rFonts w:ascii="Times New Roman" w:hAnsi="Times New Roman" w:cs="Times New Roman"/>
+          <w:sz w:val="24"/>
+          <w:szCs w:val="24"/>
+        </w:rPr>
+        <w:t xml:space="preserve"> y MySQL, junto con patrones de diseño como MVC y DAO, permite un sistema escalable mantenible, que beneficia a todas las partes interesadas. </w:t>
       </w:r>
     </w:p>
     <w:p>
@@ -6763,7 +8443,25 @@
           <w:sz w:val="24"/>
           <w:szCs w:val="24"/>
         </w:rPr>
-        <w:t xml:space="preserve"> Laboratorio basado en web de estadísticas y probabilidad multimedia con Spring Boot y React.js de apoyo a la enseñanza. </w:t>
+        <w:t xml:space="preserve"> Laboratorio basado en web de estadísticas y probabilidad multimedia con Spring </w:t>
+      </w:r>
+      <w:proofErr w:type="spellStart"/>
+      <w:r>
+        <w:rPr>
+          <w:rFonts w:ascii="Times New Roman" w:hAnsi="Times New Roman" w:cs="Times New Roman"/>
+          <w:sz w:val="24"/>
+          <w:szCs w:val="24"/>
+        </w:rPr>
+        <w:t>Boot</w:t>
+      </w:r>
+      <w:proofErr w:type="spellEnd"/>
+      <w:r>
+        <w:rPr>
+          <w:rFonts w:ascii="Times New Roman" w:hAnsi="Times New Roman" w:cs="Times New Roman"/>
+          <w:sz w:val="24"/>
+          <w:szCs w:val="24"/>
+        </w:rPr>
+        <w:t xml:space="preserve"> y React.js de apoyo a la enseñanza. </w:t>
       </w:r>
       <w:r>
         <w:rPr>
@@ -6793,7 +8491,7 @@
           <w:szCs w:val="24"/>
         </w:rPr>
       </w:pPr>
-      <w:hyperlink r:id="rId30" w:history="1">
+      <w:hyperlink r:id="rId31" w:history="1">
         <w:r>
           <w:rPr>
             <w:rStyle w:val="Hipervnculo"/>
@@ -6801,7 +8499,27 @@
             <w:sz w:val="24"/>
             <w:szCs w:val="24"/>
           </w:rPr>
-          <w:t>Laboratorio Basado en Web de Estadísticas y Probabilidad Multimedia con Spring Boot y React.js de apoyo a la enseñanza | Tecnología Educativa Revista CONAIC</w:t>
+          <w:t xml:space="preserve">Laboratorio Basado en Web de Estadísticas y Probabilidad Multimedia con Spring </w:t>
+        </w:r>
+        <w:proofErr w:type="spellStart"/>
+        <w:r>
+          <w:rPr>
+            <w:rStyle w:val="Hipervnculo"/>
+            <w:rFonts w:ascii="Times New Roman" w:hAnsi="Times New Roman" w:cs="Times New Roman"/>
+            <w:sz w:val="24"/>
+            <w:szCs w:val="24"/>
+          </w:rPr>
+          <w:t>Boot</w:t>
+        </w:r>
+        <w:proofErr w:type="spellEnd"/>
+        <w:r>
+          <w:rPr>
+            <w:rStyle w:val="Hipervnculo"/>
+            <w:rFonts w:ascii="Times New Roman" w:hAnsi="Times New Roman" w:cs="Times New Roman"/>
+            <w:sz w:val="24"/>
+            <w:szCs w:val="24"/>
+          </w:rPr>
+          <w:t xml:space="preserve"> y React.js de apoyo a la enseñanza | Tecnología Educativa Revista CONAIC</w:t>
         </w:r>
       </w:hyperlink>
     </w:p>
@@ -6996,7 +8714,25 @@
           <w:sz w:val="24"/>
           <w:szCs w:val="24"/>
         </w:rPr>
-        <w:t xml:space="preserve"> creada para apoyar a pequeñas y medianas empresas que trabajan en proyectos de apps. Su objetivo es minimizar costos, reducir tiempos de trabajo y asegurar la calidad del producto final.</w:t>
+        <w:t xml:space="preserve"> creada para apoyar a pequeñas y medianas empresas que trabajan en proyectos de </w:t>
+      </w:r>
+      <w:proofErr w:type="gramStart"/>
+      <w:r>
+        <w:rPr>
+          <w:rFonts w:ascii="Times New Roman" w:hAnsi="Times New Roman" w:cs="Times New Roman"/>
+          <w:sz w:val="24"/>
+          <w:szCs w:val="24"/>
+        </w:rPr>
+        <w:t>apps</w:t>
+      </w:r>
+      <w:proofErr w:type="gramEnd"/>
+      <w:r>
+        <w:rPr>
+          <w:rFonts w:ascii="Times New Roman" w:hAnsi="Times New Roman" w:cs="Times New Roman"/>
+          <w:sz w:val="24"/>
+          <w:szCs w:val="24"/>
+        </w:rPr>
+        <w:t>. Su objetivo es minimizar costos, reducir tiempos de trabajo y asegurar la calidad del producto final.</w:t>
       </w:r>
       <w:r>
         <w:rPr>
@@ -7109,7 +8845,7 @@
         </w:rPr>
         <w:lastRenderedPageBreak/>
         <w:drawing>
-          <wp:inline distT="0" distB="0" distL="0" distR="0" wp14:anchorId="353633D8" wp14:editId="656FC7E6">
+          <wp:inline distT="0" distB="0" distL="0" distR="0" wp14:anchorId="353633D8" wp14:editId="1E439A66">
             <wp:extent cx="2484120" cy="2484120"/>
             <wp:effectExtent l="0" t="0" r="0" b="0"/>
             <wp:docPr id="1285691625" name="Imagen 12" descr="Diagrama&#10;&#10;El contenido generado por IA puede ser incorrecto."/>
@@ -7126,7 +8862,7 @@
                     </pic:cNvPicPr>
                   </pic:nvPicPr>
                   <pic:blipFill rotWithShape="1">
-                    <a:blip r:embed="rId31" cstate="print">
+                    <a:blip r:embed="rId32" cstate="print">
                       <a:extLst>
                         <a:ext uri="{28A0092B-C50C-407E-A947-70E740481C1C}">
                           <a14:useLocalDpi xmlns:a14="http://schemas.microsoft.com/office/drawing/2010/main" val="0"/>
@@ -7200,7 +8936,25 @@
           <w:sz w:val="24"/>
           <w:szCs w:val="24"/>
         </w:rPr>
-        <w:t xml:space="preserve">La mayoría de las metodologías clásicas fueron diseñadas para software de escritorio o proyectoa a gran escala, dejando un vacío para el ámbito de las aplicaciones móviles, donde los tiempos, costos y recursos suelen ser más limitados. La propuesta metodológica es interesante porque no busca reinventar completamente la rueda, sino tomar lo mejor de metodologías ya conocidas como Mobile-D, Espiral, Cascada y métodos ágiles y adaptarlas a un contexto mucho más dinámico. </w:t>
+        <w:t xml:space="preserve">La mayoría de las metodologías clásicas fueron diseñadas para software de escritorio o </w:t>
+      </w:r>
+      <w:proofErr w:type="spellStart"/>
+      <w:r>
+        <w:rPr>
+          <w:rFonts w:ascii="Times New Roman" w:hAnsi="Times New Roman" w:cs="Times New Roman"/>
+          <w:sz w:val="24"/>
+          <w:szCs w:val="24"/>
+        </w:rPr>
+        <w:t>proyectoa</w:t>
+      </w:r>
+      <w:proofErr w:type="spellEnd"/>
+      <w:r>
+        <w:rPr>
+          <w:rFonts w:ascii="Times New Roman" w:hAnsi="Times New Roman" w:cs="Times New Roman"/>
+          <w:sz w:val="24"/>
+          <w:szCs w:val="24"/>
+        </w:rPr>
+        <w:t xml:space="preserve"> a gran escala, dejando un vacío para el ámbito de las aplicaciones móviles, donde los tiempos, costos y recursos suelen ser más limitados. La propuesta metodológica es interesante porque no busca reinventar completamente la rueda, sino tomar lo mejor de metodologías ya conocidas como Mobile-D, Espiral, Cascada y métodos ágiles y adaptarlas a un contexto mucho más dinámico. </w:t>
       </w:r>
     </w:p>
     <w:p>
@@ -7240,19 +8994,91 @@
           <w:sz w:val="24"/>
           <w:szCs w:val="24"/>
         </w:rPr>
-        <w:t>ABAD-Jorge†,BALDIVIA-Petra.Creacióndeunametodologíaparaeldesarrollomóvil:Desarrollomóvilcontinuo.Foro deEstudios sobreGuerrero.2022,mayo2021 -abril 2022 Vol. 9 No. 2 161-167</w:t>
-      </w:r>
-    </w:p>
-    <w:p>
-      <w:pPr>
-        <w:spacing w:line="480" w:lineRule="auto"/>
-        <w:rPr>
-          <w:rFonts w:ascii="Times New Roman" w:hAnsi="Times New Roman" w:cs="Times New Roman"/>
-          <w:sz w:val="24"/>
-          <w:szCs w:val="24"/>
-        </w:rPr>
-      </w:pPr>
-      <w:hyperlink r:id="rId32" w:history="1">
+        <w:t>ABAD-Jorge</w:t>
+      </w:r>
+      <w:proofErr w:type="gramStart"/>
+      <w:r>
+        <w:rPr>
+          <w:rFonts w:ascii="Times New Roman" w:hAnsi="Times New Roman" w:cs="Times New Roman"/>
+          <w:sz w:val="24"/>
+          <w:szCs w:val="24"/>
+        </w:rPr>
+        <w:t>†,BALDIVIA</w:t>
+      </w:r>
+      <w:proofErr w:type="gramEnd"/>
+      <w:r>
+        <w:rPr>
+          <w:rFonts w:ascii="Times New Roman" w:hAnsi="Times New Roman" w:cs="Times New Roman"/>
+          <w:sz w:val="24"/>
+          <w:szCs w:val="24"/>
+        </w:rPr>
+        <w:t>-</w:t>
+      </w:r>
+      <w:proofErr w:type="gramStart"/>
+      <w:r>
+        <w:rPr>
+          <w:rFonts w:ascii="Times New Roman" w:hAnsi="Times New Roman" w:cs="Times New Roman"/>
+          <w:sz w:val="24"/>
+          <w:szCs w:val="24"/>
+        </w:rPr>
+        <w:t>Petra.Creacióndeunametodologíaparaeldesarrollomóvil:Desarrollomóvilcontinuo.Foro</w:t>
+      </w:r>
+      <w:proofErr w:type="gramEnd"/>
+      <w:r>
+        <w:rPr>
+          <w:rFonts w:ascii="Times New Roman" w:hAnsi="Times New Roman" w:cs="Times New Roman"/>
+          <w:sz w:val="24"/>
+          <w:szCs w:val="24"/>
+        </w:rPr>
+        <w:t xml:space="preserve"> </w:t>
+      </w:r>
+      <w:proofErr w:type="spellStart"/>
+      <w:r>
+        <w:rPr>
+          <w:rFonts w:ascii="Times New Roman" w:hAnsi="Times New Roman" w:cs="Times New Roman"/>
+          <w:sz w:val="24"/>
+          <w:szCs w:val="24"/>
+        </w:rPr>
+        <w:t>deEstudios</w:t>
+      </w:r>
+      <w:proofErr w:type="spellEnd"/>
+      <w:r>
+        <w:rPr>
+          <w:rFonts w:ascii="Times New Roman" w:hAnsi="Times New Roman" w:cs="Times New Roman"/>
+          <w:sz w:val="24"/>
+          <w:szCs w:val="24"/>
+        </w:rPr>
+        <w:t xml:space="preserve"> sobreGuerrero.</w:t>
+      </w:r>
+      <w:proofErr w:type="gramStart"/>
+      <w:r>
+        <w:rPr>
+          <w:rFonts w:ascii="Times New Roman" w:hAnsi="Times New Roman" w:cs="Times New Roman"/>
+          <w:sz w:val="24"/>
+          <w:szCs w:val="24"/>
+        </w:rPr>
+        <w:t>2022,mayo</w:t>
+      </w:r>
+      <w:proofErr w:type="gramEnd"/>
+      <w:r>
+        <w:rPr>
+          <w:rFonts w:ascii="Times New Roman" w:hAnsi="Times New Roman" w:cs="Times New Roman"/>
+          <w:sz w:val="24"/>
+          <w:szCs w:val="24"/>
+        </w:rPr>
+        <w:t>2021 -abril 2022 Vol. 9 No. 2 161-167</w:t>
+      </w:r>
+    </w:p>
+    <w:p>
+      <w:pPr>
+        <w:spacing w:line="480" w:lineRule="auto"/>
+        <w:rPr>
+          <w:rFonts w:ascii="Times New Roman" w:hAnsi="Times New Roman" w:cs="Times New Roman"/>
+          <w:sz w:val="24"/>
+          <w:szCs w:val="24"/>
+        </w:rPr>
+      </w:pPr>
+      <w:hyperlink r:id="rId33" w:history="1">
         <w:r>
           <w:rPr>
             <w:rStyle w:val="Hipervnculo"/>
@@ -7331,6 +9157,7 @@
           <w:szCs w:val="24"/>
         </w:rPr>
       </w:pPr>
+      <w:proofErr w:type="spellStart"/>
       <w:r>
         <w:rPr>
           <w:rFonts w:ascii="Times New Roman" w:hAnsi="Times New Roman" w:cs="Times New Roman"/>
@@ -7340,7 +9167,19 @@
           <w:sz w:val="24"/>
           <w:szCs w:val="24"/>
         </w:rPr>
-        <w:t>React Native: acortando las distancias entre desarrollo y diseño móvil multiplataforma.</w:t>
+        <w:t>React</w:t>
+      </w:r>
+      <w:proofErr w:type="spellEnd"/>
+      <w:r>
+        <w:rPr>
+          <w:rFonts w:ascii="Times New Roman" w:hAnsi="Times New Roman" w:cs="Times New Roman"/>
+          <w:b/>
+          <w:bCs/>
+          <w:color w:val="231F20"/>
+          <w:sz w:val="24"/>
+          <w:szCs w:val="24"/>
+        </w:rPr>
+        <w:t xml:space="preserve"> Native: acortando las distancias entre desarrollo y diseño móvil multiplataforma.</w:t>
       </w:r>
     </w:p>
     <w:p>
@@ -7382,14 +9221,25 @@
         </w:rPr>
         <w:t xml:space="preserve">El artículo explica cómo </w:t>
       </w:r>
-      <w:r>
-        <w:rPr>
-          <w:rFonts w:ascii="Times New Roman" w:hAnsi="Times New Roman" w:cs="Times New Roman"/>
-          <w:bCs/>
-          <w:sz w:val="24"/>
-          <w:szCs w:val="24"/>
-        </w:rPr>
-        <w:t>React Native</w:t>
+      <w:proofErr w:type="spellStart"/>
+      <w:r>
+        <w:rPr>
+          <w:rFonts w:ascii="Times New Roman" w:hAnsi="Times New Roman" w:cs="Times New Roman"/>
+          <w:bCs/>
+          <w:sz w:val="24"/>
+          <w:szCs w:val="24"/>
+        </w:rPr>
+        <w:t>React</w:t>
+      </w:r>
+      <w:proofErr w:type="spellEnd"/>
+      <w:r>
+        <w:rPr>
+          <w:rFonts w:ascii="Times New Roman" w:hAnsi="Times New Roman" w:cs="Times New Roman"/>
+          <w:bCs/>
+          <w:sz w:val="24"/>
+          <w:szCs w:val="24"/>
+        </w:rPr>
+        <w:t xml:space="preserve"> Native</w:t>
       </w:r>
       <w:r>
         <w:rPr>
@@ -7413,7 +9263,25 @@
           <w:sz w:val="24"/>
           <w:szCs w:val="24"/>
         </w:rPr>
-        <w:t xml:space="preserve"> ha transformado el desarrollo de aplicaciones móviles al permitir crear apps </w:t>
+        <w:t xml:space="preserve"> ha transformado el desarrollo de aplicaciones móviles al permitir crear </w:t>
+      </w:r>
+      <w:proofErr w:type="gramStart"/>
+      <w:r>
+        <w:rPr>
+          <w:rFonts w:ascii="Times New Roman" w:hAnsi="Times New Roman" w:cs="Times New Roman"/>
+          <w:sz w:val="24"/>
+          <w:szCs w:val="24"/>
+        </w:rPr>
+        <w:t>apps</w:t>
+      </w:r>
+      <w:proofErr w:type="gramEnd"/>
+      <w:r>
+        <w:rPr>
+          <w:rFonts w:ascii="Times New Roman" w:hAnsi="Times New Roman" w:cs="Times New Roman"/>
+          <w:sz w:val="24"/>
+          <w:szCs w:val="24"/>
+        </w:rPr>
+        <w:t xml:space="preserve"> </w:t>
       </w:r>
       <w:r>
         <w:rPr>
@@ -7446,42 +9314,125 @@
           <w:sz w:val="24"/>
           <w:szCs w:val="24"/>
         </w:rPr>
-        <w:t xml:space="preserve">Antes, para tener una app en ambas plataformas, las empresas debían programar dos veces el mismo proyecto, lo cual era costoso y lento. También surgieron alternativas como apps híbridas basadas en </w:t>
-      </w:r>
-      <w:r>
-        <w:rPr>
-          <w:rFonts w:ascii="Times New Roman" w:hAnsi="Times New Roman" w:cs="Times New Roman"/>
-          <w:bCs/>
-          <w:sz w:val="24"/>
-          <w:szCs w:val="24"/>
-        </w:rPr>
-        <w:t>HTML5 y WebView</w:t>
-      </w:r>
-      <w:r>
-        <w:rPr>
-          <w:rFonts w:ascii="Times New Roman" w:hAnsi="Times New Roman" w:cs="Times New Roman"/>
-          <w:sz w:val="24"/>
-          <w:szCs w:val="24"/>
-        </w:rPr>
-        <w:t>, pero éstas tenían bajo rendimiento y poca fluidez. React Native resolvió este problema porque, aunque se escribe en JavaScript, el código se convierte en componentes nativos, logrando que las aplicaciones se vean y funcionen igual que si hubieran sido programadas directamente para cada sistema operativo.</w:t>
-      </w:r>
-    </w:p>
-    <w:p>
-      <w:pPr>
-        <w:spacing w:line="480" w:lineRule="auto"/>
-        <w:rPr>
-          <w:rFonts w:ascii="Times New Roman" w:hAnsi="Times New Roman" w:cs="Times New Roman"/>
-          <w:sz w:val="24"/>
-          <w:szCs w:val="24"/>
-        </w:rPr>
-      </w:pPr>
-      <w:r>
-        <w:rPr>
-          <w:rFonts w:ascii="Times New Roman" w:hAnsi="Times New Roman" w:cs="Times New Roman"/>
-          <w:sz w:val="24"/>
-          <w:szCs w:val="24"/>
-        </w:rPr>
-        <w:t>En conclusión, React Native se perfila como una de las mejores alternativas actuales para el desarrollo móvil multiplataforma. Su capacidad de unir el mundo del desarrollo web con el móvil ha permitido a muchos programadores crear aplicaciones de calidad de forma más rápida, económica y eficiente, resolviendo uno de los grandes problemas del desarrollo móvil: la duplicidad de trabajo entre Android y iOS.</w:t>
+        <w:t xml:space="preserve">Antes, para tener una </w:t>
+      </w:r>
+      <w:proofErr w:type="gramStart"/>
+      <w:r>
+        <w:rPr>
+          <w:rFonts w:ascii="Times New Roman" w:hAnsi="Times New Roman" w:cs="Times New Roman"/>
+          <w:sz w:val="24"/>
+          <w:szCs w:val="24"/>
+        </w:rPr>
+        <w:t>app</w:t>
+      </w:r>
+      <w:proofErr w:type="gramEnd"/>
+      <w:r>
+        <w:rPr>
+          <w:rFonts w:ascii="Times New Roman" w:hAnsi="Times New Roman" w:cs="Times New Roman"/>
+          <w:sz w:val="24"/>
+          <w:szCs w:val="24"/>
+        </w:rPr>
+        <w:t xml:space="preserve"> en ambas plataformas, las empresas debían programar dos veces el mismo proyecto, lo cual era costoso y lento. También surgieron alternativas como </w:t>
+      </w:r>
+      <w:proofErr w:type="gramStart"/>
+      <w:r>
+        <w:rPr>
+          <w:rFonts w:ascii="Times New Roman" w:hAnsi="Times New Roman" w:cs="Times New Roman"/>
+          <w:sz w:val="24"/>
+          <w:szCs w:val="24"/>
+        </w:rPr>
+        <w:t>apps</w:t>
+      </w:r>
+      <w:proofErr w:type="gramEnd"/>
+      <w:r>
+        <w:rPr>
+          <w:rFonts w:ascii="Times New Roman" w:hAnsi="Times New Roman" w:cs="Times New Roman"/>
+          <w:sz w:val="24"/>
+          <w:szCs w:val="24"/>
+        </w:rPr>
+        <w:t xml:space="preserve"> híbridas basadas en </w:t>
+      </w:r>
+      <w:r>
+        <w:rPr>
+          <w:rFonts w:ascii="Times New Roman" w:hAnsi="Times New Roman" w:cs="Times New Roman"/>
+          <w:bCs/>
+          <w:sz w:val="24"/>
+          <w:szCs w:val="24"/>
+        </w:rPr>
+        <w:t xml:space="preserve">HTML5 y </w:t>
+      </w:r>
+      <w:proofErr w:type="spellStart"/>
+      <w:r>
+        <w:rPr>
+          <w:rFonts w:ascii="Times New Roman" w:hAnsi="Times New Roman" w:cs="Times New Roman"/>
+          <w:bCs/>
+          <w:sz w:val="24"/>
+          <w:szCs w:val="24"/>
+        </w:rPr>
+        <w:t>WebView</w:t>
+      </w:r>
+      <w:proofErr w:type="spellEnd"/>
+      <w:r>
+        <w:rPr>
+          <w:rFonts w:ascii="Times New Roman" w:hAnsi="Times New Roman" w:cs="Times New Roman"/>
+          <w:sz w:val="24"/>
+          <w:szCs w:val="24"/>
+        </w:rPr>
+        <w:t xml:space="preserve">, pero éstas tenían bajo rendimiento y poca fluidez. </w:t>
+      </w:r>
+      <w:proofErr w:type="spellStart"/>
+      <w:r>
+        <w:rPr>
+          <w:rFonts w:ascii="Times New Roman" w:hAnsi="Times New Roman" w:cs="Times New Roman"/>
+          <w:sz w:val="24"/>
+          <w:szCs w:val="24"/>
+        </w:rPr>
+        <w:t>React</w:t>
+      </w:r>
+      <w:proofErr w:type="spellEnd"/>
+      <w:r>
+        <w:rPr>
+          <w:rFonts w:ascii="Times New Roman" w:hAnsi="Times New Roman" w:cs="Times New Roman"/>
+          <w:sz w:val="24"/>
+          <w:szCs w:val="24"/>
+        </w:rPr>
+        <w:t xml:space="preserve"> Native resolvió este problema porque, aunque se escribe en JavaScript, el código se convierte en componentes nativos, logrando que las aplicaciones se vean y funcionen igual que si hubieran sido programadas directamente para cada sistema operativo.</w:t>
+      </w:r>
+    </w:p>
+    <w:p>
+      <w:pPr>
+        <w:spacing w:line="480" w:lineRule="auto"/>
+        <w:rPr>
+          <w:rFonts w:ascii="Times New Roman" w:hAnsi="Times New Roman" w:cs="Times New Roman"/>
+          <w:sz w:val="24"/>
+          <w:szCs w:val="24"/>
+        </w:rPr>
+      </w:pPr>
+      <w:r>
+        <w:rPr>
+          <w:rFonts w:ascii="Times New Roman" w:hAnsi="Times New Roman" w:cs="Times New Roman"/>
+          <w:sz w:val="24"/>
+          <w:szCs w:val="24"/>
+        </w:rPr>
+        <w:t xml:space="preserve">En conclusión, </w:t>
+      </w:r>
+      <w:proofErr w:type="spellStart"/>
+      <w:r>
+        <w:rPr>
+          <w:rFonts w:ascii="Times New Roman" w:hAnsi="Times New Roman" w:cs="Times New Roman"/>
+          <w:sz w:val="24"/>
+          <w:szCs w:val="24"/>
+        </w:rPr>
+        <w:t>React</w:t>
+      </w:r>
+      <w:proofErr w:type="spellEnd"/>
+      <w:r>
+        <w:rPr>
+          <w:rFonts w:ascii="Times New Roman" w:hAnsi="Times New Roman" w:cs="Times New Roman"/>
+          <w:sz w:val="24"/>
+          <w:szCs w:val="24"/>
+        </w:rPr>
+        <w:t xml:space="preserve"> Native se perfila como una de las mejores alternativas actuales para el desarrollo móvil multiplataforma. Su capacidad de unir el mundo del desarrollo web con el móvil ha permitido a muchos programadores crear aplicaciones de calidad de forma más rápida, económica y eficiente, resolviendo uno de los grandes problemas del desarrollo móvil: la duplicidad de trabajo entre Android y iOS.</w:t>
       </w:r>
     </w:p>
     <w:p>
@@ -7543,7 +9494,7 @@
                     </pic:cNvPicPr>
                   </pic:nvPicPr>
                   <pic:blipFill rotWithShape="1">
-                    <a:blip r:embed="rId33">
+                    <a:blip r:embed="rId34">
                       <a:extLst>
                         <a:ext uri="{28A0092B-C50C-407E-A947-70E740481C1C}">
                           <a14:useLocalDpi xmlns:a14="http://schemas.microsoft.com/office/drawing/2010/main" val="0"/>
@@ -7611,21 +9562,49 @@
           <w:szCs w:val="24"/>
         </w:rPr>
       </w:pPr>
-      <w:r>
-        <w:rPr>
-          <w:rFonts w:ascii="Times New Roman" w:hAnsi="Times New Roman" w:cs="Times New Roman"/>
-          <w:sz w:val="24"/>
-          <w:szCs w:val="24"/>
-        </w:rPr>
-        <w:t>React Native ha revolucionado el desarrollo móvil al permitir la creación de aplicaciones nativas para iOS y Android usando un solo lenguaje: JavaScript</w:t>
-      </w:r>
-      <w:r>
-        <w:rPr>
-          <w:rFonts w:ascii="Times New Roman" w:hAnsi="Times New Roman" w:cs="Times New Roman"/>
-          <w:sz w:val="24"/>
-          <w:szCs w:val="24"/>
-        </w:rPr>
-        <w:t xml:space="preserve">. Una parte clave es que resalta la reutilización del código y la recarga en tiempo real, que son beneficios enormes frente a metodologías tradicionales. React Native se convierte en una herramienta estratégica para pequeñas empresas que necesitan lanzar productos multiplataforma sin grandes inversiones iniciales. </w:t>
+      <w:proofErr w:type="spellStart"/>
+      <w:r>
+        <w:rPr>
+          <w:rFonts w:ascii="Times New Roman" w:hAnsi="Times New Roman" w:cs="Times New Roman"/>
+          <w:sz w:val="24"/>
+          <w:szCs w:val="24"/>
+        </w:rPr>
+        <w:t>React</w:t>
+      </w:r>
+      <w:proofErr w:type="spellEnd"/>
+      <w:r>
+        <w:rPr>
+          <w:rFonts w:ascii="Times New Roman" w:hAnsi="Times New Roman" w:cs="Times New Roman"/>
+          <w:sz w:val="24"/>
+          <w:szCs w:val="24"/>
+        </w:rPr>
+        <w:t xml:space="preserve"> Native ha revolucionado el desarrollo móvil al permitir la creación de aplicaciones nativas para iOS y Android usando un solo lenguaje: JavaScript</w:t>
+      </w:r>
+      <w:r>
+        <w:rPr>
+          <w:rFonts w:ascii="Times New Roman" w:hAnsi="Times New Roman" w:cs="Times New Roman"/>
+          <w:sz w:val="24"/>
+          <w:szCs w:val="24"/>
+        </w:rPr>
+        <w:t xml:space="preserve">. Una parte clave es que resalta la reutilización del código y la recarga en tiempo real, que son beneficios enormes frente a metodologías tradicionales. </w:t>
+      </w:r>
+      <w:proofErr w:type="spellStart"/>
+      <w:r>
+        <w:rPr>
+          <w:rFonts w:ascii="Times New Roman" w:hAnsi="Times New Roman" w:cs="Times New Roman"/>
+          <w:sz w:val="24"/>
+          <w:szCs w:val="24"/>
+        </w:rPr>
+        <w:t>React</w:t>
+      </w:r>
+      <w:proofErr w:type="spellEnd"/>
+      <w:r>
+        <w:rPr>
+          <w:rFonts w:ascii="Times New Roman" w:hAnsi="Times New Roman" w:cs="Times New Roman"/>
+          <w:sz w:val="24"/>
+          <w:szCs w:val="24"/>
+        </w:rPr>
+        <w:t xml:space="preserve"> Native se convierte en una herramienta estratégica para pequeñas empresas que necesitan lanzar productos multiplataforma sin grandes inversiones iniciales. </w:t>
       </w:r>
     </w:p>
     <w:p>
@@ -7677,6 +9656,7 @@
         </w:rPr>
         <w:t xml:space="preserve"> </w:t>
       </w:r>
+      <w:proofErr w:type="spellStart"/>
       <w:r>
         <w:rPr>
           <w:rFonts w:ascii="Times New Roman" w:hAnsi="Times New Roman" w:cs="Times New Roman"/>
@@ -7685,16 +9665,9 @@
           <w:sz w:val="24"/>
           <w:szCs w:val="24"/>
         </w:rPr>
-        <w:t>React Native: acortando las distancias entre desarrollo y diseño móvil multiplataforma</w:t>
-      </w:r>
-      <w:r>
-        <w:rPr>
-          <w:rFonts w:ascii="Times New Roman" w:hAnsi="Times New Roman" w:cs="Times New Roman"/>
-          <w:sz w:val="24"/>
-          <w:szCs w:val="24"/>
-        </w:rPr>
-        <w:t xml:space="preserve">. </w:t>
-      </w:r>
+        <w:t>React</w:t>
+      </w:r>
+      <w:proofErr w:type="spellEnd"/>
       <w:r>
         <w:rPr>
           <w:rFonts w:ascii="Times New Roman" w:hAnsi="Times New Roman" w:cs="Times New Roman"/>
@@ -7703,15 +9676,15 @@
           <w:sz w:val="24"/>
           <w:szCs w:val="24"/>
         </w:rPr>
-        <w:t>Revista Digital Universitaria</w:t>
-      </w:r>
-      <w:r>
-        <w:rPr>
-          <w:rFonts w:ascii="Times New Roman" w:hAnsi="Times New Roman" w:cs="Times New Roman"/>
-          <w:sz w:val="24"/>
-          <w:szCs w:val="24"/>
-        </w:rPr>
-        <w:t xml:space="preserve">, </w:t>
+        <w:t xml:space="preserve"> Native: acortando las distancias entre desarrollo y diseño móvil multiplataforma</w:t>
+      </w:r>
+      <w:r>
+        <w:rPr>
+          <w:rFonts w:ascii="Times New Roman" w:hAnsi="Times New Roman" w:cs="Times New Roman"/>
+          <w:sz w:val="24"/>
+          <w:szCs w:val="24"/>
+        </w:rPr>
+        <w:t xml:space="preserve">. </w:t>
       </w:r>
       <w:r>
         <w:rPr>
@@ -7721,6 +9694,24 @@
           <w:sz w:val="24"/>
           <w:szCs w:val="24"/>
         </w:rPr>
+        <w:t>Revista Digital Universitaria</w:t>
+      </w:r>
+      <w:r>
+        <w:rPr>
+          <w:rFonts w:ascii="Times New Roman" w:hAnsi="Times New Roman" w:cs="Times New Roman"/>
+          <w:sz w:val="24"/>
+          <w:szCs w:val="24"/>
+        </w:rPr>
+        <w:t xml:space="preserve">, </w:t>
+      </w:r>
+      <w:r>
+        <w:rPr>
+          <w:rFonts w:ascii="Times New Roman" w:hAnsi="Times New Roman" w:cs="Times New Roman"/>
+          <w:i/>
+          <w:iCs/>
+          <w:sz w:val="24"/>
+          <w:szCs w:val="24"/>
+        </w:rPr>
         <w:t>20</w:t>
       </w:r>
       <w:r>
@@ -7741,7 +9732,8 @@
           <w:szCs w:val="24"/>
         </w:rPr>
       </w:pPr>
-      <w:hyperlink r:id="rId34" w:history="1">
+      <w:hyperlink r:id="rId35" w:history="1">
+        <w:proofErr w:type="spellStart"/>
         <w:r>
           <w:rPr>
             <w:rStyle w:val="Hipervnculo"/>
@@ -7749,7 +9741,17 @@
             <w:sz w:val="24"/>
             <w:szCs w:val="24"/>
           </w:rPr>
-          <w:t>React Native: acortando las distancias entre desarrollo y diseño móvil multiplataforma</w:t>
+          <w:t>React</w:t>
+        </w:r>
+        <w:proofErr w:type="spellEnd"/>
+        <w:r>
+          <w:rPr>
+            <w:rStyle w:val="Hipervnculo"/>
+            <w:rFonts w:ascii="Times New Roman" w:hAnsi="Times New Roman" w:cs="Times New Roman"/>
+            <w:sz w:val="24"/>
+            <w:szCs w:val="24"/>
+          </w:rPr>
+          <w:t xml:space="preserve"> Native: acortando las distancias entre desarrollo y diseño móvil multiplataforma</w:t>
         </w:r>
       </w:hyperlink>
     </w:p>
@@ -7837,17 +9839,61 @@
           <w:sz w:val="24"/>
           <w:szCs w:val="24"/>
         </w:rPr>
-        <w:t xml:space="preserve"> React, Angular</w:t>
-      </w:r>
-      <w:r>
-        <w:rPr>
-          <w:rFonts w:ascii="Times New Roman" w:hAnsi="Times New Roman" w:cs="Times New Roman"/>
-          <w:b/>
-          <w:bCs/>
-          <w:sz w:val="24"/>
-          <w:szCs w:val="24"/>
-        </w:rPr>
-        <w:t>, Ant y Laravel</w:t>
+        <w:t xml:space="preserve"> </w:t>
+      </w:r>
+      <w:proofErr w:type="spellStart"/>
+      <w:r>
+        <w:rPr>
+          <w:rFonts w:ascii="Times New Roman" w:hAnsi="Times New Roman" w:cs="Times New Roman"/>
+          <w:b/>
+          <w:bCs/>
+          <w:sz w:val="24"/>
+          <w:szCs w:val="24"/>
+        </w:rPr>
+        <w:t>React</w:t>
+      </w:r>
+      <w:proofErr w:type="spellEnd"/>
+      <w:r>
+        <w:rPr>
+          <w:rFonts w:ascii="Times New Roman" w:hAnsi="Times New Roman" w:cs="Times New Roman"/>
+          <w:b/>
+          <w:bCs/>
+          <w:sz w:val="24"/>
+          <w:szCs w:val="24"/>
+        </w:rPr>
+        <w:t>, Angular</w:t>
+      </w:r>
+      <w:r>
+        <w:rPr>
+          <w:rFonts w:ascii="Times New Roman" w:hAnsi="Times New Roman" w:cs="Times New Roman"/>
+          <w:b/>
+          <w:bCs/>
+          <w:sz w:val="24"/>
+          <w:szCs w:val="24"/>
+        </w:rPr>
+        <w:t xml:space="preserve">, </w:t>
+      </w:r>
+      <w:proofErr w:type="spellStart"/>
+      <w:r>
+        <w:rPr>
+          <w:rFonts w:ascii="Times New Roman" w:hAnsi="Times New Roman" w:cs="Times New Roman"/>
+          <w:b/>
+          <w:bCs/>
+          <w:sz w:val="24"/>
+          <w:szCs w:val="24"/>
+        </w:rPr>
+        <w:t>Ant</w:t>
+      </w:r>
+      <w:proofErr w:type="spellEnd"/>
+      <w:r>
+        <w:rPr>
+          <w:rFonts w:ascii="Times New Roman" w:hAnsi="Times New Roman" w:cs="Times New Roman"/>
+          <w:b/>
+          <w:bCs/>
+          <w:sz w:val="24"/>
+          <w:szCs w:val="24"/>
+        </w:rPr>
+        <w:t xml:space="preserve"> y Laravel</w:t>
       </w:r>
     </w:p>
     <w:p>
@@ -7887,7 +9933,61 @@
           <w:sz w:val="24"/>
           <w:szCs w:val="24"/>
         </w:rPr>
-        <w:t>El artículo presenta una propuesta para mejorar el proceso de pruebas en aplicaciones web construidas con frameworks como React, Angular, Ant y Laravel. Normalmente, en el desarrollo de software, las pruebas suelen quedar en segundo plano debido al costo, el tiempo que requieren y la presión por entregar rápido. Sin embargo, los autores resaltan que las pruebas son clave para asegurar la calidad del producto final.</w:t>
+        <w:t xml:space="preserve">El artículo presenta una propuesta para mejorar el proceso de pruebas en aplicaciones web construidas con </w:t>
+      </w:r>
+      <w:proofErr w:type="spellStart"/>
+      <w:r>
+        <w:rPr>
+          <w:rFonts w:ascii="Times New Roman" w:hAnsi="Times New Roman" w:cs="Times New Roman"/>
+          <w:sz w:val="24"/>
+          <w:szCs w:val="24"/>
+        </w:rPr>
+        <w:t>frameworks</w:t>
+      </w:r>
+      <w:proofErr w:type="spellEnd"/>
+      <w:r>
+        <w:rPr>
+          <w:rFonts w:ascii="Times New Roman" w:hAnsi="Times New Roman" w:cs="Times New Roman"/>
+          <w:sz w:val="24"/>
+          <w:szCs w:val="24"/>
+        </w:rPr>
+        <w:t xml:space="preserve"> como </w:t>
+      </w:r>
+      <w:proofErr w:type="spellStart"/>
+      <w:r>
+        <w:rPr>
+          <w:rFonts w:ascii="Times New Roman" w:hAnsi="Times New Roman" w:cs="Times New Roman"/>
+          <w:sz w:val="24"/>
+          <w:szCs w:val="24"/>
+        </w:rPr>
+        <w:t>React</w:t>
+      </w:r>
+      <w:proofErr w:type="spellEnd"/>
+      <w:r>
+        <w:rPr>
+          <w:rFonts w:ascii="Times New Roman" w:hAnsi="Times New Roman" w:cs="Times New Roman"/>
+          <w:sz w:val="24"/>
+          <w:szCs w:val="24"/>
+        </w:rPr>
+        <w:t xml:space="preserve">, Angular, </w:t>
+      </w:r>
+      <w:proofErr w:type="spellStart"/>
+      <w:r>
+        <w:rPr>
+          <w:rFonts w:ascii="Times New Roman" w:hAnsi="Times New Roman" w:cs="Times New Roman"/>
+          <w:sz w:val="24"/>
+          <w:szCs w:val="24"/>
+        </w:rPr>
+        <w:t>Ant</w:t>
+      </w:r>
+      <w:proofErr w:type="spellEnd"/>
+      <w:r>
+        <w:rPr>
+          <w:rFonts w:ascii="Times New Roman" w:hAnsi="Times New Roman" w:cs="Times New Roman"/>
+          <w:sz w:val="24"/>
+          <w:szCs w:val="24"/>
+        </w:rPr>
+        <w:t xml:space="preserve"> y Laravel. Normalmente, en el desarrollo de software, las pruebas suelen quedar en segundo plano debido al costo, el tiempo que requieren y la presión por entregar rápido. Sin embargo, los autores resaltan que las pruebas son clave para asegurar la calidad del producto final.</w:t>
       </w:r>
       <w:r>
         <w:rPr>
@@ -7922,22 +10022,51 @@
         </w:rPr>
         <w:t xml:space="preserve"> que incluye tanto pruebas unitarias como integrales. La propuesta se apoya en dos herramientas: </w:t>
       </w:r>
-      <w:r>
-        <w:rPr>
-          <w:rFonts w:ascii="Times New Roman" w:hAnsi="Times New Roman" w:cs="Times New Roman"/>
-          <w:bCs/>
-          <w:sz w:val="24"/>
-          <w:szCs w:val="24"/>
-        </w:rPr>
-        <w:t>Selenium,</w:t>
-      </w:r>
-      <w:r>
-        <w:rPr>
-          <w:rFonts w:ascii="Times New Roman" w:hAnsi="Times New Roman" w:cs="Times New Roman"/>
-          <w:sz w:val="24"/>
-          <w:szCs w:val="24"/>
-        </w:rPr>
-        <w:t xml:space="preserve"> que permite automatizar pruebas como las de rendimiento, carga y estrés, y UIPath, una plataforma que utiliza robots de software para ejecutar procesos automatizados.</w:t>
+      <w:proofErr w:type="spellStart"/>
+      <w:r>
+        <w:rPr>
+          <w:rFonts w:ascii="Times New Roman" w:hAnsi="Times New Roman" w:cs="Times New Roman"/>
+          <w:bCs/>
+          <w:sz w:val="24"/>
+          <w:szCs w:val="24"/>
+        </w:rPr>
+        <w:t>Selenium</w:t>
+      </w:r>
+      <w:proofErr w:type="spellEnd"/>
+      <w:r>
+        <w:rPr>
+          <w:rFonts w:ascii="Times New Roman" w:hAnsi="Times New Roman" w:cs="Times New Roman"/>
+          <w:bCs/>
+          <w:sz w:val="24"/>
+          <w:szCs w:val="24"/>
+        </w:rPr>
+        <w:t>,</w:t>
+      </w:r>
+      <w:r>
+        <w:rPr>
+          <w:rFonts w:ascii="Times New Roman" w:hAnsi="Times New Roman" w:cs="Times New Roman"/>
+          <w:sz w:val="24"/>
+          <w:szCs w:val="24"/>
+        </w:rPr>
+        <w:t xml:space="preserve"> que permite automatizar pruebas como las de rendimiento, carga y estrés, y </w:t>
+      </w:r>
+      <w:proofErr w:type="spellStart"/>
+      <w:r>
+        <w:rPr>
+          <w:rFonts w:ascii="Times New Roman" w:hAnsi="Times New Roman" w:cs="Times New Roman"/>
+          <w:sz w:val="24"/>
+          <w:szCs w:val="24"/>
+        </w:rPr>
+        <w:t>UIPath</w:t>
+      </w:r>
+      <w:proofErr w:type="spellEnd"/>
+      <w:r>
+        <w:rPr>
+          <w:rFonts w:ascii="Times New Roman" w:hAnsi="Times New Roman" w:cs="Times New Roman"/>
+          <w:sz w:val="24"/>
+          <w:szCs w:val="24"/>
+        </w:rPr>
+        <w:t>, una plataforma que utiliza robots de software para ejecutar procesos automatizados.</w:t>
       </w:r>
     </w:p>
     <w:p>
@@ -8017,7 +10146,7 @@
         </w:rPr>
         <w:lastRenderedPageBreak/>
         <w:drawing>
-          <wp:inline distT="0" distB="0" distL="0" distR="0" wp14:anchorId="0D905D8A" wp14:editId="208D3D27">
+          <wp:inline distT="0" distB="0" distL="0" distR="0" wp14:anchorId="0D905D8A" wp14:editId="2A8A7F55">
             <wp:extent cx="2324100" cy="2217420"/>
             <wp:effectExtent l="0" t="0" r="0" b="0"/>
             <wp:docPr id="345727007" name="Imagen 14"/>
@@ -8034,7 +10163,7 @@
                     </pic:cNvPicPr>
                   </pic:nvPicPr>
                   <pic:blipFill rotWithShape="1">
-                    <a:blip r:embed="rId35" cstate="print">
+                    <a:blip r:embed="rId36" cstate="print">
                       <a:extLst>
                         <a:ext uri="{28A0092B-C50C-407E-A947-70E740481C1C}">
                           <a14:useLocalDpi xmlns:a14="http://schemas.microsoft.com/office/drawing/2010/main" val="0"/>
@@ -8108,7 +10237,43 @@
           <w:sz w:val="24"/>
           <w:szCs w:val="24"/>
         </w:rPr>
-        <w:t>Las pruebas suelen considerarse una tarea secundaria frente a la presión de entregar rápido. Esta visión, sin embargo, impacta de manera directa en la calidad del producto final y en la experiencia del usuario. La propuesta de automatizar las pruebas con herramientas como Selenium y UiPath resulta muy pertinente, ya que reduce el tiempo y costo de validación, al mismo tiempo que garantiza mayor confiabilidad en aplicaciones web complejas. Este artículo resalta la importancia de dar a las pruebas el lugar que merecen dentro del ciclo de vida del software.</w:t>
+        <w:t xml:space="preserve">Las pruebas suelen considerarse una tarea secundaria frente a la presión de entregar rápido. Esta visión, sin embargo, impacta de manera directa en la calidad del producto final y en la experiencia del usuario. La propuesta de automatizar las pruebas con herramientas como </w:t>
+      </w:r>
+      <w:proofErr w:type="spellStart"/>
+      <w:r>
+        <w:rPr>
+          <w:rFonts w:ascii="Times New Roman" w:hAnsi="Times New Roman" w:cs="Times New Roman"/>
+          <w:sz w:val="24"/>
+          <w:szCs w:val="24"/>
+        </w:rPr>
+        <w:t>Selenium</w:t>
+      </w:r>
+      <w:proofErr w:type="spellEnd"/>
+      <w:r>
+        <w:rPr>
+          <w:rFonts w:ascii="Times New Roman" w:hAnsi="Times New Roman" w:cs="Times New Roman"/>
+          <w:sz w:val="24"/>
+          <w:szCs w:val="24"/>
+        </w:rPr>
+        <w:t xml:space="preserve"> y </w:t>
+      </w:r>
+      <w:proofErr w:type="spellStart"/>
+      <w:r>
+        <w:rPr>
+          <w:rFonts w:ascii="Times New Roman" w:hAnsi="Times New Roman" w:cs="Times New Roman"/>
+          <w:sz w:val="24"/>
+          <w:szCs w:val="24"/>
+        </w:rPr>
+        <w:t>UiPath</w:t>
+      </w:r>
+      <w:proofErr w:type="spellEnd"/>
+      <w:r>
+        <w:rPr>
+          <w:rFonts w:ascii="Times New Roman" w:hAnsi="Times New Roman" w:cs="Times New Roman"/>
+          <w:sz w:val="24"/>
+          <w:szCs w:val="24"/>
+        </w:rPr>
+        <w:t xml:space="preserve"> resulta muy pertinente, ya que reduce el tiempo y costo de validación, al mismo tiempo que garantiza mayor confiabilidad en aplicaciones web complejas. Este artículo resalta la importancia de dar a las pruebas el lugar que merecen dentro del ciclo de vida del software.</w:t>
       </w:r>
     </w:p>
     <w:p>
@@ -8142,15 +10307,27 @@
           <w:szCs w:val="24"/>
         </w:rPr>
       </w:pPr>
-      <w:r>
-        <w:rPr>
-          <w:rFonts w:ascii="Times New Roman" w:hAnsi="Times New Roman" w:cs="Times New Roman"/>
-          <w:b/>
-          <w:bCs/>
-          <w:sz w:val="24"/>
-          <w:szCs w:val="24"/>
-        </w:rPr>
-        <w:t>Murgueytio, F. M., Galarza, P. J., &amp; Barrientos, A. (2022).</w:t>
+      <w:proofErr w:type="spellStart"/>
+      <w:r>
+        <w:rPr>
+          <w:rFonts w:ascii="Times New Roman" w:hAnsi="Times New Roman" w:cs="Times New Roman"/>
+          <w:b/>
+          <w:bCs/>
+          <w:sz w:val="24"/>
+          <w:szCs w:val="24"/>
+        </w:rPr>
+        <w:t>Murgueytio</w:t>
+      </w:r>
+      <w:proofErr w:type="spellEnd"/>
+      <w:r>
+        <w:rPr>
+          <w:rFonts w:ascii="Times New Roman" w:hAnsi="Times New Roman" w:cs="Times New Roman"/>
+          <w:b/>
+          <w:bCs/>
+          <w:sz w:val="24"/>
+          <w:szCs w:val="24"/>
+        </w:rPr>
+        <w:t>, F. M., Galarza, P. J., &amp; Barrientos, A. (2022).</w:t>
       </w:r>
       <w:r>
         <w:rPr>
@@ -8168,16 +10345,9 @@
           <w:sz w:val="24"/>
           <w:szCs w:val="24"/>
         </w:rPr>
-        <w:t>Proceso de automatización de pruebas de aplicaciones web desarrolladas con React, Angular, Ant y Laravel</w:t>
-      </w:r>
-      <w:r>
-        <w:rPr>
-          <w:rFonts w:ascii="Times New Roman" w:hAnsi="Times New Roman" w:cs="Times New Roman"/>
-          <w:sz w:val="24"/>
-          <w:szCs w:val="24"/>
-        </w:rPr>
-        <w:t xml:space="preserve">. En </w:t>
-      </w:r>
+        <w:t xml:space="preserve">Proceso de automatización de pruebas de aplicaciones web desarrolladas con </w:t>
+      </w:r>
+      <w:proofErr w:type="spellStart"/>
       <w:r>
         <w:rPr>
           <w:rFonts w:ascii="Times New Roman" w:hAnsi="Times New Roman" w:cs="Times New Roman"/>
@@ -8186,6 +10356,57 @@
           <w:sz w:val="24"/>
           <w:szCs w:val="24"/>
         </w:rPr>
+        <w:t>React</w:t>
+      </w:r>
+      <w:proofErr w:type="spellEnd"/>
+      <w:r>
+        <w:rPr>
+          <w:rFonts w:ascii="Times New Roman" w:hAnsi="Times New Roman" w:cs="Times New Roman"/>
+          <w:i/>
+          <w:iCs/>
+          <w:sz w:val="24"/>
+          <w:szCs w:val="24"/>
+        </w:rPr>
+        <w:t xml:space="preserve">, Angular, </w:t>
+      </w:r>
+      <w:proofErr w:type="spellStart"/>
+      <w:r>
+        <w:rPr>
+          <w:rFonts w:ascii="Times New Roman" w:hAnsi="Times New Roman" w:cs="Times New Roman"/>
+          <w:i/>
+          <w:iCs/>
+          <w:sz w:val="24"/>
+          <w:szCs w:val="24"/>
+        </w:rPr>
+        <w:t>Ant</w:t>
+      </w:r>
+      <w:proofErr w:type="spellEnd"/>
+      <w:r>
+        <w:rPr>
+          <w:rFonts w:ascii="Times New Roman" w:hAnsi="Times New Roman" w:cs="Times New Roman"/>
+          <w:i/>
+          <w:iCs/>
+          <w:sz w:val="24"/>
+          <w:szCs w:val="24"/>
+        </w:rPr>
+        <w:t xml:space="preserve"> y Laravel</w:t>
+      </w:r>
+      <w:r>
+        <w:rPr>
+          <w:rFonts w:ascii="Times New Roman" w:hAnsi="Times New Roman" w:cs="Times New Roman"/>
+          <w:sz w:val="24"/>
+          <w:szCs w:val="24"/>
+        </w:rPr>
+        <w:t xml:space="preserve">. En </w:t>
+      </w:r>
+      <w:r>
+        <w:rPr>
+          <w:rFonts w:ascii="Times New Roman" w:hAnsi="Times New Roman" w:cs="Times New Roman"/>
+          <w:i/>
+          <w:iCs/>
+          <w:sz w:val="24"/>
+          <w:szCs w:val="24"/>
+        </w:rPr>
         <w:t>Memorias de la Vigésima Primera Conferencia Iberoamericana en Sistemas, Cibernética e Informática (CISCI 2022)</w:t>
       </w:r>
       <w:r>
@@ -8194,19 +10415,91 @@
           <w:sz w:val="24"/>
           <w:szCs w:val="24"/>
         </w:rPr>
-        <w:t xml:space="preserve"> (p. 192). International Institute of Informatics and Systemics.</w:t>
-      </w:r>
-    </w:p>
-    <w:p>
-      <w:pPr>
-        <w:spacing w:line="480" w:lineRule="auto"/>
-        <w:rPr>
-          <w:rFonts w:ascii="Times New Roman" w:hAnsi="Times New Roman" w:cs="Times New Roman"/>
-          <w:sz w:val="24"/>
-          <w:szCs w:val="24"/>
-        </w:rPr>
-      </w:pPr>
-      <w:hyperlink r:id="rId36" w:history="1">
+        <w:t xml:space="preserve"> (p. 192). International </w:t>
+      </w:r>
+      <w:proofErr w:type="spellStart"/>
+      <w:r>
+        <w:rPr>
+          <w:rFonts w:ascii="Times New Roman" w:hAnsi="Times New Roman" w:cs="Times New Roman"/>
+          <w:sz w:val="24"/>
+          <w:szCs w:val="24"/>
+        </w:rPr>
+        <w:t>Institute</w:t>
+      </w:r>
+      <w:proofErr w:type="spellEnd"/>
+      <w:r>
+        <w:rPr>
+          <w:rFonts w:ascii="Times New Roman" w:hAnsi="Times New Roman" w:cs="Times New Roman"/>
+          <w:sz w:val="24"/>
+          <w:szCs w:val="24"/>
+        </w:rPr>
+        <w:t xml:space="preserve"> </w:t>
+      </w:r>
+      <w:proofErr w:type="spellStart"/>
+      <w:r>
+        <w:rPr>
+          <w:rFonts w:ascii="Times New Roman" w:hAnsi="Times New Roman" w:cs="Times New Roman"/>
+          <w:sz w:val="24"/>
+          <w:szCs w:val="24"/>
+        </w:rPr>
+        <w:t>of</w:t>
+      </w:r>
+      <w:proofErr w:type="spellEnd"/>
+      <w:r>
+        <w:rPr>
+          <w:rFonts w:ascii="Times New Roman" w:hAnsi="Times New Roman" w:cs="Times New Roman"/>
+          <w:sz w:val="24"/>
+          <w:szCs w:val="24"/>
+        </w:rPr>
+        <w:t xml:space="preserve"> </w:t>
+      </w:r>
+      <w:proofErr w:type="spellStart"/>
+      <w:r>
+        <w:rPr>
+          <w:rFonts w:ascii="Times New Roman" w:hAnsi="Times New Roman" w:cs="Times New Roman"/>
+          <w:sz w:val="24"/>
+          <w:szCs w:val="24"/>
+        </w:rPr>
+        <w:t>Informatics</w:t>
+      </w:r>
+      <w:proofErr w:type="spellEnd"/>
+      <w:r>
+        <w:rPr>
+          <w:rFonts w:ascii="Times New Roman" w:hAnsi="Times New Roman" w:cs="Times New Roman"/>
+          <w:sz w:val="24"/>
+          <w:szCs w:val="24"/>
+        </w:rPr>
+        <w:t xml:space="preserve"> and </w:t>
+      </w:r>
+      <w:proofErr w:type="spellStart"/>
+      <w:r>
+        <w:rPr>
+          <w:rFonts w:ascii="Times New Roman" w:hAnsi="Times New Roman" w:cs="Times New Roman"/>
+          <w:sz w:val="24"/>
+          <w:szCs w:val="24"/>
+        </w:rPr>
+        <w:t>Systemics</w:t>
+      </w:r>
+      <w:proofErr w:type="spellEnd"/>
+      <w:r>
+        <w:rPr>
+          <w:rFonts w:ascii="Times New Roman" w:hAnsi="Times New Roman" w:cs="Times New Roman"/>
+          <w:sz w:val="24"/>
+          <w:szCs w:val="24"/>
+        </w:rPr>
+        <w:t>.</w:t>
+      </w:r>
+    </w:p>
+    <w:p>
+      <w:pPr>
+        <w:spacing w:line="480" w:lineRule="auto"/>
+        <w:rPr>
+          <w:rFonts w:ascii="Times New Roman" w:hAnsi="Times New Roman" w:cs="Times New Roman"/>
+          <w:sz w:val="24"/>
+          <w:szCs w:val="24"/>
+        </w:rPr>
+      </w:pPr>
+      <w:hyperlink r:id="rId37" w:history="1">
         <w:r>
           <w:rPr>
             <w:rStyle w:val="Hipervnculo"/>
@@ -8214,7 +10507,47 @@
             <w:sz w:val="24"/>
             <w:szCs w:val="24"/>
           </w:rPr>
-          <w:t>Proceso de Automatización de Pruebas de Aplicaciones Web desarrolladas con React, Angular, Ant y Laravel</w:t>
+          <w:t xml:space="preserve">Proceso de Automatización de Pruebas de Aplicaciones Web desarrolladas con </w:t>
+        </w:r>
+        <w:proofErr w:type="spellStart"/>
+        <w:r>
+          <w:rPr>
+            <w:rStyle w:val="Hipervnculo"/>
+            <w:rFonts w:ascii="Times New Roman" w:hAnsi="Times New Roman" w:cs="Times New Roman"/>
+            <w:sz w:val="24"/>
+            <w:szCs w:val="24"/>
+          </w:rPr>
+          <w:t>React</w:t>
+        </w:r>
+        <w:proofErr w:type="spellEnd"/>
+        <w:r>
+          <w:rPr>
+            <w:rStyle w:val="Hipervnculo"/>
+            <w:rFonts w:ascii="Times New Roman" w:hAnsi="Times New Roman" w:cs="Times New Roman"/>
+            <w:sz w:val="24"/>
+            <w:szCs w:val="24"/>
+          </w:rPr>
+          <w:t xml:space="preserve">, Angular, </w:t>
+        </w:r>
+        <w:proofErr w:type="spellStart"/>
+        <w:r>
+          <w:rPr>
+            <w:rStyle w:val="Hipervnculo"/>
+            <w:rFonts w:ascii="Times New Roman" w:hAnsi="Times New Roman" w:cs="Times New Roman"/>
+            <w:sz w:val="24"/>
+            <w:szCs w:val="24"/>
+          </w:rPr>
+          <w:t>Ant</w:t>
+        </w:r>
+        <w:proofErr w:type="spellEnd"/>
+        <w:r>
+          <w:rPr>
+            <w:rStyle w:val="Hipervnculo"/>
+            <w:rFonts w:ascii="Times New Roman" w:hAnsi="Times New Roman" w:cs="Times New Roman"/>
+            <w:sz w:val="24"/>
+            <w:szCs w:val="24"/>
+          </w:rPr>
+          <w:t xml:space="preserve"> y Laravel</w:t>
         </w:r>
       </w:hyperlink>
     </w:p>
@@ -8467,7 +10800,7 @@
         </w:rPr>
         <w:lastRenderedPageBreak/>
         <w:drawing>
-          <wp:inline distT="0" distB="0" distL="0" distR="0" wp14:anchorId="79382BBE" wp14:editId="44FFB345">
+          <wp:inline distT="0" distB="0" distL="0" distR="0" wp14:anchorId="79382BBE" wp14:editId="273B5722">
             <wp:extent cx="3649980" cy="2141220"/>
             <wp:effectExtent l="0" t="0" r="7620" b="0"/>
             <wp:docPr id="721308172" name="Imagen 15" descr="Escala de tiempo&#10;&#10;El contenido generado por IA puede ser incorrecto."/>
@@ -8484,7 +10817,7 @@
                     </pic:cNvPicPr>
                   </pic:nvPicPr>
                   <pic:blipFill rotWithShape="1">
-                    <a:blip r:embed="rId37" cstate="print">
+                    <a:blip r:embed="rId38" cstate="print">
                       <a:extLst>
                         <a:ext uri="{28A0092B-C50C-407E-A947-70E740481C1C}">
                           <a14:useLocalDpi xmlns:a14="http://schemas.microsoft.com/office/drawing/2010/main" val="0"/>
@@ -8656,7 +10989,7 @@
           <w:szCs w:val="24"/>
         </w:rPr>
       </w:pPr>
-      <w:hyperlink r:id="rId38" w:history="1">
+      <w:hyperlink r:id="rId39" w:history="1">
         <w:r>
           <w:rPr>
             <w:rStyle w:val="Hipervnculo"/>
@@ -8745,6 +11078,7 @@
           <w:szCs w:val="24"/>
         </w:rPr>
       </w:pPr>
+      <w:proofErr w:type="spellStart"/>
       <w:r>
         <w:rPr>
           <w:rFonts w:ascii="Times New Roman" w:hAnsi="Times New Roman" w:cs="Times New Roman"/>
@@ -8754,7 +11088,19 @@
           <w:sz w:val="24"/>
           <w:szCs w:val="24"/>
         </w:rPr>
-        <w:t>CincoModule: Módulo de seguridad basado en roles finos y en perfiles de seguridad para aplicaciones Java EE 5</w:t>
+        <w:t>CincoModule</w:t>
+      </w:r>
+      <w:proofErr w:type="spellEnd"/>
+      <w:r>
+        <w:rPr>
+          <w:rFonts w:ascii="Times New Roman" w:hAnsi="Times New Roman" w:cs="Times New Roman"/>
+          <w:b/>
+          <w:bCs/>
+          <w:iCs/>
+          <w:sz w:val="24"/>
+          <w:szCs w:val="24"/>
+        </w:rPr>
+        <w:t>: Módulo de seguridad basado en roles finos y en perfiles de seguridad para aplicaciones Java EE 5</w:t>
       </w:r>
     </w:p>
     <w:p>
@@ -8796,6 +11142,7 @@
         </w:rPr>
         <w:t xml:space="preserve">El artículo presenta </w:t>
       </w:r>
+      <w:proofErr w:type="spellStart"/>
       <w:r>
         <w:rPr>
           <w:rFonts w:ascii="Times New Roman" w:hAnsi="Times New Roman" w:cs="Times New Roman"/>
@@ -8805,6 +11152,7 @@
         </w:rPr>
         <w:t>CincoSecurity</w:t>
       </w:r>
+      <w:proofErr w:type="spellEnd"/>
       <w:r>
         <w:rPr>
           <w:rFonts w:ascii="Times New Roman" w:hAnsi="Times New Roman" w:cs="Times New Roman"/>
@@ -8855,7 +11203,27 @@
           <w:sz w:val="24"/>
           <w:szCs w:val="24"/>
         </w:rPr>
-        <w:t>Role-Based Access Control</w:t>
+        <w:t>Role-</w:t>
+      </w:r>
+      <w:proofErr w:type="spellStart"/>
+      <w:r>
+        <w:rPr>
+          <w:rFonts w:ascii="Times New Roman" w:hAnsi="Times New Roman" w:cs="Times New Roman"/>
+          <w:bCs/>
+          <w:sz w:val="24"/>
+          <w:szCs w:val="24"/>
+        </w:rPr>
+        <w:t>Based</w:t>
+      </w:r>
+      <w:proofErr w:type="spellEnd"/>
+      <w:r>
+        <w:rPr>
+          <w:rFonts w:ascii="Times New Roman" w:hAnsi="Times New Roman" w:cs="Times New Roman"/>
+          <w:bCs/>
+          <w:sz w:val="24"/>
+          <w:szCs w:val="24"/>
+        </w:rPr>
+        <w:t xml:space="preserve"> Access Control</w:t>
       </w:r>
       <w:r>
         <w:rPr>
@@ -8905,7 +11273,25 @@
           <w:sz w:val="24"/>
           <w:szCs w:val="24"/>
         </w:rPr>
-        <w:t>A diferencia del RBAC tradicional, donde un rol suele agrupar varios permisos, en CincoSecurity cada rol tiene un único permiso, generalmente asociado a una acción específica de un sistema</w:t>
+        <w:t xml:space="preserve">A diferencia del RBAC tradicional, donde un rol suele agrupar varios permisos, en </w:t>
+      </w:r>
+      <w:proofErr w:type="spellStart"/>
+      <w:r>
+        <w:rPr>
+          <w:rFonts w:ascii="Times New Roman" w:hAnsi="Times New Roman" w:cs="Times New Roman"/>
+          <w:sz w:val="24"/>
+          <w:szCs w:val="24"/>
+        </w:rPr>
+        <w:t>CincoSecurity</w:t>
+      </w:r>
+      <w:proofErr w:type="spellEnd"/>
+      <w:r>
+        <w:rPr>
+          <w:rFonts w:ascii="Times New Roman" w:hAnsi="Times New Roman" w:cs="Times New Roman"/>
+          <w:sz w:val="24"/>
+          <w:szCs w:val="24"/>
+        </w:rPr>
+        <w:t xml:space="preserve"> cada rol tiene un único permiso, generalmente asociado a una acción específica de un sistema</w:t>
       </w:r>
       <w:r>
         <w:rPr>
@@ -8956,6 +11342,7 @@
         </w:rPr>
         <w:t xml:space="preserve">El módulo fue desarrollado originalmente por la empresa </w:t>
       </w:r>
+      <w:proofErr w:type="spellStart"/>
       <w:r>
         <w:rPr>
           <w:rFonts w:ascii="Times New Roman" w:hAnsi="Times New Roman" w:cs="Times New Roman"/>
@@ -8965,6 +11352,7 @@
         </w:rPr>
         <w:t>CincoSOFT</w:t>
       </w:r>
+      <w:proofErr w:type="spellEnd"/>
       <w:r>
         <w:rPr>
           <w:rFonts w:ascii="Times New Roman" w:hAnsi="Times New Roman" w:cs="Times New Roman"/>
@@ -9006,7 +11394,25 @@
           <w:sz w:val="24"/>
           <w:szCs w:val="24"/>
         </w:rPr>
-        <w:t xml:space="preserve">Finalmente, los autores concluyen que CincoSecurity ofrece una </w:t>
+        <w:t xml:space="preserve">Finalmente, los autores concluyen que </w:t>
+      </w:r>
+      <w:proofErr w:type="spellStart"/>
+      <w:r>
+        <w:rPr>
+          <w:rFonts w:ascii="Times New Roman" w:hAnsi="Times New Roman" w:cs="Times New Roman"/>
+          <w:sz w:val="24"/>
+          <w:szCs w:val="24"/>
+        </w:rPr>
+        <w:t>CincoSecurity</w:t>
+      </w:r>
+      <w:proofErr w:type="spellEnd"/>
+      <w:r>
+        <w:rPr>
+          <w:rFonts w:ascii="Times New Roman" w:hAnsi="Times New Roman" w:cs="Times New Roman"/>
+          <w:sz w:val="24"/>
+          <w:szCs w:val="24"/>
+        </w:rPr>
+        <w:t xml:space="preserve"> ofrece una </w:t>
       </w:r>
       <w:r>
         <w:rPr>
@@ -9068,7 +11474,7 @@
         </w:rPr>
         <w:lastRenderedPageBreak/>
         <w:drawing>
-          <wp:inline distT="0" distB="0" distL="0" distR="0" wp14:anchorId="289E2149" wp14:editId="251F8360">
+          <wp:inline distT="0" distB="0" distL="0" distR="0" wp14:anchorId="289E2149" wp14:editId="4A1F20D5">
             <wp:extent cx="4511040" cy="1600200"/>
             <wp:effectExtent l="0" t="0" r="3810" b="0"/>
             <wp:docPr id="82943424" name="Imagen 16" descr="Un dibujo de un pizarrón blanco&#10;&#10;El contenido generado por IA puede ser incorrecto."/>
@@ -9085,7 +11491,7 @@
                     </pic:cNvPicPr>
                   </pic:nvPicPr>
                   <pic:blipFill rotWithShape="1">
-                    <a:blip r:embed="rId39" cstate="print">
+                    <a:blip r:embed="rId40" cstate="print">
                       <a:extLst>
                         <a:ext uri="{28A0092B-C50C-407E-A947-70E740481C1C}">
                           <a14:useLocalDpi xmlns:a14="http://schemas.microsoft.com/office/drawing/2010/main" val="0"/>
@@ -9159,7 +11565,25 @@
           <w:sz w:val="24"/>
           <w:szCs w:val="24"/>
         </w:rPr>
-        <w:t xml:space="preserve">El modelo RBAC tradicional resulta útil, pero a veces demasiado rígido, pues un rol concentra múltiples permisos que no siempre se ajustan a la realidad del negocio. La propuesta Cincosecurity es interesante porque descompone los permisos hasta un nivel granular-rol-finos lo que permite diseñar un sistema de seguridad más preciso, flexible y escalable. Además, al ser software libre se convierte en una opción accesible para empresas que no pueden costear soluciones propietarias. </w:t>
+        <w:t xml:space="preserve">El modelo RBAC tradicional resulta útil, pero a veces demasiado rígido, pues un rol concentra múltiples permisos que no siempre se ajustan a la realidad del negocio. La propuesta </w:t>
+      </w:r>
+      <w:proofErr w:type="spellStart"/>
+      <w:r>
+        <w:rPr>
+          <w:rFonts w:ascii="Times New Roman" w:hAnsi="Times New Roman" w:cs="Times New Roman"/>
+          <w:sz w:val="24"/>
+          <w:szCs w:val="24"/>
+        </w:rPr>
+        <w:t>Cincosecurity</w:t>
+      </w:r>
+      <w:proofErr w:type="spellEnd"/>
+      <w:r>
+        <w:rPr>
+          <w:rFonts w:ascii="Times New Roman" w:hAnsi="Times New Roman" w:cs="Times New Roman"/>
+          <w:sz w:val="24"/>
+          <w:szCs w:val="24"/>
+        </w:rPr>
+        <w:t xml:space="preserve"> es interesante porque descompone los permisos hasta un nivel granular-rol-finos lo que permite diseñar un sistema de seguridad más preciso, flexible y escalable. Además, al ser software libre se convierte en una opción accesible para empresas que no pueden costear soluciones propietarias. </w:t>
       </w:r>
     </w:p>
     <w:p>
@@ -9193,24 +11617,55 @@
           <w:szCs w:val="24"/>
         </w:rPr>
       </w:pPr>
-      <w:r>
-        <w:rPr>
-          <w:rFonts w:ascii="Times New Roman" w:hAnsi="Times New Roman" w:cs="Times New Roman"/>
-          <w:b/>
-          <w:bCs/>
-          <w:sz w:val="24"/>
-          <w:szCs w:val="24"/>
-        </w:rPr>
-        <w:t>ranky, M. C., Toro, V. M., &amp; López Beltrán, R. (2010).</w:t>
-      </w:r>
-      <w:r>
-        <w:rPr>
-          <w:rFonts w:ascii="Times New Roman" w:hAnsi="Times New Roman" w:cs="Times New Roman"/>
-          <w:sz w:val="24"/>
-          <w:szCs w:val="24"/>
-        </w:rPr>
-        <w:t xml:space="preserve"> CincoModule: Módulo de seguridad basado en roles finos y en perfiles de seguridad para aplicaciones Java EE 5. </w:t>
-      </w:r>
+      <w:proofErr w:type="spellStart"/>
+      <w:r>
+        <w:rPr>
+          <w:rFonts w:ascii="Times New Roman" w:hAnsi="Times New Roman" w:cs="Times New Roman"/>
+          <w:b/>
+          <w:bCs/>
+          <w:sz w:val="24"/>
+          <w:szCs w:val="24"/>
+        </w:rPr>
+        <w:t>ranky</w:t>
+      </w:r>
+      <w:proofErr w:type="spellEnd"/>
+      <w:r>
+        <w:rPr>
+          <w:rFonts w:ascii="Times New Roman" w:hAnsi="Times New Roman" w:cs="Times New Roman"/>
+          <w:b/>
+          <w:bCs/>
+          <w:sz w:val="24"/>
+          <w:szCs w:val="24"/>
+        </w:rPr>
+        <w:t>, M. C., Toro, V. M., &amp; López Beltrán, R. (2010).</w:t>
+      </w:r>
+      <w:r>
+        <w:rPr>
+          <w:rFonts w:ascii="Times New Roman" w:hAnsi="Times New Roman" w:cs="Times New Roman"/>
+          <w:sz w:val="24"/>
+          <w:szCs w:val="24"/>
+        </w:rPr>
+        <w:t xml:space="preserve"> </w:t>
+      </w:r>
+      <w:proofErr w:type="spellStart"/>
+      <w:r>
+        <w:rPr>
+          <w:rFonts w:ascii="Times New Roman" w:hAnsi="Times New Roman" w:cs="Times New Roman"/>
+          <w:sz w:val="24"/>
+          <w:szCs w:val="24"/>
+        </w:rPr>
+        <w:t>CincoModule</w:t>
+      </w:r>
+      <w:proofErr w:type="spellEnd"/>
+      <w:r>
+        <w:rPr>
+          <w:rFonts w:ascii="Times New Roman" w:hAnsi="Times New Roman" w:cs="Times New Roman"/>
+          <w:sz w:val="24"/>
+          <w:szCs w:val="24"/>
+        </w:rPr>
+        <w:t xml:space="preserve">: Módulo de seguridad basado en roles finos y en perfiles de seguridad para aplicaciones Java EE 5. </w:t>
+      </w:r>
+      <w:proofErr w:type="spellStart"/>
       <w:r>
         <w:rPr>
           <w:rFonts w:ascii="Times New Roman" w:hAnsi="Times New Roman" w:cs="Times New Roman"/>
@@ -9219,27 +11674,233 @@
           <w:sz w:val="24"/>
           <w:szCs w:val="24"/>
         </w:rPr>
-        <w:t>Proceedings of the International Conference on Systems, Computing, and Cybernetics</w:t>
-      </w:r>
-      <w:r>
-        <w:rPr>
-          <w:rFonts w:ascii="Times New Roman" w:hAnsi="Times New Roman" w:cs="Times New Roman"/>
-          <w:sz w:val="24"/>
-          <w:szCs w:val="24"/>
-        </w:rPr>
-        <w:t>. International Institute of Informatics and Systemics (IIIS).</w:t>
-      </w:r>
-    </w:p>
-    <w:p>
-      <w:pPr>
-        <w:spacing w:line="480" w:lineRule="auto"/>
-        <w:rPr>
-          <w:rFonts w:ascii="Times New Roman" w:hAnsi="Times New Roman" w:cs="Times New Roman"/>
-          <w:sz w:val="24"/>
-          <w:szCs w:val="24"/>
-        </w:rPr>
-      </w:pPr>
-      <w:hyperlink r:id="rId40" w:history="1">
+        <w:t>Proceedings</w:t>
+      </w:r>
+      <w:proofErr w:type="spellEnd"/>
+      <w:r>
+        <w:rPr>
+          <w:rFonts w:ascii="Times New Roman" w:hAnsi="Times New Roman" w:cs="Times New Roman"/>
+          <w:i/>
+          <w:iCs/>
+          <w:sz w:val="24"/>
+          <w:szCs w:val="24"/>
+        </w:rPr>
+        <w:t xml:space="preserve"> </w:t>
+      </w:r>
+      <w:proofErr w:type="spellStart"/>
+      <w:r>
+        <w:rPr>
+          <w:rFonts w:ascii="Times New Roman" w:hAnsi="Times New Roman" w:cs="Times New Roman"/>
+          <w:i/>
+          <w:iCs/>
+          <w:sz w:val="24"/>
+          <w:szCs w:val="24"/>
+        </w:rPr>
+        <w:t>of</w:t>
+      </w:r>
+      <w:proofErr w:type="spellEnd"/>
+      <w:r>
+        <w:rPr>
+          <w:rFonts w:ascii="Times New Roman" w:hAnsi="Times New Roman" w:cs="Times New Roman"/>
+          <w:i/>
+          <w:iCs/>
+          <w:sz w:val="24"/>
+          <w:szCs w:val="24"/>
+        </w:rPr>
+        <w:t xml:space="preserve"> </w:t>
+      </w:r>
+      <w:proofErr w:type="spellStart"/>
+      <w:r>
+        <w:rPr>
+          <w:rFonts w:ascii="Times New Roman" w:hAnsi="Times New Roman" w:cs="Times New Roman"/>
+          <w:i/>
+          <w:iCs/>
+          <w:sz w:val="24"/>
+          <w:szCs w:val="24"/>
+        </w:rPr>
+        <w:t>the</w:t>
+      </w:r>
+      <w:proofErr w:type="spellEnd"/>
+      <w:r>
+        <w:rPr>
+          <w:rFonts w:ascii="Times New Roman" w:hAnsi="Times New Roman" w:cs="Times New Roman"/>
+          <w:i/>
+          <w:iCs/>
+          <w:sz w:val="24"/>
+          <w:szCs w:val="24"/>
+        </w:rPr>
+        <w:t xml:space="preserve"> International </w:t>
+      </w:r>
+      <w:proofErr w:type="spellStart"/>
+      <w:r>
+        <w:rPr>
+          <w:rFonts w:ascii="Times New Roman" w:hAnsi="Times New Roman" w:cs="Times New Roman"/>
+          <w:i/>
+          <w:iCs/>
+          <w:sz w:val="24"/>
+          <w:szCs w:val="24"/>
+        </w:rPr>
+        <w:t>Conference</w:t>
+      </w:r>
+      <w:proofErr w:type="spellEnd"/>
+      <w:r>
+        <w:rPr>
+          <w:rFonts w:ascii="Times New Roman" w:hAnsi="Times New Roman" w:cs="Times New Roman"/>
+          <w:i/>
+          <w:iCs/>
+          <w:sz w:val="24"/>
+          <w:szCs w:val="24"/>
+        </w:rPr>
+        <w:t xml:space="preserve"> </w:t>
+      </w:r>
+      <w:proofErr w:type="spellStart"/>
+      <w:r>
+        <w:rPr>
+          <w:rFonts w:ascii="Times New Roman" w:hAnsi="Times New Roman" w:cs="Times New Roman"/>
+          <w:i/>
+          <w:iCs/>
+          <w:sz w:val="24"/>
+          <w:szCs w:val="24"/>
+        </w:rPr>
+        <w:t>on</w:t>
+      </w:r>
+      <w:proofErr w:type="spellEnd"/>
+      <w:r>
+        <w:rPr>
+          <w:rFonts w:ascii="Times New Roman" w:hAnsi="Times New Roman" w:cs="Times New Roman"/>
+          <w:i/>
+          <w:iCs/>
+          <w:sz w:val="24"/>
+          <w:szCs w:val="24"/>
+        </w:rPr>
+        <w:t xml:space="preserve"> </w:t>
+      </w:r>
+      <w:proofErr w:type="spellStart"/>
+      <w:r>
+        <w:rPr>
+          <w:rFonts w:ascii="Times New Roman" w:hAnsi="Times New Roman" w:cs="Times New Roman"/>
+          <w:i/>
+          <w:iCs/>
+          <w:sz w:val="24"/>
+          <w:szCs w:val="24"/>
+        </w:rPr>
+        <w:t>Systems</w:t>
+      </w:r>
+      <w:proofErr w:type="spellEnd"/>
+      <w:r>
+        <w:rPr>
+          <w:rFonts w:ascii="Times New Roman" w:hAnsi="Times New Roman" w:cs="Times New Roman"/>
+          <w:i/>
+          <w:iCs/>
+          <w:sz w:val="24"/>
+          <w:szCs w:val="24"/>
+        </w:rPr>
+        <w:t xml:space="preserve">, Computing, and </w:t>
+      </w:r>
+      <w:proofErr w:type="spellStart"/>
+      <w:r>
+        <w:rPr>
+          <w:rFonts w:ascii="Times New Roman" w:hAnsi="Times New Roman" w:cs="Times New Roman"/>
+          <w:i/>
+          <w:iCs/>
+          <w:sz w:val="24"/>
+          <w:szCs w:val="24"/>
+        </w:rPr>
+        <w:t>Cybernetics</w:t>
+      </w:r>
+      <w:proofErr w:type="spellEnd"/>
+      <w:r>
+        <w:rPr>
+          <w:rFonts w:ascii="Times New Roman" w:hAnsi="Times New Roman" w:cs="Times New Roman"/>
+          <w:sz w:val="24"/>
+          <w:szCs w:val="24"/>
+        </w:rPr>
+        <w:t xml:space="preserve">. International </w:t>
+      </w:r>
+      <w:proofErr w:type="spellStart"/>
+      <w:r>
+        <w:rPr>
+          <w:rFonts w:ascii="Times New Roman" w:hAnsi="Times New Roman" w:cs="Times New Roman"/>
+          <w:sz w:val="24"/>
+          <w:szCs w:val="24"/>
+        </w:rPr>
+        <w:t>Institute</w:t>
+      </w:r>
+      <w:proofErr w:type="spellEnd"/>
+      <w:r>
+        <w:rPr>
+          <w:rFonts w:ascii="Times New Roman" w:hAnsi="Times New Roman" w:cs="Times New Roman"/>
+          <w:sz w:val="24"/>
+          <w:szCs w:val="24"/>
+        </w:rPr>
+        <w:t xml:space="preserve"> </w:t>
+      </w:r>
+      <w:proofErr w:type="spellStart"/>
+      <w:r>
+        <w:rPr>
+          <w:rFonts w:ascii="Times New Roman" w:hAnsi="Times New Roman" w:cs="Times New Roman"/>
+          <w:sz w:val="24"/>
+          <w:szCs w:val="24"/>
+        </w:rPr>
+        <w:t>of</w:t>
+      </w:r>
+      <w:proofErr w:type="spellEnd"/>
+      <w:r>
+        <w:rPr>
+          <w:rFonts w:ascii="Times New Roman" w:hAnsi="Times New Roman" w:cs="Times New Roman"/>
+          <w:sz w:val="24"/>
+          <w:szCs w:val="24"/>
+        </w:rPr>
+        <w:t xml:space="preserve"> </w:t>
+      </w:r>
+      <w:proofErr w:type="spellStart"/>
+      <w:r>
+        <w:rPr>
+          <w:rFonts w:ascii="Times New Roman" w:hAnsi="Times New Roman" w:cs="Times New Roman"/>
+          <w:sz w:val="24"/>
+          <w:szCs w:val="24"/>
+        </w:rPr>
+        <w:t>Informatics</w:t>
+      </w:r>
+      <w:proofErr w:type="spellEnd"/>
+      <w:r>
+        <w:rPr>
+          <w:rFonts w:ascii="Times New Roman" w:hAnsi="Times New Roman" w:cs="Times New Roman"/>
+          <w:sz w:val="24"/>
+          <w:szCs w:val="24"/>
+        </w:rPr>
+        <w:t xml:space="preserve"> and </w:t>
+      </w:r>
+      <w:proofErr w:type="spellStart"/>
+      <w:r>
+        <w:rPr>
+          <w:rFonts w:ascii="Times New Roman" w:hAnsi="Times New Roman" w:cs="Times New Roman"/>
+          <w:sz w:val="24"/>
+          <w:szCs w:val="24"/>
+        </w:rPr>
+        <w:t>Systemics</w:t>
+      </w:r>
+      <w:proofErr w:type="spellEnd"/>
+      <w:r>
+        <w:rPr>
+          <w:rFonts w:ascii="Times New Roman" w:hAnsi="Times New Roman" w:cs="Times New Roman"/>
+          <w:sz w:val="24"/>
+          <w:szCs w:val="24"/>
+        </w:rPr>
+        <w:t xml:space="preserve"> (IIIS).</w:t>
+      </w:r>
+    </w:p>
+    <w:p>
+      <w:pPr>
+        <w:spacing w:line="480" w:lineRule="auto"/>
+        <w:rPr>
+          <w:rFonts w:ascii="Times New Roman" w:hAnsi="Times New Roman" w:cs="Times New Roman"/>
+          <w:sz w:val="24"/>
+          <w:szCs w:val="24"/>
+        </w:rPr>
+      </w:pPr>
+      <w:hyperlink r:id="rId41" w:history="1">
+        <w:proofErr w:type="spellStart"/>
         <w:r>
           <w:rPr>
             <w:rStyle w:val="Hipervnculo"/>
@@ -9247,7 +11908,17 @@
             <w:sz w:val="24"/>
             <w:szCs w:val="24"/>
           </w:rPr>
-          <w:t>CincoModule: Módulo de seguridad basado en roles finos y en perfiles de seguridad para aplicaciones Java EE 5</w:t>
+          <w:t>CincoModule</w:t>
+        </w:r>
+        <w:proofErr w:type="spellEnd"/>
+        <w:r>
+          <w:rPr>
+            <w:rStyle w:val="Hipervnculo"/>
+            <w:rFonts w:ascii="Times New Roman" w:hAnsi="Times New Roman" w:cs="Times New Roman"/>
+            <w:sz w:val="24"/>
+            <w:szCs w:val="24"/>
+          </w:rPr>
+          <w:t>: Módulo de seguridad basado en roles finos y en perfiles de seguridad para aplicaciones Java EE 5</w:t>
         </w:r>
       </w:hyperlink>
     </w:p>
@@ -9402,31 +12073,59 @@
         </w:rPr>
         <w:t xml:space="preserve"> </w:t>
       </w:r>
-      <w:r>
-        <w:rPr>
-          <w:rFonts w:ascii="Times New Roman" w:hAnsi="Times New Roman" w:cs="Times New Roman"/>
-          <w:sz w:val="24"/>
-          <w:szCs w:val="24"/>
-        </w:rPr>
-        <w:t>Sun Microsystems planteó esta visión desde los años ochenta con su lema “La red es el ordenador”, anticipando un futuro donde no solo computadoras, sino también objetos, sensores y dispositivos de todo tipo estarían conectados a la red. Este crecimiento trajo grandes oportunidades, pero también preocupaciones sobre la seguridad y la privacidad.</w:t>
-      </w:r>
-    </w:p>
-    <w:p>
-      <w:pPr>
-        <w:spacing w:line="480" w:lineRule="auto"/>
-        <w:rPr>
-          <w:rFonts w:ascii="Times New Roman" w:hAnsi="Times New Roman" w:cs="Times New Roman"/>
-          <w:sz w:val="24"/>
-          <w:szCs w:val="24"/>
-        </w:rPr>
-      </w:pPr>
-      <w:r>
-        <w:rPr>
-          <w:rFonts w:ascii="Times New Roman" w:hAnsi="Times New Roman" w:cs="Times New Roman"/>
-          <w:sz w:val="24"/>
-          <w:szCs w:val="24"/>
-        </w:rPr>
-        <w:t>En conclusión, el artículo muestra cómo Sun Microsystems entendía la movilidad como un fenómeno integral, que no se limita al acceso remoto, sino que implica llevar servicios digitales a todas partes con la garantía de seguridad. Para lograrlo, se necesita tecnología robusta, estándares abiertos y una gestión profesional de la identidad y la información.</w:t>
+      <w:proofErr w:type="spellStart"/>
+      <w:r>
+        <w:rPr>
+          <w:rFonts w:ascii="Times New Roman" w:hAnsi="Times New Roman" w:cs="Times New Roman"/>
+          <w:sz w:val="24"/>
+          <w:szCs w:val="24"/>
+        </w:rPr>
+        <w:t>Sun</w:t>
+      </w:r>
+      <w:proofErr w:type="spellEnd"/>
+      <w:r>
+        <w:rPr>
+          <w:rFonts w:ascii="Times New Roman" w:hAnsi="Times New Roman" w:cs="Times New Roman"/>
+          <w:sz w:val="24"/>
+          <w:szCs w:val="24"/>
+        </w:rPr>
+        <w:t xml:space="preserve"> Microsystems planteó esta visión desde los años ochenta con su lema “La red es el ordenador”, anticipando un futuro donde no solo computadoras, sino también objetos, sensores y dispositivos de todo tipo estarían conectados a la red. Este crecimiento trajo grandes oportunidades, pero también preocupaciones sobre la seguridad y la privacidad.</w:t>
+      </w:r>
+    </w:p>
+    <w:p>
+      <w:pPr>
+        <w:spacing w:line="480" w:lineRule="auto"/>
+        <w:rPr>
+          <w:rFonts w:ascii="Times New Roman" w:hAnsi="Times New Roman" w:cs="Times New Roman"/>
+          <w:sz w:val="24"/>
+          <w:szCs w:val="24"/>
+        </w:rPr>
+      </w:pPr>
+      <w:r>
+        <w:rPr>
+          <w:rFonts w:ascii="Times New Roman" w:hAnsi="Times New Roman" w:cs="Times New Roman"/>
+          <w:sz w:val="24"/>
+          <w:szCs w:val="24"/>
+        </w:rPr>
+        <w:t xml:space="preserve">En conclusión, el artículo muestra cómo </w:t>
+      </w:r>
+      <w:proofErr w:type="spellStart"/>
+      <w:r>
+        <w:rPr>
+          <w:rFonts w:ascii="Times New Roman" w:hAnsi="Times New Roman" w:cs="Times New Roman"/>
+          <w:sz w:val="24"/>
+          <w:szCs w:val="24"/>
+        </w:rPr>
+        <w:t>Sun</w:t>
+      </w:r>
+      <w:proofErr w:type="spellEnd"/>
+      <w:r>
+        <w:rPr>
+          <w:rFonts w:ascii="Times New Roman" w:hAnsi="Times New Roman" w:cs="Times New Roman"/>
+          <w:sz w:val="24"/>
+          <w:szCs w:val="24"/>
+        </w:rPr>
+        <w:t xml:space="preserve"> Microsystems entendía la movilidad como un fenómeno integral, que no se limita al acceso remoto, sino que implica llevar servicios digitales a todas partes con la garantía de seguridad. Para lograrlo, se necesita tecnología robusta, estándares abiertos y una gestión profesional de la identidad y la información.</w:t>
       </w:r>
     </w:p>
     <w:p>
@@ -9470,7 +12169,7 @@
           <w:szCs w:val="24"/>
         </w:rPr>
         <w:drawing>
-          <wp:inline distT="0" distB="0" distL="0" distR="0" wp14:anchorId="42D30EC0" wp14:editId="2B8B96A8">
+          <wp:inline distT="0" distB="0" distL="0" distR="0" wp14:anchorId="42D30EC0" wp14:editId="72BFFB78">
             <wp:extent cx="3002280" cy="2141220"/>
             <wp:effectExtent l="0" t="0" r="7620" b="0"/>
             <wp:docPr id="199763163" name="Imagen 17"/>
@@ -9487,7 +12186,7 @@
                     </pic:cNvPicPr>
                   </pic:nvPicPr>
                   <pic:blipFill rotWithShape="1">
-                    <a:blip r:embed="rId41" cstate="print">
+                    <a:blip r:embed="rId42" cstate="print">
                       <a:extLst>
                         <a:ext uri="{28A0092B-C50C-407E-A947-70E740481C1C}">
                           <a14:useLocalDpi xmlns:a14="http://schemas.microsoft.com/office/drawing/2010/main" val="0"/>
@@ -9562,7 +12261,43 @@
           <w:szCs w:val="24"/>
         </w:rPr>
         <w:lastRenderedPageBreak/>
-        <w:t xml:space="preserve">Este artículo es visionario porque entiende la movilidad como un fenómeno integral que abarca desde teléfonos hasta electrodomésticos. Sun Microsystems supo anticipar esta realidad proponiendo un marco seguro, abierto y confiable. El valor está en la combinación de tecnologías, un sistema operativo robusto (Solaris), un lenguaje multiplataforma (Java), tarjetas inteligentes (JavaCard) y un estándar de identidad digital (Liberty Alliance). Todo esto construyó un ecosistema donde la movilidad no era solo “estar conectado”, sino garantizar que la información viajara segura y usable en cualquier dispositivo. </w:t>
+        <w:t xml:space="preserve">Este artículo es visionario porque entiende la movilidad como un fenómeno integral que abarca desde teléfonos hasta electrodomésticos. </w:t>
+      </w:r>
+      <w:proofErr w:type="spellStart"/>
+      <w:r>
+        <w:rPr>
+          <w:rFonts w:ascii="Times New Roman" w:hAnsi="Times New Roman" w:cs="Times New Roman"/>
+          <w:sz w:val="24"/>
+          <w:szCs w:val="24"/>
+        </w:rPr>
+        <w:t>Sun</w:t>
+      </w:r>
+      <w:proofErr w:type="spellEnd"/>
+      <w:r>
+        <w:rPr>
+          <w:rFonts w:ascii="Times New Roman" w:hAnsi="Times New Roman" w:cs="Times New Roman"/>
+          <w:sz w:val="24"/>
+          <w:szCs w:val="24"/>
+        </w:rPr>
+        <w:t xml:space="preserve"> Microsystems supo anticipar esta realidad proponiendo un marco seguro, abierto y confiable. El valor está en la combinación de tecnologías, un sistema operativo robusto (Solaris), un lenguaje multiplataforma (Java), tarjetas inteligentes (</w:t>
+      </w:r>
+      <w:proofErr w:type="spellStart"/>
+      <w:r>
+        <w:rPr>
+          <w:rFonts w:ascii="Times New Roman" w:hAnsi="Times New Roman" w:cs="Times New Roman"/>
+          <w:sz w:val="24"/>
+          <w:szCs w:val="24"/>
+        </w:rPr>
+        <w:t>JavaCard</w:t>
+      </w:r>
+      <w:proofErr w:type="spellEnd"/>
+      <w:r>
+        <w:rPr>
+          <w:rFonts w:ascii="Times New Roman" w:hAnsi="Times New Roman" w:cs="Times New Roman"/>
+          <w:sz w:val="24"/>
+          <w:szCs w:val="24"/>
+        </w:rPr>
+        <w:t xml:space="preserve">) y un estándar de identidad digital (Liberty Alliance). Todo esto construyó un ecosistema donde la movilidad no era solo “estar conectado”, sino garantizar que la información viajara segura y usable en cualquier dispositivo. </w:t>
       </w:r>
     </w:p>
     <w:p>
@@ -9612,8 +12347,27 @@
           <w:sz w:val="24"/>
           <w:szCs w:val="24"/>
         </w:rPr>
-        <w:t xml:space="preserve"> Movilidad con seguridad: La propuesta de Sun Microsystems. </w:t>
-      </w:r>
+        <w:t xml:space="preserve"> Movilidad con seguridad: La propuesta de </w:t>
+      </w:r>
+      <w:proofErr w:type="spellStart"/>
+      <w:r>
+        <w:rPr>
+          <w:rFonts w:ascii="Times New Roman" w:hAnsi="Times New Roman" w:cs="Times New Roman"/>
+          <w:sz w:val="24"/>
+          <w:szCs w:val="24"/>
+        </w:rPr>
+        <w:t>Sun</w:t>
+      </w:r>
+      <w:proofErr w:type="spellEnd"/>
+      <w:r>
+        <w:rPr>
+          <w:rFonts w:ascii="Times New Roman" w:hAnsi="Times New Roman" w:cs="Times New Roman"/>
+          <w:sz w:val="24"/>
+          <w:szCs w:val="24"/>
+        </w:rPr>
+        <w:t xml:space="preserve"> Microsystems. </w:t>
+      </w:r>
+      <w:proofErr w:type="spellStart"/>
       <w:r>
         <w:rPr>
           <w:rFonts w:ascii="Times New Roman" w:hAnsi="Times New Roman" w:cs="Times New Roman"/>
@@ -9624,6 +12378,7 @@
         </w:rPr>
         <w:t>Boletic</w:t>
       </w:r>
+      <w:proofErr w:type="spellEnd"/>
       <w:r>
         <w:rPr>
           <w:rFonts w:ascii="Times New Roman" w:hAnsi="Times New Roman" w:cs="Times New Roman"/>
@@ -9642,7 +12397,7 @@
           <w:szCs w:val="24"/>
         </w:rPr>
       </w:pPr>
-      <w:hyperlink r:id="rId42" w:history="1">
+      <w:hyperlink r:id="rId43" w:history="1">
         <w:r>
           <w:rPr>
             <w:rStyle w:val="Hipervnculo"/>
@@ -9961,7 +12716,7 @@
           <w:szCs w:val="24"/>
         </w:rPr>
         <w:drawing>
-          <wp:inline distT="0" distB="0" distL="0" distR="0" wp14:anchorId="7CCC0705" wp14:editId="2290E41B">
+          <wp:inline distT="0" distB="0" distL="0" distR="0" wp14:anchorId="7CCC0705" wp14:editId="5BEB73A2">
             <wp:extent cx="3352800" cy="2506980"/>
             <wp:effectExtent l="0" t="0" r="0" b="7620"/>
             <wp:docPr id="1842162916" name="Imagen 18" descr="Diagrama&#10;&#10;El contenido generado por IA puede ser incorrecto."/>
@@ -9978,7 +12733,7 @@
                     </pic:cNvPicPr>
                   </pic:nvPicPr>
                   <pic:blipFill rotWithShape="1">
-                    <a:blip r:embed="rId43" cstate="print">
+                    <a:blip r:embed="rId44" cstate="print">
                       <a:extLst>
                         <a:ext uri="{28A0092B-C50C-407E-A947-70E740481C1C}">
                           <a14:useLocalDpi xmlns:a14="http://schemas.microsoft.com/office/drawing/2010/main" val="0"/>
@@ -10053,7 +12808,34 @@
           <w:szCs w:val="24"/>
         </w:rPr>
         <w:lastRenderedPageBreak/>
-        <w:t>El artículo deja claro que no todas las plataformas sirven iguales en entornos universitarios. Gitolite destaca cuando se requiere seguridad, control estricto de accesos y gestión profesional de proyectos institucionales; GitLa</w:t>
+        <w:t xml:space="preserve">El artículo deja claro que no todas las plataformas sirven iguales en entornos universitarios. </w:t>
+      </w:r>
+      <w:proofErr w:type="spellStart"/>
+      <w:r>
+        <w:rPr>
+          <w:rFonts w:ascii="Times New Roman" w:hAnsi="Times New Roman" w:cs="Times New Roman"/>
+          <w:sz w:val="24"/>
+          <w:szCs w:val="24"/>
+        </w:rPr>
+        <w:t>Gitolite</w:t>
+      </w:r>
+      <w:proofErr w:type="spellEnd"/>
+      <w:r>
+        <w:rPr>
+          <w:rFonts w:ascii="Times New Roman" w:hAnsi="Times New Roman" w:cs="Times New Roman"/>
+          <w:sz w:val="24"/>
+          <w:szCs w:val="24"/>
+        </w:rPr>
+        <w:t xml:space="preserve"> destaca cuando se requiere seguridad, control estricto de accesos y gestión profesional de proyectos institucionales; </w:t>
+      </w:r>
+      <w:proofErr w:type="spellStart"/>
+      <w:r>
+        <w:rPr>
+          <w:rFonts w:ascii="Times New Roman" w:hAnsi="Times New Roman" w:cs="Times New Roman"/>
+          <w:sz w:val="24"/>
+          <w:szCs w:val="24"/>
+        </w:rPr>
+        <w:t>GitLa</w:t>
       </w:r>
       <w:r>
         <w:rPr>
@@ -10063,6 +12845,7 @@
         </w:rPr>
         <w:t>b</w:t>
       </w:r>
+      <w:proofErr w:type="spellEnd"/>
       <w:r>
         <w:rPr>
           <w:rFonts w:ascii="Times New Roman" w:hAnsi="Times New Roman" w:cs="Times New Roman"/>
@@ -10077,7 +12860,25 @@
           <w:sz w:val="24"/>
           <w:szCs w:val="24"/>
         </w:rPr>
-        <w:t>grupos de estudiantes, porque combina facilidad de uso con colaboración y herramientas adicionales; GitHub y BitBucket son muy conocidos, pero en el contexto analizado no fueron las opciones recomendadas. La correcta configuración de usuarios no depende solo de la herramienta sino también de la formación y las políticas de uso, lo que refuerza la calidad del software y el aprendizaje colaborativo.</w:t>
+        <w:t xml:space="preserve">grupos de estudiantes, porque combina facilidad de uso con colaboración y herramientas adicionales; GitHub y </w:t>
+      </w:r>
+      <w:proofErr w:type="spellStart"/>
+      <w:r>
+        <w:rPr>
+          <w:rFonts w:ascii="Times New Roman" w:hAnsi="Times New Roman" w:cs="Times New Roman"/>
+          <w:sz w:val="24"/>
+          <w:szCs w:val="24"/>
+        </w:rPr>
+        <w:t>BitBucket</w:t>
+      </w:r>
+      <w:proofErr w:type="spellEnd"/>
+      <w:r>
+        <w:rPr>
+          <w:rFonts w:ascii="Times New Roman" w:hAnsi="Times New Roman" w:cs="Times New Roman"/>
+          <w:sz w:val="24"/>
+          <w:szCs w:val="24"/>
+        </w:rPr>
+        <w:t xml:space="preserve"> son muy conocidos, pero en el contexto analizado no fueron las opciones recomendadas. La correcta configuración de usuarios no depende solo de la herramienta sino también de la formación y las políticas de uso, lo que refuerza la calidad del software y el aprendizaje colaborativo.</w:t>
       </w:r>
     </w:p>
     <w:p>
@@ -10157,7 +12958,7 @@
           <w:szCs w:val="24"/>
         </w:rPr>
       </w:pPr>
-      <w:hyperlink r:id="rId44" w:history="1">
+      <w:hyperlink r:id="rId45" w:history="1">
         <w:r>
           <w:rPr>
             <w:rStyle w:val="Hipervnculo"/>
@@ -10313,8 +13114,42 @@
           <w:sz w:val="24"/>
           <w:szCs w:val="24"/>
         </w:rPr>
-        <w:t>Herramientas y tecnologías para el desarrollo web desde el FrontEnd al BackEnd</w:t>
-      </w:r>
+        <w:t xml:space="preserve">Herramientas y tecnologías para el desarrollo web desde el </w:t>
+      </w:r>
+      <w:proofErr w:type="spellStart"/>
+      <w:r>
+        <w:rPr>
+          <w:rFonts w:ascii="Times New Roman" w:hAnsi="Times New Roman" w:cs="Times New Roman"/>
+          <w:b/>
+          <w:bCs/>
+          <w:sz w:val="24"/>
+          <w:szCs w:val="24"/>
+        </w:rPr>
+        <w:t>FrontEnd</w:t>
+      </w:r>
+      <w:proofErr w:type="spellEnd"/>
+      <w:r>
+        <w:rPr>
+          <w:rFonts w:ascii="Times New Roman" w:hAnsi="Times New Roman" w:cs="Times New Roman"/>
+          <w:b/>
+          <w:bCs/>
+          <w:sz w:val="24"/>
+          <w:szCs w:val="24"/>
+        </w:rPr>
+        <w:t xml:space="preserve"> al </w:t>
+      </w:r>
+      <w:proofErr w:type="spellStart"/>
+      <w:r>
+        <w:rPr>
+          <w:rFonts w:ascii="Times New Roman" w:hAnsi="Times New Roman" w:cs="Times New Roman"/>
+          <w:b/>
+          <w:bCs/>
+          <w:sz w:val="24"/>
+          <w:szCs w:val="24"/>
+        </w:rPr>
+        <w:t>BackEnd</w:t>
+      </w:r>
+      <w:proofErr w:type="spellEnd"/>
     </w:p>
     <w:p>
       <w:pPr>
@@ -10372,26 +13207,21 @@
         </w:rPr>
         <w:t xml:space="preserve">, tanto en la parte del </w:t>
       </w:r>
-      <w:r>
-        <w:rPr>
-          <w:rFonts w:ascii="Times New Roman" w:hAnsi="Times New Roman" w:cs="Times New Roman"/>
-          <w:bCs/>
-          <w:sz w:val="24"/>
-          <w:szCs w:val="24"/>
-        </w:rPr>
-        <w:t xml:space="preserve">Frontend </w:t>
-      </w:r>
-      <w:r>
-        <w:rPr>
-          <w:rFonts w:ascii="Times New Roman" w:hAnsi="Times New Roman" w:cs="Times New Roman"/>
-          <w:sz w:val="24"/>
-          <w:szCs w:val="24"/>
-        </w:rPr>
-        <w:t>como en el Backend, resaltando su importancia en la formación de futuros profesionales de la informática. El propósito central es identificar qué herramientas son más utilizadas en el ámbito laboral y fomentar su inclusión en los planes de estudio universitarios.</w:t>
-      </w:r>
-      <w:r>
-        <w:rPr>
-          <w:rFonts w:ascii="Times New Roman" w:hAnsi="Times New Roman" w:cs="Times New Roman"/>
+      <w:proofErr w:type="spellStart"/>
+      <w:r>
+        <w:rPr>
+          <w:rFonts w:ascii="Times New Roman" w:hAnsi="Times New Roman" w:cs="Times New Roman"/>
+          <w:bCs/>
+          <w:sz w:val="24"/>
+          <w:szCs w:val="24"/>
+        </w:rPr>
+        <w:t>Frontend</w:t>
+      </w:r>
+      <w:proofErr w:type="spellEnd"/>
+      <w:r>
+        <w:rPr>
+          <w:rFonts w:ascii="Times New Roman" w:hAnsi="Times New Roman" w:cs="Times New Roman"/>
+          <w:bCs/>
           <w:sz w:val="24"/>
           <w:szCs w:val="24"/>
         </w:rPr>
@@ -10403,25 +13233,167 @@
           <w:sz w:val="24"/>
           <w:szCs w:val="24"/>
         </w:rPr>
-        <w:t>El artículo destaca que, aunque los roles de Frontend y Backend están diferenciados, ambos deben trabajar de forma complementaria. Por ejemplo, un Frontend necesita conocer cómo funcionan las API y las bases de datos, mientras que un Backend debe tener nociones de cómo se estructura la interfaz.</w:t>
-      </w:r>
-    </w:p>
-    <w:p>
-      <w:pPr>
-        <w:spacing w:line="480" w:lineRule="auto"/>
-        <w:rPr>
-          <w:rFonts w:ascii="Times New Roman" w:hAnsi="Times New Roman" w:cs="Times New Roman"/>
-          <w:sz w:val="24"/>
-          <w:szCs w:val="24"/>
-        </w:rPr>
-      </w:pPr>
-      <w:r>
-        <w:rPr>
-          <w:rFonts w:ascii="Times New Roman" w:hAnsi="Times New Roman" w:cs="Times New Roman"/>
-          <w:sz w:val="24"/>
-          <w:szCs w:val="24"/>
-        </w:rPr>
-        <w:t>En conclusión, el artículo subraya que para formar profesionales competitivos en informática es indispensable incorporar en la educación universitaria los conocimientos más actualizados sobre desarrollo web. Tanto el Frontend como el Backend requieren dominio de múltiples tecnologías, y conocerlas no solo mejora la formación académica, sino que también facilita la transición de los estudiantes al mundo laboral.</w:t>
+        <w:t xml:space="preserve">como en el </w:t>
+      </w:r>
+      <w:proofErr w:type="spellStart"/>
+      <w:r>
+        <w:rPr>
+          <w:rFonts w:ascii="Times New Roman" w:hAnsi="Times New Roman" w:cs="Times New Roman"/>
+          <w:sz w:val="24"/>
+          <w:szCs w:val="24"/>
+        </w:rPr>
+        <w:t>Backend</w:t>
+      </w:r>
+      <w:proofErr w:type="spellEnd"/>
+      <w:r>
+        <w:rPr>
+          <w:rFonts w:ascii="Times New Roman" w:hAnsi="Times New Roman" w:cs="Times New Roman"/>
+          <w:sz w:val="24"/>
+          <w:szCs w:val="24"/>
+        </w:rPr>
+        <w:t>, resaltando su importancia en la formación de futuros profesionales de la informática. El propósito central es identificar qué herramientas son más utilizadas en el ámbito laboral y fomentar su inclusión en los planes de estudio universitarios.</w:t>
+      </w:r>
+      <w:r>
+        <w:rPr>
+          <w:rFonts w:ascii="Times New Roman" w:hAnsi="Times New Roman" w:cs="Times New Roman"/>
+          <w:sz w:val="24"/>
+          <w:szCs w:val="24"/>
+        </w:rPr>
+        <w:t xml:space="preserve"> </w:t>
+      </w:r>
+      <w:r>
+        <w:rPr>
+          <w:rFonts w:ascii="Times New Roman" w:hAnsi="Times New Roman" w:cs="Times New Roman"/>
+          <w:sz w:val="24"/>
+          <w:szCs w:val="24"/>
+        </w:rPr>
+        <w:t xml:space="preserve">El artículo destaca que, aunque los roles de </w:t>
+      </w:r>
+      <w:proofErr w:type="spellStart"/>
+      <w:r>
+        <w:rPr>
+          <w:rFonts w:ascii="Times New Roman" w:hAnsi="Times New Roman" w:cs="Times New Roman"/>
+          <w:sz w:val="24"/>
+          <w:szCs w:val="24"/>
+        </w:rPr>
+        <w:t>Frontend</w:t>
+      </w:r>
+      <w:proofErr w:type="spellEnd"/>
+      <w:r>
+        <w:rPr>
+          <w:rFonts w:ascii="Times New Roman" w:hAnsi="Times New Roman" w:cs="Times New Roman"/>
+          <w:sz w:val="24"/>
+          <w:szCs w:val="24"/>
+        </w:rPr>
+        <w:t xml:space="preserve"> y </w:t>
+      </w:r>
+      <w:proofErr w:type="spellStart"/>
+      <w:r>
+        <w:rPr>
+          <w:rFonts w:ascii="Times New Roman" w:hAnsi="Times New Roman" w:cs="Times New Roman"/>
+          <w:sz w:val="24"/>
+          <w:szCs w:val="24"/>
+        </w:rPr>
+        <w:t>Backend</w:t>
+      </w:r>
+      <w:proofErr w:type="spellEnd"/>
+      <w:r>
+        <w:rPr>
+          <w:rFonts w:ascii="Times New Roman" w:hAnsi="Times New Roman" w:cs="Times New Roman"/>
+          <w:sz w:val="24"/>
+          <w:szCs w:val="24"/>
+        </w:rPr>
+        <w:t xml:space="preserve"> están diferenciados, ambos deben trabajar de forma complementaria. Por ejemplo, un </w:t>
+      </w:r>
+      <w:proofErr w:type="spellStart"/>
+      <w:r>
+        <w:rPr>
+          <w:rFonts w:ascii="Times New Roman" w:hAnsi="Times New Roman" w:cs="Times New Roman"/>
+          <w:sz w:val="24"/>
+          <w:szCs w:val="24"/>
+        </w:rPr>
+        <w:t>Frontend</w:t>
+      </w:r>
+      <w:proofErr w:type="spellEnd"/>
+      <w:r>
+        <w:rPr>
+          <w:rFonts w:ascii="Times New Roman" w:hAnsi="Times New Roman" w:cs="Times New Roman"/>
+          <w:sz w:val="24"/>
+          <w:szCs w:val="24"/>
+        </w:rPr>
+        <w:t xml:space="preserve"> necesita conocer cómo funcionan las API y las bases de datos, mientras que un </w:t>
+      </w:r>
+      <w:proofErr w:type="spellStart"/>
+      <w:r>
+        <w:rPr>
+          <w:rFonts w:ascii="Times New Roman" w:hAnsi="Times New Roman" w:cs="Times New Roman"/>
+          <w:sz w:val="24"/>
+          <w:szCs w:val="24"/>
+        </w:rPr>
+        <w:t>Backend</w:t>
+      </w:r>
+      <w:proofErr w:type="spellEnd"/>
+      <w:r>
+        <w:rPr>
+          <w:rFonts w:ascii="Times New Roman" w:hAnsi="Times New Roman" w:cs="Times New Roman"/>
+          <w:sz w:val="24"/>
+          <w:szCs w:val="24"/>
+        </w:rPr>
+        <w:t xml:space="preserve"> debe tener nociones de cómo se estructura la interfaz.</w:t>
+      </w:r>
+    </w:p>
+    <w:p>
+      <w:pPr>
+        <w:spacing w:line="480" w:lineRule="auto"/>
+        <w:rPr>
+          <w:rFonts w:ascii="Times New Roman" w:hAnsi="Times New Roman" w:cs="Times New Roman"/>
+          <w:sz w:val="24"/>
+          <w:szCs w:val="24"/>
+        </w:rPr>
+      </w:pPr>
+      <w:r>
+        <w:rPr>
+          <w:rFonts w:ascii="Times New Roman" w:hAnsi="Times New Roman" w:cs="Times New Roman"/>
+          <w:sz w:val="24"/>
+          <w:szCs w:val="24"/>
+        </w:rPr>
+        <w:t xml:space="preserve">En conclusión, el artículo subraya que para formar profesionales competitivos en informática es indispensable incorporar en la educación universitaria los conocimientos más actualizados sobre desarrollo web. Tanto el </w:t>
+      </w:r>
+      <w:proofErr w:type="spellStart"/>
+      <w:r>
+        <w:rPr>
+          <w:rFonts w:ascii="Times New Roman" w:hAnsi="Times New Roman" w:cs="Times New Roman"/>
+          <w:sz w:val="24"/>
+          <w:szCs w:val="24"/>
+        </w:rPr>
+        <w:t>Frontend</w:t>
+      </w:r>
+      <w:proofErr w:type="spellEnd"/>
+      <w:r>
+        <w:rPr>
+          <w:rFonts w:ascii="Times New Roman" w:hAnsi="Times New Roman" w:cs="Times New Roman"/>
+          <w:sz w:val="24"/>
+          <w:szCs w:val="24"/>
+        </w:rPr>
+        <w:t xml:space="preserve"> como el </w:t>
+      </w:r>
+      <w:proofErr w:type="spellStart"/>
+      <w:r>
+        <w:rPr>
+          <w:rFonts w:ascii="Times New Roman" w:hAnsi="Times New Roman" w:cs="Times New Roman"/>
+          <w:sz w:val="24"/>
+          <w:szCs w:val="24"/>
+        </w:rPr>
+        <w:t>Backend</w:t>
+      </w:r>
+      <w:proofErr w:type="spellEnd"/>
+      <w:r>
+        <w:rPr>
+          <w:rFonts w:ascii="Times New Roman" w:hAnsi="Times New Roman" w:cs="Times New Roman"/>
+          <w:sz w:val="24"/>
+          <w:szCs w:val="24"/>
+        </w:rPr>
+        <w:t xml:space="preserve"> requieren dominio de múltiples tecnologías, y conocerlas no solo mejora la formación académica, sino que también facilita la transición de los estudiantes al mundo laboral.</w:t>
       </w:r>
     </w:p>
     <w:p>
@@ -10465,7 +13437,7 @@
           <w:szCs w:val="24"/>
         </w:rPr>
         <w:drawing>
-          <wp:inline distT="0" distB="0" distL="0" distR="0" wp14:anchorId="209BF391" wp14:editId="135798E2">
+          <wp:inline distT="0" distB="0" distL="0" distR="0" wp14:anchorId="209BF391" wp14:editId="78547A79">
             <wp:extent cx="5189220" cy="2141220"/>
             <wp:effectExtent l="0" t="0" r="0" b="0"/>
             <wp:docPr id="828404293" name="Imagen 19" descr="Diagrama&#10;&#10;El contenido generado por IA puede ser incorrecto."/>
@@ -10482,7 +13454,7 @@
                     </pic:cNvPicPr>
                   </pic:nvPicPr>
                   <pic:blipFill rotWithShape="1">
-                    <a:blip r:embed="rId45" cstate="print">
+                    <a:blip r:embed="rId46" cstate="print">
                       <a:extLst>
                         <a:ext uri="{28A0092B-C50C-407E-A947-70E740481C1C}">
                           <a14:useLocalDpi xmlns:a14="http://schemas.microsoft.com/office/drawing/2010/main" val="0"/>
@@ -10557,7 +13529,43 @@
           <w:sz w:val="24"/>
           <w:szCs w:val="24"/>
         </w:rPr>
-        <w:t xml:space="preserve">Incorporar estas herramientas en los planes de estudio es vital para garantizar que los estudiantes no solo comprendan los fundamentos teóricos, sino que también estén preparados para enfrentar entornos de trabajo reales. Además, el enfoque en la complementariedad entre Frontend y Backend refleja cómo el desarrollo web moderno requiere profesionales con visión integral, incluso si se especializan en un área. Esto fomenta la colaboración efectiva en equipos de desarrollo y fortalece la calidad de los proyectos. </w:t>
+        <w:t xml:space="preserve">Incorporar estas herramientas en los planes de estudio es vital para garantizar que los estudiantes no solo comprendan los fundamentos teóricos, sino que también estén preparados para enfrentar entornos de trabajo reales. Además, el enfoque en la complementariedad entre </w:t>
+      </w:r>
+      <w:proofErr w:type="spellStart"/>
+      <w:r>
+        <w:rPr>
+          <w:rFonts w:ascii="Times New Roman" w:hAnsi="Times New Roman" w:cs="Times New Roman"/>
+          <w:sz w:val="24"/>
+          <w:szCs w:val="24"/>
+        </w:rPr>
+        <w:t>Frontend</w:t>
+      </w:r>
+      <w:proofErr w:type="spellEnd"/>
+      <w:r>
+        <w:rPr>
+          <w:rFonts w:ascii="Times New Roman" w:hAnsi="Times New Roman" w:cs="Times New Roman"/>
+          <w:sz w:val="24"/>
+          <w:szCs w:val="24"/>
+        </w:rPr>
+        <w:t xml:space="preserve"> y </w:t>
+      </w:r>
+      <w:proofErr w:type="spellStart"/>
+      <w:r>
+        <w:rPr>
+          <w:rFonts w:ascii="Times New Roman" w:hAnsi="Times New Roman" w:cs="Times New Roman"/>
+          <w:sz w:val="24"/>
+          <w:szCs w:val="24"/>
+        </w:rPr>
+        <w:t>Backend</w:t>
+      </w:r>
+      <w:proofErr w:type="spellEnd"/>
+      <w:r>
+        <w:rPr>
+          <w:rFonts w:ascii="Times New Roman" w:hAnsi="Times New Roman" w:cs="Times New Roman"/>
+          <w:sz w:val="24"/>
+          <w:szCs w:val="24"/>
+        </w:rPr>
+        <w:t xml:space="preserve"> refleja cómo el desarrollo web moderno requiere profesionales con visión integral, incluso si se especializan en un área. Esto fomenta la colaboración efectiva en equipos de desarrollo y fortalece la calidad de los proyectos. </w:t>
       </w:r>
     </w:p>
     <w:p>
@@ -10599,15 +13607,73 @@
           <w:sz w:val="24"/>
           <w:szCs w:val="24"/>
         </w:rPr>
-        <w:t>Pérez Ibarra, S. G., Quispe, J. R., Mullicundo, F. F., &amp; Lamas, D. A. (2021).</w:t>
-      </w:r>
-      <w:r>
-        <w:rPr>
-          <w:rFonts w:ascii="Times New Roman" w:hAnsi="Times New Roman" w:cs="Times New Roman"/>
-          <w:sz w:val="24"/>
-          <w:szCs w:val="24"/>
-        </w:rPr>
-        <w:t xml:space="preserve"> Herramientas y tecnologías para el desarrollo web desde el frontend al backend. En </w:t>
+        <w:t xml:space="preserve">Pérez Ibarra, S. G., Quispe, J. R., </w:t>
+      </w:r>
+      <w:proofErr w:type="spellStart"/>
+      <w:r>
+        <w:rPr>
+          <w:rFonts w:ascii="Times New Roman" w:hAnsi="Times New Roman" w:cs="Times New Roman"/>
+          <w:b/>
+          <w:bCs/>
+          <w:sz w:val="24"/>
+          <w:szCs w:val="24"/>
+        </w:rPr>
+        <w:t>Mullicundo</w:t>
+      </w:r>
+      <w:proofErr w:type="spellEnd"/>
+      <w:r>
+        <w:rPr>
+          <w:rFonts w:ascii="Times New Roman" w:hAnsi="Times New Roman" w:cs="Times New Roman"/>
+          <w:b/>
+          <w:bCs/>
+          <w:sz w:val="24"/>
+          <w:szCs w:val="24"/>
+        </w:rPr>
+        <w:t>, F. F., &amp; Lamas, D. A. (2021).</w:t>
+      </w:r>
+      <w:r>
+        <w:rPr>
+          <w:rFonts w:ascii="Times New Roman" w:hAnsi="Times New Roman" w:cs="Times New Roman"/>
+          <w:sz w:val="24"/>
+          <w:szCs w:val="24"/>
+        </w:rPr>
+        <w:t xml:space="preserve"> Herramientas y tecnologías para el desarrollo web desde el </w:t>
+      </w:r>
+      <w:proofErr w:type="spellStart"/>
+      <w:r>
+        <w:rPr>
+          <w:rFonts w:ascii="Times New Roman" w:hAnsi="Times New Roman" w:cs="Times New Roman"/>
+          <w:sz w:val="24"/>
+          <w:szCs w:val="24"/>
+        </w:rPr>
+        <w:t>frontend</w:t>
+      </w:r>
+      <w:proofErr w:type="spellEnd"/>
+      <w:r>
+        <w:rPr>
+          <w:rFonts w:ascii="Times New Roman" w:hAnsi="Times New Roman" w:cs="Times New Roman"/>
+          <w:sz w:val="24"/>
+          <w:szCs w:val="24"/>
+        </w:rPr>
+        <w:t xml:space="preserve"> al </w:t>
+      </w:r>
+      <w:proofErr w:type="spellStart"/>
+      <w:r>
+        <w:rPr>
+          <w:rFonts w:ascii="Times New Roman" w:hAnsi="Times New Roman" w:cs="Times New Roman"/>
+          <w:sz w:val="24"/>
+          <w:szCs w:val="24"/>
+        </w:rPr>
+        <w:t>backend</w:t>
+      </w:r>
+      <w:proofErr w:type="spellEnd"/>
+      <w:r>
+        <w:rPr>
+          <w:rFonts w:ascii="Times New Roman" w:hAnsi="Times New Roman" w:cs="Times New Roman"/>
+          <w:sz w:val="24"/>
+          <w:szCs w:val="24"/>
+        </w:rPr>
+        <w:t xml:space="preserve">. En </w:t>
       </w:r>
       <w:r>
         <w:rPr>
@@ -10625,19 +13691,37 @@
           <w:sz w:val="24"/>
           <w:szCs w:val="24"/>
         </w:rPr>
-        <w:t xml:space="preserve"> (pp. 347–350). RedUNCI – Universidad Nacional de Chilecito. ISBN 978-987-24611-3-3.</w:t>
-      </w:r>
-    </w:p>
-    <w:p>
-      <w:pPr>
-        <w:spacing w:line="480" w:lineRule="auto"/>
-        <w:rPr>
-          <w:rFonts w:ascii="Times New Roman" w:hAnsi="Times New Roman" w:cs="Times New Roman"/>
-          <w:sz w:val="24"/>
-          <w:szCs w:val="24"/>
-        </w:rPr>
-      </w:pPr>
-      <w:hyperlink r:id="rId46" w:history="1">
+        <w:t xml:space="preserve"> (pp. 347–350). </w:t>
+      </w:r>
+      <w:proofErr w:type="spellStart"/>
+      <w:r>
+        <w:rPr>
+          <w:rFonts w:ascii="Times New Roman" w:hAnsi="Times New Roman" w:cs="Times New Roman"/>
+          <w:sz w:val="24"/>
+          <w:szCs w:val="24"/>
+        </w:rPr>
+        <w:t>RedUNCI</w:t>
+      </w:r>
+      <w:proofErr w:type="spellEnd"/>
+      <w:r>
+        <w:rPr>
+          <w:rFonts w:ascii="Times New Roman" w:hAnsi="Times New Roman" w:cs="Times New Roman"/>
+          <w:sz w:val="24"/>
+          <w:szCs w:val="24"/>
+        </w:rPr>
+        <w:t xml:space="preserve"> – Universidad Nacional de Chilecito. ISBN 978-987-24611-3-3.</w:t>
+      </w:r>
+    </w:p>
+    <w:p>
+      <w:pPr>
+        <w:spacing w:line="480" w:lineRule="auto"/>
+        <w:rPr>
+          <w:rFonts w:ascii="Times New Roman" w:hAnsi="Times New Roman" w:cs="Times New Roman"/>
+          <w:sz w:val="24"/>
+          <w:szCs w:val="24"/>
+        </w:rPr>
+      </w:pPr>
+      <w:hyperlink r:id="rId47" w:history="1">
         <w:r>
           <w:rPr>
             <w:rStyle w:val="Hipervnculo"/>
@@ -10645,8 +13729,39 @@
             <w:sz w:val="24"/>
             <w:szCs w:val="24"/>
           </w:rPr>
-          <w:t>Herramientas y tecnologías para el desarrollo web desde el FrontEnd al BackEnd</w:t>
+          <w:t xml:space="preserve">Herramientas y tecnologías para el desarrollo web desde el </w:t>
         </w:r>
+        <w:proofErr w:type="spellStart"/>
+        <w:r>
+          <w:rPr>
+            <w:rStyle w:val="Hipervnculo"/>
+            <w:rFonts w:ascii="Times New Roman" w:hAnsi="Times New Roman" w:cs="Times New Roman"/>
+            <w:sz w:val="24"/>
+            <w:szCs w:val="24"/>
+          </w:rPr>
+          <w:t>FrontEnd</w:t>
+        </w:r>
+        <w:proofErr w:type="spellEnd"/>
+        <w:r>
+          <w:rPr>
+            <w:rStyle w:val="Hipervnculo"/>
+            <w:rFonts w:ascii="Times New Roman" w:hAnsi="Times New Roman" w:cs="Times New Roman"/>
+            <w:sz w:val="24"/>
+            <w:szCs w:val="24"/>
+          </w:rPr>
+          <w:t xml:space="preserve"> al </w:t>
+        </w:r>
+        <w:proofErr w:type="spellStart"/>
+        <w:r>
+          <w:rPr>
+            <w:rStyle w:val="Hipervnculo"/>
+            <w:rFonts w:ascii="Times New Roman" w:hAnsi="Times New Roman" w:cs="Times New Roman"/>
+            <w:sz w:val="24"/>
+            <w:szCs w:val="24"/>
+          </w:rPr>
+          <w:t>BackEnd</w:t>
+        </w:r>
+        <w:proofErr w:type="spellEnd"/>
       </w:hyperlink>
     </w:p>
     <w:p>
@@ -10912,7 +14027,7 @@
         </w:rPr>
         <w:lastRenderedPageBreak/>
         <w:drawing>
-          <wp:inline distT="0" distB="0" distL="0" distR="0" wp14:anchorId="2FDB1D3D" wp14:editId="651936C9">
+          <wp:inline distT="0" distB="0" distL="0" distR="0" wp14:anchorId="2FDB1D3D" wp14:editId="26327237">
             <wp:extent cx="3985260" cy="2278380"/>
             <wp:effectExtent l="0" t="0" r="0" b="7620"/>
             <wp:docPr id="482897309" name="Imagen 20" descr="Diagrama, Esquemático&#10;&#10;El contenido generado por IA puede ser incorrecto."/>
@@ -10929,7 +14044,7 @@
                     </pic:cNvPicPr>
                   </pic:nvPicPr>
                   <pic:blipFill rotWithShape="1">
-                    <a:blip r:embed="rId47" cstate="print">
+                    <a:blip r:embed="rId48" cstate="print">
                       <a:extLst>
                         <a:ext uri="{28A0092B-C50C-407E-A947-70E740481C1C}">
                           <a14:useLocalDpi xmlns:a14="http://schemas.microsoft.com/office/drawing/2010/main" val="0"/>
@@ -11003,7 +14118,25 @@
           <w:sz w:val="24"/>
           <w:szCs w:val="24"/>
         </w:rPr>
-        <w:t xml:space="preserve">La seguridad no depende solo de la plataforma sino de las prácticas del desarrollador. Android provee mecanismos como sandbox y permisos, pero si el programador descuida validaciones </w:t>
+        <w:t xml:space="preserve">La seguridad no depende solo de la plataforma sino de las prácticas del desarrollador. Android provee mecanismos como </w:t>
+      </w:r>
+      <w:proofErr w:type="spellStart"/>
+      <w:r>
+        <w:rPr>
+          <w:rFonts w:ascii="Times New Roman" w:hAnsi="Times New Roman" w:cs="Times New Roman"/>
+          <w:sz w:val="24"/>
+          <w:szCs w:val="24"/>
+        </w:rPr>
+        <w:t>sandbox</w:t>
+      </w:r>
+      <w:proofErr w:type="spellEnd"/>
+      <w:r>
+        <w:rPr>
+          <w:rFonts w:ascii="Times New Roman" w:hAnsi="Times New Roman" w:cs="Times New Roman"/>
+          <w:sz w:val="24"/>
+          <w:szCs w:val="24"/>
+        </w:rPr>
+        <w:t xml:space="preserve"> y permisos, pero si el programador descuida validaciones </w:t>
       </w:r>
       <w:r>
         <w:rPr>
@@ -11055,7 +14188,29 @@
           <w:sz w:val="24"/>
           <w:szCs w:val="24"/>
         </w:rPr>
-        <w:t>Pimienta García, R., Aguilar Torres, G., Ramírez Flores, M., &amp; Gallegos, G. (s. f.).</w:t>
+        <w:t xml:space="preserve">Pimienta García, R., Aguilar Torres, G., Ramírez Flores, M., &amp; </w:t>
+      </w:r>
+      <w:proofErr w:type="gramStart"/>
+      <w:r>
+        <w:rPr>
+          <w:rFonts w:ascii="Times New Roman" w:hAnsi="Times New Roman" w:cs="Times New Roman"/>
+          <w:b/>
+          <w:bCs/>
+          <w:sz w:val="24"/>
+          <w:szCs w:val="24"/>
+        </w:rPr>
+        <w:t>Gallegos</w:t>
+      </w:r>
+      <w:proofErr w:type="gramEnd"/>
+      <w:r>
+        <w:rPr>
+          <w:rFonts w:ascii="Times New Roman" w:hAnsi="Times New Roman" w:cs="Times New Roman"/>
+          <w:b/>
+          <w:bCs/>
+          <w:sz w:val="24"/>
+          <w:szCs w:val="24"/>
+        </w:rPr>
+        <w:t>, G. (s. f.).</w:t>
       </w:r>
       <w:r>
         <w:rPr>
@@ -11103,7 +14258,7 @@
           <w:szCs w:val="24"/>
         </w:rPr>
       </w:pPr>
-      <w:hyperlink r:id="rId48" w:history="1">
+      <w:hyperlink r:id="rId49" w:history="1">
         <w:r>
           <w:rPr>
             <w:rStyle w:val="Hipervnculo"/>
@@ -14025,7 +17180,6 @@
   <w:style w:type="character" w:default="1" w:styleId="Fuentedeprrafopredeter">
     <w:name w:val="Default Paragraph Font"/>
     <w:uiPriority w:val="1"/>
-    <w:semiHidden/>
     <w:unhideWhenUsed/>
   </w:style>
   <w:style w:type="table" w:default="1" w:styleId="Tablanormal">
